--- a/Module4 Test driven development and Logging framework/Module 4 Theory.docx
+++ b/Module4 Test driven development and Logging framework/Module 4 Theory.docx
@@ -132,8 +132,6 @@
         </w:rPr>
         <w:t>Benefits of TDD</w:t>
       </w:r>
-      <w:bookmarkStart w:id="0" w:name="_GoBack"/>
-      <w:bookmarkEnd w:id="0"/>
     </w:p>
     <w:p>
       <w:pPr>
@@ -156,6 +154,15 @@
         </w:rPr>
         <w:t>TDD vs. Traditional Testing</w:t>
       </w:r>
+      <w:r>
+        <w:rPr>
+          <w:sz w:val="24"/>
+          <w:szCs w:val="24"/>
+        </w:rPr>
+        <w:t>.</w:t>
+      </w:r>
+      <w:bookmarkStart w:id="0" w:name="_GoBack"/>
+      <w:bookmarkEnd w:id="0"/>
     </w:p>
     <w:sectPr>
       <w:pgSz w:w="11906" w:h="16838"/>

--- a/Module4 Test driven development and Logging framework/Module 4 Theory.docx
+++ b/Module4 Test driven development and Logging framework/Module 4 Theory.docx
@@ -161,8 +161,185 @@
         </w:rPr>
         <w:t>.</w:t>
       </w:r>
+    </w:p>
+    <w:p>
+      <w:pPr>
+        <w:rPr>
+          <w:b/>
+          <w:sz w:val="24"/>
+          <w:szCs w:val="24"/>
+          <w:lang w:val="en-US"/>
+        </w:rPr>
+      </w:pPr>
+      <w:r>
+        <w:rPr>
+          <w:b/>
+          <w:sz w:val="24"/>
+          <w:szCs w:val="24"/>
+          <w:lang w:val="en-US"/>
+        </w:rPr>
+        <w:t>Topic 1 completed</w:t>
+      </w:r>
+    </w:p>
+    <w:p>
+      <w:pPr>
+        <w:rPr>
+          <w:b/>
+          <w:sz w:val="24"/>
+          <w:szCs w:val="24"/>
+          <w:lang w:val="en-US"/>
+        </w:rPr>
+      </w:pPr>
+    </w:p>
+    <w:p>
+      <w:pPr>
+        <w:pStyle w:val="ListParagraph"/>
+        <w:numPr>
+          <w:ilvl w:val="0"/>
+          <w:numId w:val="1"/>
+        </w:numPr>
+        <w:rPr>
+          <w:b/>
+          <w:sz w:val="24"/>
+          <w:szCs w:val="24"/>
+          <w:lang w:val="en-US"/>
+        </w:rPr>
+      </w:pPr>
+      <w:r>
+        <w:rPr>
+          <w:b/>
+          <w:sz w:val="28"/>
+          <w:szCs w:val="28"/>
+        </w:rPr>
+        <w:t>Concept:</w:t>
+      </w:r>
+      <w:r>
+        <w:t xml:space="preserve"> </w:t>
+      </w:r>
+      <w:r>
+        <w:rPr>
+          <w:sz w:val="24"/>
+          <w:szCs w:val="24"/>
+        </w:rPr>
+        <w:t>TDD Cycle</w:t>
+      </w:r>
+      <w:r>
+        <w:t xml:space="preserve"> </w:t>
+      </w:r>
+    </w:p>
+    <w:p>
+      <w:pPr>
+        <w:pStyle w:val="ListParagraph"/>
+      </w:pPr>
       <w:bookmarkStart w:id="0" w:name="_GoBack"/>
       <w:bookmarkEnd w:id="0"/>
+    </w:p>
+    <w:p>
+      <w:pPr>
+        <w:pStyle w:val="ListParagraph"/>
+        <w:rPr>
+          <w:b/>
+          <w:sz w:val="28"/>
+          <w:szCs w:val="28"/>
+        </w:rPr>
+      </w:pPr>
+      <w:r>
+        <w:rPr>
+          <w:b/>
+          <w:sz w:val="28"/>
+          <w:szCs w:val="28"/>
+        </w:rPr>
+        <w:t>Topics:</w:t>
+      </w:r>
+    </w:p>
+    <w:p>
+      <w:pPr>
+        <w:pStyle w:val="ListParagraph"/>
+        <w:numPr>
+          <w:ilvl w:val="0"/>
+          <w:numId w:val="3"/>
+        </w:numPr>
+        <w:rPr>
+          <w:sz w:val="24"/>
+          <w:szCs w:val="24"/>
+        </w:rPr>
+      </w:pPr>
+      <w:r>
+        <w:rPr>
+          <w:sz w:val="24"/>
+          <w:szCs w:val="24"/>
+        </w:rPr>
+        <w:t>Red-Green-Refactor Cycle</w:t>
+      </w:r>
+    </w:p>
+    <w:p>
+      <w:pPr>
+        <w:pStyle w:val="ListParagraph"/>
+        <w:numPr>
+          <w:ilvl w:val="0"/>
+          <w:numId w:val="3"/>
+        </w:numPr>
+        <w:rPr>
+          <w:sz w:val="24"/>
+          <w:szCs w:val="24"/>
+        </w:rPr>
+      </w:pPr>
+      <w:r>
+        <w:rPr>
+          <w:sz w:val="24"/>
+          <w:szCs w:val="24"/>
+        </w:rPr>
+        <w:t>Writing Failing Tests</w:t>
+      </w:r>
+    </w:p>
+    <w:p>
+      <w:pPr>
+        <w:pStyle w:val="ListParagraph"/>
+        <w:numPr>
+          <w:ilvl w:val="0"/>
+          <w:numId w:val="3"/>
+        </w:numPr>
+        <w:rPr>
+          <w:sz w:val="24"/>
+          <w:szCs w:val="24"/>
+        </w:rPr>
+      </w:pPr>
+      <w:r>
+        <w:rPr>
+          <w:sz w:val="24"/>
+          <w:szCs w:val="24"/>
+        </w:rPr>
+        <w:t>Writ</w:t>
+      </w:r>
+      <w:r>
+        <w:rPr>
+          <w:sz w:val="24"/>
+          <w:szCs w:val="24"/>
+        </w:rPr>
+        <w:t>ing Minimal Code to Pass Tests</w:t>
+      </w:r>
+    </w:p>
+    <w:p>
+      <w:pPr>
+        <w:pStyle w:val="ListParagraph"/>
+        <w:numPr>
+          <w:ilvl w:val="0"/>
+          <w:numId w:val="3"/>
+        </w:numPr>
+        <w:rPr>
+          <w:b/>
+          <w:sz w:val="24"/>
+          <w:szCs w:val="24"/>
+          <w:lang w:val="en-US"/>
+        </w:rPr>
+      </w:pPr>
+      <w:r>
+        <w:rPr>
+          <w:sz w:val="24"/>
+          <w:szCs w:val="24"/>
+        </w:rPr>
+        <w:t>Refactoring Code</w:t>
+      </w:r>
     </w:p>
     <w:sectPr>
       <w:pgSz w:w="11906" w:h="16838"/>
@@ -179,8 +356,8 @@
   <w:abstractNum w:abstractNumId="0" w15:restartNumberingAfterBreak="0">
     <w:nsid w:val="06C6135D"/>
     <w:multiLevelType w:val="hybridMultilevel"/>
-    <w:tmpl w:val="6E486312"/>
-    <w:lvl w:ilvl="0" w:tplc="40090011">
+    <w:tmpl w:val="DA102FDE"/>
+    <w:lvl w:ilvl="0" w:tplc="B21C7362">
       <w:start w:val="1"/>
       <w:numFmt w:val="decimal"/>
       <w:lvlText w:val="%1)"/>
@@ -190,6 +367,8 @@
       </w:pPr>
       <w:rPr>
         <w:rFonts w:hint="default"/>
+        <w:sz w:val="28"/>
+        <w:szCs w:val="28"/>
       </w:rPr>
     </w:lvl>
     <w:lvl w:ilvl="1" w:tplc="40090019" w:tentative="1">
@@ -266,6 +445,119 @@
     </w:lvl>
   </w:abstractNum>
   <w:abstractNum w:abstractNumId="1" w15:restartNumberingAfterBreak="0">
+    <w:nsid w:val="75EA61F5"/>
+    <w:multiLevelType w:val="hybridMultilevel"/>
+    <w:tmpl w:val="785A902E"/>
+    <w:lvl w:ilvl="0" w:tplc="40090001">
+      <w:start w:val="1"/>
+      <w:numFmt w:val="bullet"/>
+      <w:lvlText w:val=""/>
+      <w:lvlJc w:val="left"/>
+      <w:pPr>
+        <w:ind w:left="1440" w:hanging="360"/>
+      </w:pPr>
+      <w:rPr>
+        <w:rFonts w:ascii="Symbol" w:hAnsi="Symbol" w:hint="default"/>
+      </w:rPr>
+    </w:lvl>
+    <w:lvl w:ilvl="1" w:tplc="40090003" w:tentative="1">
+      <w:start w:val="1"/>
+      <w:numFmt w:val="bullet"/>
+      <w:lvlText w:val="o"/>
+      <w:lvlJc w:val="left"/>
+      <w:pPr>
+        <w:ind w:left="2160" w:hanging="360"/>
+      </w:pPr>
+      <w:rPr>
+        <w:rFonts w:ascii="Courier New" w:hAnsi="Courier New" w:cs="Courier New" w:hint="default"/>
+      </w:rPr>
+    </w:lvl>
+    <w:lvl w:ilvl="2" w:tplc="40090005" w:tentative="1">
+      <w:start w:val="1"/>
+      <w:numFmt w:val="bullet"/>
+      <w:lvlText w:val=""/>
+      <w:lvlJc w:val="left"/>
+      <w:pPr>
+        <w:ind w:left="2880" w:hanging="360"/>
+      </w:pPr>
+      <w:rPr>
+        <w:rFonts w:ascii="Wingdings" w:hAnsi="Wingdings" w:hint="default"/>
+      </w:rPr>
+    </w:lvl>
+    <w:lvl w:ilvl="3" w:tplc="40090001" w:tentative="1">
+      <w:start w:val="1"/>
+      <w:numFmt w:val="bullet"/>
+      <w:lvlText w:val=""/>
+      <w:lvlJc w:val="left"/>
+      <w:pPr>
+        <w:ind w:left="3600" w:hanging="360"/>
+      </w:pPr>
+      <w:rPr>
+        <w:rFonts w:ascii="Symbol" w:hAnsi="Symbol" w:hint="default"/>
+      </w:rPr>
+    </w:lvl>
+    <w:lvl w:ilvl="4" w:tplc="40090003" w:tentative="1">
+      <w:start w:val="1"/>
+      <w:numFmt w:val="bullet"/>
+      <w:lvlText w:val="o"/>
+      <w:lvlJc w:val="left"/>
+      <w:pPr>
+        <w:ind w:left="4320" w:hanging="360"/>
+      </w:pPr>
+      <w:rPr>
+        <w:rFonts w:ascii="Courier New" w:hAnsi="Courier New" w:cs="Courier New" w:hint="default"/>
+      </w:rPr>
+    </w:lvl>
+    <w:lvl w:ilvl="5" w:tplc="40090005" w:tentative="1">
+      <w:start w:val="1"/>
+      <w:numFmt w:val="bullet"/>
+      <w:lvlText w:val=""/>
+      <w:lvlJc w:val="left"/>
+      <w:pPr>
+        <w:ind w:left="5040" w:hanging="360"/>
+      </w:pPr>
+      <w:rPr>
+        <w:rFonts w:ascii="Wingdings" w:hAnsi="Wingdings" w:hint="default"/>
+      </w:rPr>
+    </w:lvl>
+    <w:lvl w:ilvl="6" w:tplc="40090001" w:tentative="1">
+      <w:start w:val="1"/>
+      <w:numFmt w:val="bullet"/>
+      <w:lvlText w:val=""/>
+      <w:lvlJc w:val="left"/>
+      <w:pPr>
+        <w:ind w:left="5760" w:hanging="360"/>
+      </w:pPr>
+      <w:rPr>
+        <w:rFonts w:ascii="Symbol" w:hAnsi="Symbol" w:hint="default"/>
+      </w:rPr>
+    </w:lvl>
+    <w:lvl w:ilvl="7" w:tplc="40090003" w:tentative="1">
+      <w:start w:val="1"/>
+      <w:numFmt w:val="bullet"/>
+      <w:lvlText w:val="o"/>
+      <w:lvlJc w:val="left"/>
+      <w:pPr>
+        <w:ind w:left="6480" w:hanging="360"/>
+      </w:pPr>
+      <w:rPr>
+        <w:rFonts w:ascii="Courier New" w:hAnsi="Courier New" w:cs="Courier New" w:hint="default"/>
+      </w:rPr>
+    </w:lvl>
+    <w:lvl w:ilvl="8" w:tplc="40090005" w:tentative="1">
+      <w:start w:val="1"/>
+      <w:numFmt w:val="bullet"/>
+      <w:lvlText w:val=""/>
+      <w:lvlJc w:val="left"/>
+      <w:pPr>
+        <w:ind w:left="7200" w:hanging="360"/>
+      </w:pPr>
+      <w:rPr>
+        <w:rFonts w:ascii="Wingdings" w:hAnsi="Wingdings" w:hint="default"/>
+      </w:rPr>
+    </w:lvl>
+  </w:abstractNum>
+  <w:abstractNum w:abstractNumId="2" w15:restartNumberingAfterBreak="0">
     <w:nsid w:val="79767E01"/>
     <w:multiLevelType w:val="hybridMultilevel"/>
     <w:tmpl w:val="61CE7252"/>
@@ -382,6 +674,9 @@
     <w:abstractNumId w:val="0"/>
   </w:num>
   <w:num w:numId="2">
+    <w:abstractNumId w:val="2"/>
+  </w:num>
+  <w:num w:numId="3">
     <w:abstractNumId w:val="1"/>
   </w:num>
 </w:numbering>

--- a/Module4 Test driven development and Logging framework/Module 4 Theory.docx
+++ b/Module4 Test driven development and Logging framework/Module 4 Theory.docx
@@ -231,8 +231,6 @@
       <w:pPr>
         <w:pStyle w:val="ListParagraph"/>
       </w:pPr>
-      <w:bookmarkStart w:id="0" w:name="_GoBack"/>
-      <w:bookmarkEnd w:id="0"/>
     </w:p>
     <w:p>
       <w:pPr>
@@ -339,6 +337,166 @@
           <w:szCs w:val="24"/>
         </w:rPr>
         <w:t>Refactoring Code</w:t>
+      </w:r>
+    </w:p>
+    <w:p>
+      <w:pPr>
+        <w:rPr>
+          <w:b/>
+          <w:sz w:val="24"/>
+          <w:szCs w:val="24"/>
+          <w:lang w:val="en-US"/>
+        </w:rPr>
+      </w:pPr>
+      <w:r>
+        <w:rPr>
+          <w:b/>
+          <w:sz w:val="24"/>
+          <w:szCs w:val="24"/>
+          <w:lang w:val="en-US"/>
+        </w:rPr>
+        <w:t>Topic 2 completed</w:t>
+      </w:r>
+    </w:p>
+    <w:p>
+      <w:pPr>
+        <w:rPr>
+          <w:b/>
+          <w:sz w:val="24"/>
+          <w:szCs w:val="24"/>
+          <w:lang w:val="en-US"/>
+        </w:rPr>
+      </w:pPr>
+    </w:p>
+    <w:p>
+      <w:pPr>
+        <w:pStyle w:val="ListParagraph"/>
+        <w:numPr>
+          <w:ilvl w:val="0"/>
+          <w:numId w:val="1"/>
+        </w:numPr>
+        <w:rPr>
+          <w:b/>
+          <w:sz w:val="24"/>
+          <w:szCs w:val="24"/>
+          <w:lang w:val="en-US"/>
+        </w:rPr>
+      </w:pPr>
+      <w:bookmarkStart w:id="0" w:name="_GoBack"/>
+      <w:bookmarkEnd w:id="0"/>
+      <w:r>
+        <w:rPr>
+          <w:b/>
+          <w:sz w:val="28"/>
+          <w:szCs w:val="28"/>
+          <w:lang w:val="en-US"/>
+        </w:rPr>
+        <w:t>Concept:</w:t>
+      </w:r>
+      <w:r>
+        <w:rPr>
+          <w:b/>
+          <w:sz w:val="24"/>
+          <w:szCs w:val="24"/>
+          <w:lang w:val="en-US"/>
+        </w:rPr>
+        <w:t xml:space="preserve"> </w:t>
+      </w:r>
+      <w:r>
+        <w:rPr>
+          <w:sz w:val="24"/>
+          <w:szCs w:val="24"/>
+        </w:rPr>
+        <w:t>Introduction to Unit Testing</w:t>
+      </w:r>
+      <w:r>
+        <w:t xml:space="preserve"> </w:t>
+      </w:r>
+    </w:p>
+    <w:p>
+      <w:pPr>
+        <w:pStyle w:val="ListParagraph"/>
+      </w:pPr>
+    </w:p>
+    <w:p>
+      <w:pPr>
+        <w:pStyle w:val="ListParagraph"/>
+        <w:ind w:left="1440" w:hanging="720"/>
+        <w:rPr>
+          <w:b/>
+          <w:sz w:val="28"/>
+          <w:szCs w:val="28"/>
+        </w:rPr>
+      </w:pPr>
+      <w:r>
+        <w:rPr>
+          <w:b/>
+          <w:sz w:val="28"/>
+          <w:szCs w:val="28"/>
+        </w:rPr>
+        <w:t>Topic:</w:t>
+      </w:r>
+    </w:p>
+    <w:p>
+      <w:pPr>
+        <w:pStyle w:val="ListParagraph"/>
+        <w:numPr>
+          <w:ilvl w:val="0"/>
+          <w:numId w:val="5"/>
+        </w:numPr>
+        <w:rPr>
+          <w:sz w:val="24"/>
+          <w:szCs w:val="24"/>
+        </w:rPr>
+      </w:pPr>
+      <w:r>
+        <w:rPr>
+          <w:sz w:val="24"/>
+          <w:szCs w:val="24"/>
+        </w:rPr>
+        <w:t>What is Unit Testing?</w:t>
+      </w:r>
+    </w:p>
+    <w:p>
+      <w:pPr>
+        <w:pStyle w:val="ListParagraph"/>
+        <w:numPr>
+          <w:ilvl w:val="0"/>
+          <w:numId w:val="5"/>
+        </w:numPr>
+        <w:rPr>
+          <w:sz w:val="24"/>
+          <w:szCs w:val="24"/>
+        </w:rPr>
+      </w:pPr>
+      <w:r>
+        <w:rPr>
+          <w:sz w:val="24"/>
+          <w:szCs w:val="24"/>
+        </w:rPr>
+        <w:t>Importance of Unit Testing</w:t>
+      </w:r>
+    </w:p>
+    <w:p>
+      <w:pPr>
+        <w:pStyle w:val="ListParagraph"/>
+        <w:numPr>
+          <w:ilvl w:val="0"/>
+          <w:numId w:val="5"/>
+        </w:numPr>
+        <w:rPr>
+          <w:b/>
+          <w:sz w:val="24"/>
+          <w:szCs w:val="24"/>
+          <w:lang w:val="en-US"/>
+        </w:rPr>
+      </w:pPr>
+      <w:r>
+        <w:rPr>
+          <w:sz w:val="24"/>
+          <w:szCs w:val="24"/>
+        </w:rPr>
+        <w:t>Unit Testing vs. Integration Testing</w:t>
       </w:r>
     </w:p>
     <w:sectPr>
@@ -445,6 +603,210 @@
     </w:lvl>
   </w:abstractNum>
   <w:abstractNum w:abstractNumId="1" w15:restartNumberingAfterBreak="0">
+    <w:nsid w:val="3A6D1EEB"/>
+    <w:multiLevelType w:val="hybridMultilevel"/>
+    <w:tmpl w:val="A4E43B0A"/>
+    <w:lvl w:ilvl="0" w:tplc="40090001">
+      <w:start w:val="1"/>
+      <w:numFmt w:val="bullet"/>
+      <w:lvlText w:val=""/>
+      <w:lvlJc w:val="left"/>
+      <w:pPr>
+        <w:ind w:left="1440" w:hanging="360"/>
+      </w:pPr>
+      <w:rPr>
+        <w:rFonts w:ascii="Symbol" w:hAnsi="Symbol" w:hint="default"/>
+      </w:rPr>
+    </w:lvl>
+    <w:lvl w:ilvl="1" w:tplc="40090003" w:tentative="1">
+      <w:start w:val="1"/>
+      <w:numFmt w:val="bullet"/>
+      <w:lvlText w:val="o"/>
+      <w:lvlJc w:val="left"/>
+      <w:pPr>
+        <w:ind w:left="2160" w:hanging="360"/>
+      </w:pPr>
+      <w:rPr>
+        <w:rFonts w:ascii="Courier New" w:hAnsi="Courier New" w:cs="Courier New" w:hint="default"/>
+      </w:rPr>
+    </w:lvl>
+    <w:lvl w:ilvl="2" w:tplc="40090005" w:tentative="1">
+      <w:start w:val="1"/>
+      <w:numFmt w:val="bullet"/>
+      <w:lvlText w:val=""/>
+      <w:lvlJc w:val="left"/>
+      <w:pPr>
+        <w:ind w:left="2880" w:hanging="360"/>
+      </w:pPr>
+      <w:rPr>
+        <w:rFonts w:ascii="Wingdings" w:hAnsi="Wingdings" w:hint="default"/>
+      </w:rPr>
+    </w:lvl>
+    <w:lvl w:ilvl="3" w:tplc="40090001" w:tentative="1">
+      <w:start w:val="1"/>
+      <w:numFmt w:val="bullet"/>
+      <w:lvlText w:val=""/>
+      <w:lvlJc w:val="left"/>
+      <w:pPr>
+        <w:ind w:left="3600" w:hanging="360"/>
+      </w:pPr>
+      <w:rPr>
+        <w:rFonts w:ascii="Symbol" w:hAnsi="Symbol" w:hint="default"/>
+      </w:rPr>
+    </w:lvl>
+    <w:lvl w:ilvl="4" w:tplc="40090003" w:tentative="1">
+      <w:start w:val="1"/>
+      <w:numFmt w:val="bullet"/>
+      <w:lvlText w:val="o"/>
+      <w:lvlJc w:val="left"/>
+      <w:pPr>
+        <w:ind w:left="4320" w:hanging="360"/>
+      </w:pPr>
+      <w:rPr>
+        <w:rFonts w:ascii="Courier New" w:hAnsi="Courier New" w:cs="Courier New" w:hint="default"/>
+      </w:rPr>
+    </w:lvl>
+    <w:lvl w:ilvl="5" w:tplc="40090005" w:tentative="1">
+      <w:start w:val="1"/>
+      <w:numFmt w:val="bullet"/>
+      <w:lvlText w:val=""/>
+      <w:lvlJc w:val="left"/>
+      <w:pPr>
+        <w:ind w:left="5040" w:hanging="360"/>
+      </w:pPr>
+      <w:rPr>
+        <w:rFonts w:ascii="Wingdings" w:hAnsi="Wingdings" w:hint="default"/>
+      </w:rPr>
+    </w:lvl>
+    <w:lvl w:ilvl="6" w:tplc="40090001" w:tentative="1">
+      <w:start w:val="1"/>
+      <w:numFmt w:val="bullet"/>
+      <w:lvlText w:val=""/>
+      <w:lvlJc w:val="left"/>
+      <w:pPr>
+        <w:ind w:left="5760" w:hanging="360"/>
+      </w:pPr>
+      <w:rPr>
+        <w:rFonts w:ascii="Symbol" w:hAnsi="Symbol" w:hint="default"/>
+      </w:rPr>
+    </w:lvl>
+    <w:lvl w:ilvl="7" w:tplc="40090003" w:tentative="1">
+      <w:start w:val="1"/>
+      <w:numFmt w:val="bullet"/>
+      <w:lvlText w:val="o"/>
+      <w:lvlJc w:val="left"/>
+      <w:pPr>
+        <w:ind w:left="6480" w:hanging="360"/>
+      </w:pPr>
+      <w:rPr>
+        <w:rFonts w:ascii="Courier New" w:hAnsi="Courier New" w:cs="Courier New" w:hint="default"/>
+      </w:rPr>
+    </w:lvl>
+    <w:lvl w:ilvl="8" w:tplc="40090005" w:tentative="1">
+      <w:start w:val="1"/>
+      <w:numFmt w:val="bullet"/>
+      <w:lvlText w:val=""/>
+      <w:lvlJc w:val="left"/>
+      <w:pPr>
+        <w:ind w:left="7200" w:hanging="360"/>
+      </w:pPr>
+      <w:rPr>
+        <w:rFonts w:ascii="Wingdings" w:hAnsi="Wingdings" w:hint="default"/>
+      </w:rPr>
+    </w:lvl>
+  </w:abstractNum>
+  <w:abstractNum w:abstractNumId="2" w15:restartNumberingAfterBreak="0">
+    <w:nsid w:val="4CCF66ED"/>
+    <w:multiLevelType w:val="hybridMultilevel"/>
+    <w:tmpl w:val="DA102FDE"/>
+    <w:lvl w:ilvl="0" w:tplc="B21C7362">
+      <w:start w:val="1"/>
+      <w:numFmt w:val="decimal"/>
+      <w:lvlText w:val="%1)"/>
+      <w:lvlJc w:val="left"/>
+      <w:pPr>
+        <w:ind w:left="720" w:hanging="360"/>
+      </w:pPr>
+      <w:rPr>
+        <w:rFonts w:hint="default"/>
+        <w:sz w:val="28"/>
+        <w:szCs w:val="28"/>
+      </w:rPr>
+    </w:lvl>
+    <w:lvl w:ilvl="1" w:tplc="40090019" w:tentative="1">
+      <w:start w:val="1"/>
+      <w:numFmt w:val="lowerLetter"/>
+      <w:lvlText w:val="%2."/>
+      <w:lvlJc w:val="left"/>
+      <w:pPr>
+        <w:ind w:left="1440" w:hanging="360"/>
+      </w:pPr>
+    </w:lvl>
+    <w:lvl w:ilvl="2" w:tplc="4009001B" w:tentative="1">
+      <w:start w:val="1"/>
+      <w:numFmt w:val="lowerRoman"/>
+      <w:lvlText w:val="%3."/>
+      <w:lvlJc w:val="right"/>
+      <w:pPr>
+        <w:ind w:left="2160" w:hanging="180"/>
+      </w:pPr>
+    </w:lvl>
+    <w:lvl w:ilvl="3" w:tplc="4009000F" w:tentative="1">
+      <w:start w:val="1"/>
+      <w:numFmt w:val="decimal"/>
+      <w:lvlText w:val="%4."/>
+      <w:lvlJc w:val="left"/>
+      <w:pPr>
+        <w:ind w:left="2880" w:hanging="360"/>
+      </w:pPr>
+    </w:lvl>
+    <w:lvl w:ilvl="4" w:tplc="40090019" w:tentative="1">
+      <w:start w:val="1"/>
+      <w:numFmt w:val="lowerLetter"/>
+      <w:lvlText w:val="%5."/>
+      <w:lvlJc w:val="left"/>
+      <w:pPr>
+        <w:ind w:left="3600" w:hanging="360"/>
+      </w:pPr>
+    </w:lvl>
+    <w:lvl w:ilvl="5" w:tplc="4009001B" w:tentative="1">
+      <w:start w:val="1"/>
+      <w:numFmt w:val="lowerRoman"/>
+      <w:lvlText w:val="%6."/>
+      <w:lvlJc w:val="right"/>
+      <w:pPr>
+        <w:ind w:left="4320" w:hanging="180"/>
+      </w:pPr>
+    </w:lvl>
+    <w:lvl w:ilvl="6" w:tplc="4009000F" w:tentative="1">
+      <w:start w:val="1"/>
+      <w:numFmt w:val="decimal"/>
+      <w:lvlText w:val="%7."/>
+      <w:lvlJc w:val="left"/>
+      <w:pPr>
+        <w:ind w:left="5040" w:hanging="360"/>
+      </w:pPr>
+    </w:lvl>
+    <w:lvl w:ilvl="7" w:tplc="40090019" w:tentative="1">
+      <w:start w:val="1"/>
+      <w:numFmt w:val="lowerLetter"/>
+      <w:lvlText w:val="%8."/>
+      <w:lvlJc w:val="left"/>
+      <w:pPr>
+        <w:ind w:left="5760" w:hanging="360"/>
+      </w:pPr>
+    </w:lvl>
+    <w:lvl w:ilvl="8" w:tplc="4009001B" w:tentative="1">
+      <w:start w:val="1"/>
+      <w:numFmt w:val="lowerRoman"/>
+      <w:lvlText w:val="%9."/>
+      <w:lvlJc w:val="right"/>
+      <w:pPr>
+        <w:ind w:left="6480" w:hanging="180"/>
+      </w:pPr>
+    </w:lvl>
+  </w:abstractNum>
+  <w:abstractNum w:abstractNumId="3" w15:restartNumberingAfterBreak="0">
     <w:nsid w:val="75EA61F5"/>
     <w:multiLevelType w:val="hybridMultilevel"/>
     <w:tmpl w:val="785A902E"/>
@@ -557,7 +919,7 @@
       </w:rPr>
     </w:lvl>
   </w:abstractNum>
-  <w:abstractNum w:abstractNumId="2" w15:restartNumberingAfterBreak="0">
+  <w:abstractNum w:abstractNumId="4" w15:restartNumberingAfterBreak="0">
     <w:nsid w:val="79767E01"/>
     <w:multiLevelType w:val="hybridMultilevel"/>
     <w:tmpl w:val="61CE7252"/>
@@ -674,9 +1036,15 @@
     <w:abstractNumId w:val="0"/>
   </w:num>
   <w:num w:numId="2">
+    <w:abstractNumId w:val="4"/>
+  </w:num>
+  <w:num w:numId="3">
+    <w:abstractNumId w:val="3"/>
+  </w:num>
+  <w:num w:numId="4">
     <w:abstractNumId w:val="2"/>
   </w:num>
-  <w:num w:numId="3">
+  <w:num w:numId="5">
     <w:abstractNumId w:val="1"/>
   </w:num>
 </w:numbering>

--- a/Module4 Test driven development and Logging framework/Module 4 Theory.docx
+++ b/Module4 Test driven development and Logging framework/Module 4 Theory.docx
@@ -382,8 +382,6 @@
           <w:lang w:val="en-US"/>
         </w:rPr>
       </w:pPr>
-      <w:bookmarkStart w:id="0" w:name="_GoBack"/>
-      <w:bookmarkEnd w:id="0"/>
       <w:r>
         <w:rPr>
           <w:b/>
@@ -434,7 +432,23 @@
           <w:sz w:val="28"/>
           <w:szCs w:val="28"/>
         </w:rPr>
-        <w:t>Topic:</w:t>
+        <w:t>Topic</w:t>
+      </w:r>
+      <w:r>
+        <w:rPr>
+          <w:b/>
+          <w:sz w:val="28"/>
+          <w:szCs w:val="28"/>
+        </w:rPr>
+        <w:t>s</w:t>
+      </w:r>
+      <w:r>
+        <w:rPr>
+          <w:b/>
+          <w:sz w:val="28"/>
+          <w:szCs w:val="28"/>
+        </w:rPr>
+        <w:t>:</w:t>
       </w:r>
     </w:p>
     <w:p>
@@ -498,6 +512,161 @@
         </w:rPr>
         <w:t>Unit Testing vs. Integration Testing</w:t>
       </w:r>
+    </w:p>
+    <w:p>
+      <w:pPr>
+        <w:rPr>
+          <w:b/>
+          <w:sz w:val="24"/>
+          <w:szCs w:val="24"/>
+          <w:lang w:val="en-US"/>
+        </w:rPr>
+      </w:pPr>
+      <w:r>
+        <w:rPr>
+          <w:b/>
+          <w:sz w:val="24"/>
+          <w:szCs w:val="24"/>
+          <w:lang w:val="en-US"/>
+        </w:rPr>
+        <w:t>Topic 3 completed</w:t>
+      </w:r>
+    </w:p>
+    <w:p>
+      <w:pPr>
+        <w:rPr>
+          <w:b/>
+          <w:sz w:val="24"/>
+          <w:szCs w:val="24"/>
+          <w:lang w:val="en-US"/>
+        </w:rPr>
+      </w:pPr>
+    </w:p>
+    <w:p>
+      <w:pPr>
+        <w:pStyle w:val="ListParagraph"/>
+        <w:numPr>
+          <w:ilvl w:val="0"/>
+          <w:numId w:val="1"/>
+        </w:numPr>
+        <w:rPr>
+          <w:b/>
+          <w:sz w:val="24"/>
+          <w:szCs w:val="24"/>
+          <w:lang w:val="en-US"/>
+        </w:rPr>
+      </w:pPr>
+      <w:r>
+        <w:rPr>
+          <w:b/>
+          <w:sz w:val="28"/>
+          <w:szCs w:val="28"/>
+        </w:rPr>
+        <w:t>Concept:</w:t>
+      </w:r>
+      <w:r>
+        <w:t xml:space="preserve"> </w:t>
+      </w:r>
+      <w:r>
+        <w:rPr>
+          <w:b/>
+        </w:rPr>
+        <w:t>JUnit Framework</w:t>
+      </w:r>
+      <w:r>
+        <w:t xml:space="preserve"> </w:t>
+      </w:r>
+    </w:p>
+    <w:p>
+      <w:pPr>
+        <w:pStyle w:val="ListParagraph"/>
+        <w:rPr>
+          <w:b/>
+          <w:sz w:val="28"/>
+          <w:szCs w:val="28"/>
+        </w:rPr>
+      </w:pPr>
+    </w:p>
+    <w:p>
+      <w:pPr>
+        <w:pStyle w:val="ListParagraph"/>
+        <w:rPr>
+          <w:b/>
+          <w:sz w:val="28"/>
+          <w:szCs w:val="28"/>
+        </w:rPr>
+      </w:pPr>
+      <w:r>
+        <w:rPr>
+          <w:b/>
+          <w:sz w:val="28"/>
+          <w:szCs w:val="28"/>
+        </w:rPr>
+        <w:t>Topics:</w:t>
+      </w:r>
+    </w:p>
+    <w:p>
+      <w:pPr>
+        <w:pStyle w:val="ListParagraph"/>
+        <w:numPr>
+          <w:ilvl w:val="0"/>
+          <w:numId w:val="7"/>
+        </w:numPr>
+        <w:rPr>
+          <w:sz w:val="24"/>
+          <w:szCs w:val="24"/>
+        </w:rPr>
+      </w:pPr>
+      <w:r>
+        <w:rPr>
+          <w:sz w:val="24"/>
+          <w:szCs w:val="24"/>
+        </w:rPr>
+        <w:t>Setting Up Junit</w:t>
+      </w:r>
+    </w:p>
+    <w:p>
+      <w:pPr>
+        <w:pStyle w:val="ListParagraph"/>
+        <w:numPr>
+          <w:ilvl w:val="0"/>
+          <w:numId w:val="7"/>
+        </w:numPr>
+        <w:rPr>
+          <w:sz w:val="24"/>
+          <w:szCs w:val="24"/>
+        </w:rPr>
+      </w:pPr>
+      <w:r>
+        <w:rPr>
+          <w:sz w:val="24"/>
+          <w:szCs w:val="24"/>
+        </w:rPr>
+        <w:t>Writing Basic JUnit Tests</w:t>
+      </w:r>
+    </w:p>
+    <w:p>
+      <w:pPr>
+        <w:pStyle w:val="ListParagraph"/>
+        <w:numPr>
+          <w:ilvl w:val="0"/>
+          <w:numId w:val="7"/>
+        </w:numPr>
+        <w:rPr>
+          <w:sz w:val="24"/>
+          <w:szCs w:val="24"/>
+          <w:lang w:val="en-US"/>
+        </w:rPr>
+      </w:pPr>
+      <w:r>
+        <w:rPr>
+          <w:sz w:val="24"/>
+          <w:szCs w:val="24"/>
+        </w:rPr>
+        <w:t>Assertions in JUnit</w:t>
+      </w:r>
+      <w:bookmarkStart w:id="0" w:name="_GoBack"/>
+      <w:bookmarkEnd w:id="0"/>
     </w:p>
     <w:sectPr>
       <w:pgSz w:w="11906" w:h="16838"/>
@@ -603,6 +772,210 @@
     </w:lvl>
   </w:abstractNum>
   <w:abstractNum w:abstractNumId="1" w15:restartNumberingAfterBreak="0">
+    <w:nsid w:val="0E366D64"/>
+    <w:multiLevelType w:val="hybridMultilevel"/>
+    <w:tmpl w:val="DA102FDE"/>
+    <w:lvl w:ilvl="0" w:tplc="B21C7362">
+      <w:start w:val="1"/>
+      <w:numFmt w:val="decimal"/>
+      <w:lvlText w:val="%1)"/>
+      <w:lvlJc w:val="left"/>
+      <w:pPr>
+        <w:ind w:left="720" w:hanging="360"/>
+      </w:pPr>
+      <w:rPr>
+        <w:rFonts w:hint="default"/>
+        <w:sz w:val="28"/>
+        <w:szCs w:val="28"/>
+      </w:rPr>
+    </w:lvl>
+    <w:lvl w:ilvl="1" w:tplc="40090019" w:tentative="1">
+      <w:start w:val="1"/>
+      <w:numFmt w:val="lowerLetter"/>
+      <w:lvlText w:val="%2."/>
+      <w:lvlJc w:val="left"/>
+      <w:pPr>
+        <w:ind w:left="1440" w:hanging="360"/>
+      </w:pPr>
+    </w:lvl>
+    <w:lvl w:ilvl="2" w:tplc="4009001B" w:tentative="1">
+      <w:start w:val="1"/>
+      <w:numFmt w:val="lowerRoman"/>
+      <w:lvlText w:val="%3."/>
+      <w:lvlJc w:val="right"/>
+      <w:pPr>
+        <w:ind w:left="2160" w:hanging="180"/>
+      </w:pPr>
+    </w:lvl>
+    <w:lvl w:ilvl="3" w:tplc="4009000F" w:tentative="1">
+      <w:start w:val="1"/>
+      <w:numFmt w:val="decimal"/>
+      <w:lvlText w:val="%4."/>
+      <w:lvlJc w:val="left"/>
+      <w:pPr>
+        <w:ind w:left="2880" w:hanging="360"/>
+      </w:pPr>
+    </w:lvl>
+    <w:lvl w:ilvl="4" w:tplc="40090019" w:tentative="1">
+      <w:start w:val="1"/>
+      <w:numFmt w:val="lowerLetter"/>
+      <w:lvlText w:val="%5."/>
+      <w:lvlJc w:val="left"/>
+      <w:pPr>
+        <w:ind w:left="3600" w:hanging="360"/>
+      </w:pPr>
+    </w:lvl>
+    <w:lvl w:ilvl="5" w:tplc="4009001B" w:tentative="1">
+      <w:start w:val="1"/>
+      <w:numFmt w:val="lowerRoman"/>
+      <w:lvlText w:val="%6."/>
+      <w:lvlJc w:val="right"/>
+      <w:pPr>
+        <w:ind w:left="4320" w:hanging="180"/>
+      </w:pPr>
+    </w:lvl>
+    <w:lvl w:ilvl="6" w:tplc="4009000F" w:tentative="1">
+      <w:start w:val="1"/>
+      <w:numFmt w:val="decimal"/>
+      <w:lvlText w:val="%7."/>
+      <w:lvlJc w:val="left"/>
+      <w:pPr>
+        <w:ind w:left="5040" w:hanging="360"/>
+      </w:pPr>
+    </w:lvl>
+    <w:lvl w:ilvl="7" w:tplc="40090019" w:tentative="1">
+      <w:start w:val="1"/>
+      <w:numFmt w:val="lowerLetter"/>
+      <w:lvlText w:val="%8."/>
+      <w:lvlJc w:val="left"/>
+      <w:pPr>
+        <w:ind w:left="5760" w:hanging="360"/>
+      </w:pPr>
+    </w:lvl>
+    <w:lvl w:ilvl="8" w:tplc="4009001B" w:tentative="1">
+      <w:start w:val="1"/>
+      <w:numFmt w:val="lowerRoman"/>
+      <w:lvlText w:val="%9."/>
+      <w:lvlJc w:val="right"/>
+      <w:pPr>
+        <w:ind w:left="6480" w:hanging="180"/>
+      </w:pPr>
+    </w:lvl>
+  </w:abstractNum>
+  <w:abstractNum w:abstractNumId="2" w15:restartNumberingAfterBreak="0">
+    <w:nsid w:val="252777F5"/>
+    <w:multiLevelType w:val="hybridMultilevel"/>
+    <w:tmpl w:val="A41423E0"/>
+    <w:lvl w:ilvl="0" w:tplc="40090001">
+      <w:start w:val="1"/>
+      <w:numFmt w:val="bullet"/>
+      <w:lvlText w:val=""/>
+      <w:lvlJc w:val="left"/>
+      <w:pPr>
+        <w:ind w:left="1440" w:hanging="360"/>
+      </w:pPr>
+      <w:rPr>
+        <w:rFonts w:ascii="Symbol" w:hAnsi="Symbol" w:hint="default"/>
+      </w:rPr>
+    </w:lvl>
+    <w:lvl w:ilvl="1" w:tplc="40090003" w:tentative="1">
+      <w:start w:val="1"/>
+      <w:numFmt w:val="bullet"/>
+      <w:lvlText w:val="o"/>
+      <w:lvlJc w:val="left"/>
+      <w:pPr>
+        <w:ind w:left="2160" w:hanging="360"/>
+      </w:pPr>
+      <w:rPr>
+        <w:rFonts w:ascii="Courier New" w:hAnsi="Courier New" w:cs="Courier New" w:hint="default"/>
+      </w:rPr>
+    </w:lvl>
+    <w:lvl w:ilvl="2" w:tplc="40090005" w:tentative="1">
+      <w:start w:val="1"/>
+      <w:numFmt w:val="bullet"/>
+      <w:lvlText w:val=""/>
+      <w:lvlJc w:val="left"/>
+      <w:pPr>
+        <w:ind w:left="2880" w:hanging="360"/>
+      </w:pPr>
+      <w:rPr>
+        <w:rFonts w:ascii="Wingdings" w:hAnsi="Wingdings" w:hint="default"/>
+      </w:rPr>
+    </w:lvl>
+    <w:lvl w:ilvl="3" w:tplc="40090001" w:tentative="1">
+      <w:start w:val="1"/>
+      <w:numFmt w:val="bullet"/>
+      <w:lvlText w:val=""/>
+      <w:lvlJc w:val="left"/>
+      <w:pPr>
+        <w:ind w:left="3600" w:hanging="360"/>
+      </w:pPr>
+      <w:rPr>
+        <w:rFonts w:ascii="Symbol" w:hAnsi="Symbol" w:hint="default"/>
+      </w:rPr>
+    </w:lvl>
+    <w:lvl w:ilvl="4" w:tplc="40090003" w:tentative="1">
+      <w:start w:val="1"/>
+      <w:numFmt w:val="bullet"/>
+      <w:lvlText w:val="o"/>
+      <w:lvlJc w:val="left"/>
+      <w:pPr>
+        <w:ind w:left="4320" w:hanging="360"/>
+      </w:pPr>
+      <w:rPr>
+        <w:rFonts w:ascii="Courier New" w:hAnsi="Courier New" w:cs="Courier New" w:hint="default"/>
+      </w:rPr>
+    </w:lvl>
+    <w:lvl w:ilvl="5" w:tplc="40090005" w:tentative="1">
+      <w:start w:val="1"/>
+      <w:numFmt w:val="bullet"/>
+      <w:lvlText w:val=""/>
+      <w:lvlJc w:val="left"/>
+      <w:pPr>
+        <w:ind w:left="5040" w:hanging="360"/>
+      </w:pPr>
+      <w:rPr>
+        <w:rFonts w:ascii="Wingdings" w:hAnsi="Wingdings" w:hint="default"/>
+      </w:rPr>
+    </w:lvl>
+    <w:lvl w:ilvl="6" w:tplc="40090001" w:tentative="1">
+      <w:start w:val="1"/>
+      <w:numFmt w:val="bullet"/>
+      <w:lvlText w:val=""/>
+      <w:lvlJc w:val="left"/>
+      <w:pPr>
+        <w:ind w:left="5760" w:hanging="360"/>
+      </w:pPr>
+      <w:rPr>
+        <w:rFonts w:ascii="Symbol" w:hAnsi="Symbol" w:hint="default"/>
+      </w:rPr>
+    </w:lvl>
+    <w:lvl w:ilvl="7" w:tplc="40090003" w:tentative="1">
+      <w:start w:val="1"/>
+      <w:numFmt w:val="bullet"/>
+      <w:lvlText w:val="o"/>
+      <w:lvlJc w:val="left"/>
+      <w:pPr>
+        <w:ind w:left="6480" w:hanging="360"/>
+      </w:pPr>
+      <w:rPr>
+        <w:rFonts w:ascii="Courier New" w:hAnsi="Courier New" w:cs="Courier New" w:hint="default"/>
+      </w:rPr>
+    </w:lvl>
+    <w:lvl w:ilvl="8" w:tplc="40090005" w:tentative="1">
+      <w:start w:val="1"/>
+      <w:numFmt w:val="bullet"/>
+      <w:lvlText w:val=""/>
+      <w:lvlJc w:val="left"/>
+      <w:pPr>
+        <w:ind w:left="7200" w:hanging="360"/>
+      </w:pPr>
+      <w:rPr>
+        <w:rFonts w:ascii="Wingdings" w:hAnsi="Wingdings" w:hint="default"/>
+      </w:rPr>
+    </w:lvl>
+  </w:abstractNum>
+  <w:abstractNum w:abstractNumId="3" w15:restartNumberingAfterBreak="0">
     <w:nsid w:val="3A6D1EEB"/>
     <w:multiLevelType w:val="hybridMultilevel"/>
     <w:tmpl w:val="A4E43B0A"/>
@@ -715,7 +1088,7 @@
       </w:rPr>
     </w:lvl>
   </w:abstractNum>
-  <w:abstractNum w:abstractNumId="2" w15:restartNumberingAfterBreak="0">
+  <w:abstractNum w:abstractNumId="4" w15:restartNumberingAfterBreak="0">
     <w:nsid w:val="4CCF66ED"/>
     <w:multiLevelType w:val="hybridMultilevel"/>
     <w:tmpl w:val="DA102FDE"/>
@@ -806,7 +1179,7 @@
       </w:pPr>
     </w:lvl>
   </w:abstractNum>
-  <w:abstractNum w:abstractNumId="3" w15:restartNumberingAfterBreak="0">
+  <w:abstractNum w:abstractNumId="5" w15:restartNumberingAfterBreak="0">
     <w:nsid w:val="75EA61F5"/>
     <w:multiLevelType w:val="hybridMultilevel"/>
     <w:tmpl w:val="785A902E"/>
@@ -919,7 +1292,7 @@
       </w:rPr>
     </w:lvl>
   </w:abstractNum>
-  <w:abstractNum w:abstractNumId="4" w15:restartNumberingAfterBreak="0">
+  <w:abstractNum w:abstractNumId="6" w15:restartNumberingAfterBreak="0">
     <w:nsid w:val="79767E01"/>
     <w:multiLevelType w:val="hybridMultilevel"/>
     <w:tmpl w:val="61CE7252"/>
@@ -1036,16 +1409,22 @@
     <w:abstractNumId w:val="0"/>
   </w:num>
   <w:num w:numId="2">
+    <w:abstractNumId w:val="6"/>
+  </w:num>
+  <w:num w:numId="3">
+    <w:abstractNumId w:val="5"/>
+  </w:num>
+  <w:num w:numId="4">
     <w:abstractNumId w:val="4"/>
   </w:num>
-  <w:num w:numId="3">
+  <w:num w:numId="5">
     <w:abstractNumId w:val="3"/>
   </w:num>
-  <w:num w:numId="4">
+  <w:num w:numId="6">
+    <w:abstractNumId w:val="1"/>
+  </w:num>
+  <w:num w:numId="7">
     <w:abstractNumId w:val="2"/>
-  </w:num>
-  <w:num w:numId="5">
-    <w:abstractNumId w:val="1"/>
   </w:num>
 </w:numbering>
 </file>

--- a/Module4 Test driven development and Logging framework/Module 4 Theory.docx
+++ b/Module4 Test driven development and Logging framework/Module 4 Theory.docx
@@ -569,7 +569,8 @@
       </w:r>
       <w:r>
         <w:rPr>
-          <w:b/>
+          <w:sz w:val="24"/>
+          <w:szCs w:val="24"/>
         </w:rPr>
         <w:t>JUnit Framework</w:t>
       </w:r>
@@ -663,10 +664,395 @@
           <w:sz w:val="24"/>
           <w:szCs w:val="24"/>
         </w:rPr>
-        <w:t>Assertions in JUnit</w:t>
+        <w:t>Assertions in J</w:t>
+      </w:r>
+      <w:r>
+        <w:rPr>
+          <w:sz w:val="24"/>
+          <w:szCs w:val="24"/>
+        </w:rPr>
+        <w:t>u</w:t>
+      </w:r>
+      <w:r>
+        <w:rPr>
+          <w:sz w:val="24"/>
+          <w:szCs w:val="24"/>
+        </w:rPr>
+        <w:t>nit</w:t>
+      </w:r>
+    </w:p>
+    <w:p>
+      <w:pPr>
+        <w:rPr>
+          <w:b/>
+          <w:sz w:val="24"/>
+          <w:szCs w:val="24"/>
+          <w:lang w:val="en-US"/>
+        </w:rPr>
+      </w:pPr>
+      <w:r>
+        <w:rPr>
+          <w:b/>
+          <w:sz w:val="24"/>
+          <w:szCs w:val="24"/>
+          <w:lang w:val="en-US"/>
+        </w:rPr>
+        <w:t>Topic 4 completed</w:t>
+      </w:r>
+    </w:p>
+    <w:p>
+      <w:pPr>
+        <w:rPr>
+          <w:b/>
+          <w:sz w:val="24"/>
+          <w:szCs w:val="24"/>
+          <w:lang w:val="en-US"/>
+        </w:rPr>
+      </w:pPr>
+    </w:p>
+    <w:p>
+      <w:pPr>
+        <w:rPr>
+          <w:b/>
+          <w:sz w:val="24"/>
+          <w:szCs w:val="24"/>
+          <w:lang w:val="en-US"/>
+        </w:rPr>
+      </w:pPr>
+    </w:p>
+    <w:p>
+      <w:pPr>
+        <w:pStyle w:val="ListParagraph"/>
+        <w:numPr>
+          <w:ilvl w:val="0"/>
+          <w:numId w:val="1"/>
+        </w:numPr>
+        <w:rPr>
+          <w:b/>
+          <w:sz w:val="28"/>
+          <w:szCs w:val="28"/>
+          <w:lang w:val="en-US"/>
+        </w:rPr>
+      </w:pPr>
+      <w:r>
+        <w:rPr>
+          <w:b/>
+          <w:sz w:val="28"/>
+          <w:szCs w:val="28"/>
+          <w:lang w:val="en-US"/>
+        </w:rPr>
+        <w:lastRenderedPageBreak/>
+        <w:t xml:space="preserve">Concept: </w:t>
+      </w:r>
+      <w:r>
+        <w:rPr>
+          <w:sz w:val="24"/>
+          <w:szCs w:val="24"/>
+        </w:rPr>
+        <w:t>Test Structure</w:t>
+      </w:r>
+      <w:r>
+        <w:t xml:space="preserve"> </w:t>
+      </w:r>
+    </w:p>
+    <w:p>
+      <w:pPr>
+        <w:pStyle w:val="ListParagraph"/>
+      </w:pPr>
+    </w:p>
+    <w:p>
+      <w:pPr>
+        <w:pStyle w:val="ListParagraph"/>
+        <w:rPr>
+          <w:b/>
+          <w:sz w:val="28"/>
+          <w:szCs w:val="28"/>
+        </w:rPr>
+      </w:pPr>
+      <w:r>
+        <w:rPr>
+          <w:b/>
+          <w:sz w:val="28"/>
+          <w:szCs w:val="28"/>
+        </w:rPr>
+        <w:t>Topics:</w:t>
+      </w:r>
+    </w:p>
+    <w:p>
+      <w:pPr>
+        <w:pStyle w:val="ListParagraph"/>
+        <w:numPr>
+          <w:ilvl w:val="0"/>
+          <w:numId w:val="9"/>
+        </w:numPr>
+        <w:rPr>
+          <w:sz w:val="24"/>
+          <w:szCs w:val="24"/>
+        </w:rPr>
+      </w:pPr>
+      <w:r>
+        <w:rPr>
+          <w:sz w:val="24"/>
+          <w:szCs w:val="24"/>
+        </w:rPr>
+        <w:t>Ar</w:t>
+      </w:r>
+      <w:r>
+        <w:rPr>
+          <w:sz w:val="24"/>
+          <w:szCs w:val="24"/>
+        </w:rPr>
+        <w:t>range-Act-Assert (AAA) Pattern</w:t>
+      </w:r>
+    </w:p>
+    <w:p>
+      <w:pPr>
+        <w:pStyle w:val="ListParagraph"/>
+        <w:numPr>
+          <w:ilvl w:val="0"/>
+          <w:numId w:val="9"/>
+        </w:numPr>
+        <w:rPr>
+          <w:sz w:val="24"/>
+          <w:szCs w:val="24"/>
+        </w:rPr>
+      </w:pPr>
+      <w:r>
+        <w:rPr>
+          <w:sz w:val="24"/>
+          <w:szCs w:val="24"/>
+        </w:rPr>
+        <w:t>Test Fixtures</w:t>
+      </w:r>
+    </w:p>
+    <w:p>
+      <w:pPr>
+        <w:pStyle w:val="ListParagraph"/>
+        <w:numPr>
+          <w:ilvl w:val="0"/>
+          <w:numId w:val="9"/>
+        </w:numPr>
+        <w:rPr>
+          <w:b/>
+          <w:sz w:val="24"/>
+          <w:szCs w:val="24"/>
+          <w:lang w:val="en-US"/>
+        </w:rPr>
+      </w:pPr>
+      <w:r>
+        <w:rPr>
+          <w:sz w:val="24"/>
+          <w:szCs w:val="24"/>
+        </w:rPr>
+        <w:t>Setup and Teardown Methods</w:t>
+      </w:r>
+    </w:p>
+    <w:p>
+      <w:pPr>
+        <w:rPr>
+          <w:b/>
+          <w:sz w:val="24"/>
+          <w:szCs w:val="24"/>
+          <w:lang w:val="en-US"/>
+        </w:rPr>
+      </w:pPr>
+      <w:r>
+        <w:rPr>
+          <w:b/>
+          <w:sz w:val="24"/>
+          <w:szCs w:val="24"/>
+          <w:lang w:val="en-US"/>
+        </w:rPr>
+        <w:t>Topic 5 completed</w:t>
+      </w:r>
+    </w:p>
+    <w:p>
+      <w:pPr>
+        <w:rPr>
+          <w:b/>
+          <w:sz w:val="24"/>
+          <w:szCs w:val="24"/>
+          <w:lang w:val="en-US"/>
+        </w:rPr>
+      </w:pPr>
+    </w:p>
+    <w:p>
+      <w:pPr>
+        <w:pStyle w:val="ListParagraph"/>
+        <w:numPr>
+          <w:ilvl w:val="0"/>
+          <w:numId w:val="10"/>
+        </w:numPr>
+        <w:rPr>
+          <w:b/>
+          <w:sz w:val="24"/>
+          <w:szCs w:val="24"/>
+          <w:lang w:val="en-US"/>
+        </w:rPr>
+      </w:pPr>
+      <w:r>
+        <w:rPr>
+          <w:b/>
+          <w:sz w:val="28"/>
+          <w:szCs w:val="28"/>
+          <w:lang w:val="en-US"/>
+        </w:rPr>
+        <w:t>Concept:</w:t>
+      </w:r>
+      <w:r>
+        <w:rPr>
+          <w:b/>
+          <w:sz w:val="24"/>
+          <w:szCs w:val="24"/>
+          <w:lang w:val="en-US"/>
+        </w:rPr>
+        <w:t xml:space="preserve"> </w:t>
+      </w:r>
+      <w:r>
+        <w:rPr>
+          <w:sz w:val="24"/>
+          <w:szCs w:val="24"/>
+        </w:rPr>
+        <w:t>Advanced JUnit Features</w:t>
+      </w:r>
+      <w:r>
+        <w:t xml:space="preserve"> </w:t>
+      </w:r>
+    </w:p>
+    <w:p>
+      <w:pPr>
+        <w:pStyle w:val="ListParagraph"/>
+        <w:rPr>
+          <w:b/>
+          <w:sz w:val="24"/>
+          <w:szCs w:val="24"/>
+          <w:lang w:val="en-US"/>
+        </w:rPr>
+      </w:pPr>
+    </w:p>
+    <w:p>
+      <w:pPr>
+        <w:pStyle w:val="ListParagraph"/>
+        <w:rPr>
+          <w:b/>
+          <w:sz w:val="28"/>
+          <w:szCs w:val="28"/>
+          <w:lang w:val="en-US"/>
+        </w:rPr>
+      </w:pPr>
+      <w:r>
+        <w:rPr>
+          <w:b/>
+          <w:sz w:val="28"/>
+          <w:szCs w:val="28"/>
+          <w:lang w:val="en-US"/>
+        </w:rPr>
+        <w:t>Topics:</w:t>
+      </w:r>
+    </w:p>
+    <w:p>
+      <w:pPr>
+        <w:pStyle w:val="ListParagraph"/>
+        <w:numPr>
+          <w:ilvl w:val="0"/>
+          <w:numId w:val="11"/>
+        </w:numPr>
+        <w:rPr>
+          <w:sz w:val="24"/>
+          <w:szCs w:val="24"/>
+        </w:rPr>
+      </w:pPr>
+      <w:r>
+        <w:rPr>
+          <w:sz w:val="24"/>
+          <w:szCs w:val="24"/>
+        </w:rPr>
+        <w:t>Parameterized tests</w:t>
+      </w:r>
+    </w:p>
+    <w:p>
+      <w:pPr>
+        <w:pStyle w:val="ListParagraph"/>
+        <w:numPr>
+          <w:ilvl w:val="0"/>
+          <w:numId w:val="11"/>
+        </w:numPr>
+        <w:rPr>
+          <w:sz w:val="24"/>
+          <w:szCs w:val="24"/>
+        </w:rPr>
+      </w:pPr>
+      <w:r>
+        <w:rPr>
+          <w:sz w:val="24"/>
+          <w:szCs w:val="24"/>
+        </w:rPr>
+        <w:t>Test suites and categories</w:t>
+      </w:r>
+    </w:p>
+    <w:p>
+      <w:pPr>
+        <w:pStyle w:val="ListParagraph"/>
+        <w:numPr>
+          <w:ilvl w:val="0"/>
+          <w:numId w:val="11"/>
+        </w:numPr>
+        <w:rPr>
+          <w:sz w:val="24"/>
+          <w:szCs w:val="24"/>
+        </w:rPr>
+      </w:pPr>
+      <w:r>
+        <w:rPr>
+          <w:sz w:val="24"/>
+          <w:szCs w:val="24"/>
+        </w:rPr>
+        <w:t>Test execution order</w:t>
       </w:r>
       <w:bookmarkStart w:id="0" w:name="_GoBack"/>
       <w:bookmarkEnd w:id="0"/>
+    </w:p>
+    <w:p>
+      <w:pPr>
+        <w:pStyle w:val="ListParagraph"/>
+        <w:numPr>
+          <w:ilvl w:val="0"/>
+          <w:numId w:val="11"/>
+        </w:numPr>
+        <w:rPr>
+          <w:sz w:val="24"/>
+          <w:szCs w:val="24"/>
+        </w:rPr>
+      </w:pPr>
+      <w:r>
+        <w:rPr>
+          <w:sz w:val="24"/>
+          <w:szCs w:val="24"/>
+        </w:rPr>
+        <w:t>Exception testing</w:t>
+      </w:r>
+    </w:p>
+    <w:p>
+      <w:pPr>
+        <w:pStyle w:val="ListParagraph"/>
+        <w:numPr>
+          <w:ilvl w:val="0"/>
+          <w:numId w:val="11"/>
+        </w:numPr>
+        <w:rPr>
+          <w:b/>
+          <w:sz w:val="24"/>
+          <w:szCs w:val="24"/>
+          <w:lang w:val="en-US"/>
+        </w:rPr>
+      </w:pPr>
+      <w:r>
+        <w:rPr>
+          <w:sz w:val="24"/>
+          <w:szCs w:val="24"/>
+        </w:rPr>
+        <w:t>Timeout and performance testing</w:t>
+      </w:r>
     </w:p>
     <w:sectPr>
       <w:pgSz w:w="11906" w:h="16838"/>
@@ -863,6 +1249,97 @@
     </w:lvl>
   </w:abstractNum>
   <w:abstractNum w:abstractNumId="2" w15:restartNumberingAfterBreak="0">
+    <w:nsid w:val="15EF2919"/>
+    <w:multiLevelType w:val="hybridMultilevel"/>
+    <w:tmpl w:val="DA102FDE"/>
+    <w:lvl w:ilvl="0" w:tplc="B21C7362">
+      <w:start w:val="1"/>
+      <w:numFmt w:val="decimal"/>
+      <w:lvlText w:val="%1)"/>
+      <w:lvlJc w:val="left"/>
+      <w:pPr>
+        <w:ind w:left="720" w:hanging="360"/>
+      </w:pPr>
+      <w:rPr>
+        <w:rFonts w:hint="default"/>
+        <w:sz w:val="28"/>
+        <w:szCs w:val="28"/>
+      </w:rPr>
+    </w:lvl>
+    <w:lvl w:ilvl="1" w:tplc="40090019" w:tentative="1">
+      <w:start w:val="1"/>
+      <w:numFmt w:val="lowerLetter"/>
+      <w:lvlText w:val="%2."/>
+      <w:lvlJc w:val="left"/>
+      <w:pPr>
+        <w:ind w:left="1440" w:hanging="360"/>
+      </w:pPr>
+    </w:lvl>
+    <w:lvl w:ilvl="2" w:tplc="4009001B" w:tentative="1">
+      <w:start w:val="1"/>
+      <w:numFmt w:val="lowerRoman"/>
+      <w:lvlText w:val="%3."/>
+      <w:lvlJc w:val="right"/>
+      <w:pPr>
+        <w:ind w:left="2160" w:hanging="180"/>
+      </w:pPr>
+    </w:lvl>
+    <w:lvl w:ilvl="3" w:tplc="4009000F" w:tentative="1">
+      <w:start w:val="1"/>
+      <w:numFmt w:val="decimal"/>
+      <w:lvlText w:val="%4."/>
+      <w:lvlJc w:val="left"/>
+      <w:pPr>
+        <w:ind w:left="2880" w:hanging="360"/>
+      </w:pPr>
+    </w:lvl>
+    <w:lvl w:ilvl="4" w:tplc="40090019" w:tentative="1">
+      <w:start w:val="1"/>
+      <w:numFmt w:val="lowerLetter"/>
+      <w:lvlText w:val="%5."/>
+      <w:lvlJc w:val="left"/>
+      <w:pPr>
+        <w:ind w:left="3600" w:hanging="360"/>
+      </w:pPr>
+    </w:lvl>
+    <w:lvl w:ilvl="5" w:tplc="4009001B" w:tentative="1">
+      <w:start w:val="1"/>
+      <w:numFmt w:val="lowerRoman"/>
+      <w:lvlText w:val="%6."/>
+      <w:lvlJc w:val="right"/>
+      <w:pPr>
+        <w:ind w:left="4320" w:hanging="180"/>
+      </w:pPr>
+    </w:lvl>
+    <w:lvl w:ilvl="6" w:tplc="4009000F" w:tentative="1">
+      <w:start w:val="1"/>
+      <w:numFmt w:val="decimal"/>
+      <w:lvlText w:val="%7."/>
+      <w:lvlJc w:val="left"/>
+      <w:pPr>
+        <w:ind w:left="5040" w:hanging="360"/>
+      </w:pPr>
+    </w:lvl>
+    <w:lvl w:ilvl="7" w:tplc="40090019" w:tentative="1">
+      <w:start w:val="1"/>
+      <w:numFmt w:val="lowerLetter"/>
+      <w:lvlText w:val="%8."/>
+      <w:lvlJc w:val="left"/>
+      <w:pPr>
+        <w:ind w:left="5760" w:hanging="360"/>
+      </w:pPr>
+    </w:lvl>
+    <w:lvl w:ilvl="8" w:tplc="4009001B" w:tentative="1">
+      <w:start w:val="1"/>
+      <w:numFmt w:val="lowerRoman"/>
+      <w:lvlText w:val="%9."/>
+      <w:lvlJc w:val="right"/>
+      <w:pPr>
+        <w:ind w:left="6480" w:hanging="180"/>
+      </w:pPr>
+    </w:lvl>
+  </w:abstractNum>
+  <w:abstractNum w:abstractNumId="3" w15:restartNumberingAfterBreak="0">
     <w:nsid w:val="252777F5"/>
     <w:multiLevelType w:val="hybridMultilevel"/>
     <w:tmpl w:val="A41423E0"/>
@@ -975,7 +1452,233 @@
       </w:rPr>
     </w:lvl>
   </w:abstractNum>
-  <w:abstractNum w:abstractNumId="3" w15:restartNumberingAfterBreak="0">
+  <w:abstractNum w:abstractNumId="4" w15:restartNumberingAfterBreak="0">
+    <w:nsid w:val="260A79A1"/>
+    <w:multiLevelType w:val="hybridMultilevel"/>
+    <w:tmpl w:val="C3369AAC"/>
+    <w:lvl w:ilvl="0" w:tplc="40090001">
+      <w:start w:val="1"/>
+      <w:numFmt w:val="bullet"/>
+      <w:lvlText w:val=""/>
+      <w:lvlJc w:val="left"/>
+      <w:pPr>
+        <w:ind w:left="1440" w:hanging="360"/>
+      </w:pPr>
+      <w:rPr>
+        <w:rFonts w:ascii="Symbol" w:hAnsi="Symbol" w:hint="default"/>
+      </w:rPr>
+    </w:lvl>
+    <w:lvl w:ilvl="1" w:tplc="40090003" w:tentative="1">
+      <w:start w:val="1"/>
+      <w:numFmt w:val="bullet"/>
+      <w:lvlText w:val="o"/>
+      <w:lvlJc w:val="left"/>
+      <w:pPr>
+        <w:ind w:left="2160" w:hanging="360"/>
+      </w:pPr>
+      <w:rPr>
+        <w:rFonts w:ascii="Courier New" w:hAnsi="Courier New" w:cs="Courier New" w:hint="default"/>
+      </w:rPr>
+    </w:lvl>
+    <w:lvl w:ilvl="2" w:tplc="40090005" w:tentative="1">
+      <w:start w:val="1"/>
+      <w:numFmt w:val="bullet"/>
+      <w:lvlText w:val=""/>
+      <w:lvlJc w:val="left"/>
+      <w:pPr>
+        <w:ind w:left="2880" w:hanging="360"/>
+      </w:pPr>
+      <w:rPr>
+        <w:rFonts w:ascii="Wingdings" w:hAnsi="Wingdings" w:hint="default"/>
+      </w:rPr>
+    </w:lvl>
+    <w:lvl w:ilvl="3" w:tplc="40090001" w:tentative="1">
+      <w:start w:val="1"/>
+      <w:numFmt w:val="bullet"/>
+      <w:lvlText w:val=""/>
+      <w:lvlJc w:val="left"/>
+      <w:pPr>
+        <w:ind w:left="3600" w:hanging="360"/>
+      </w:pPr>
+      <w:rPr>
+        <w:rFonts w:ascii="Symbol" w:hAnsi="Symbol" w:hint="default"/>
+      </w:rPr>
+    </w:lvl>
+    <w:lvl w:ilvl="4" w:tplc="40090003" w:tentative="1">
+      <w:start w:val="1"/>
+      <w:numFmt w:val="bullet"/>
+      <w:lvlText w:val="o"/>
+      <w:lvlJc w:val="left"/>
+      <w:pPr>
+        <w:ind w:left="4320" w:hanging="360"/>
+      </w:pPr>
+      <w:rPr>
+        <w:rFonts w:ascii="Courier New" w:hAnsi="Courier New" w:cs="Courier New" w:hint="default"/>
+      </w:rPr>
+    </w:lvl>
+    <w:lvl w:ilvl="5" w:tplc="40090005" w:tentative="1">
+      <w:start w:val="1"/>
+      <w:numFmt w:val="bullet"/>
+      <w:lvlText w:val=""/>
+      <w:lvlJc w:val="left"/>
+      <w:pPr>
+        <w:ind w:left="5040" w:hanging="360"/>
+      </w:pPr>
+      <w:rPr>
+        <w:rFonts w:ascii="Wingdings" w:hAnsi="Wingdings" w:hint="default"/>
+      </w:rPr>
+    </w:lvl>
+    <w:lvl w:ilvl="6" w:tplc="40090001" w:tentative="1">
+      <w:start w:val="1"/>
+      <w:numFmt w:val="bullet"/>
+      <w:lvlText w:val=""/>
+      <w:lvlJc w:val="left"/>
+      <w:pPr>
+        <w:ind w:left="5760" w:hanging="360"/>
+      </w:pPr>
+      <w:rPr>
+        <w:rFonts w:ascii="Symbol" w:hAnsi="Symbol" w:hint="default"/>
+      </w:rPr>
+    </w:lvl>
+    <w:lvl w:ilvl="7" w:tplc="40090003" w:tentative="1">
+      <w:start w:val="1"/>
+      <w:numFmt w:val="bullet"/>
+      <w:lvlText w:val="o"/>
+      <w:lvlJc w:val="left"/>
+      <w:pPr>
+        <w:ind w:left="6480" w:hanging="360"/>
+      </w:pPr>
+      <w:rPr>
+        <w:rFonts w:ascii="Courier New" w:hAnsi="Courier New" w:cs="Courier New" w:hint="default"/>
+      </w:rPr>
+    </w:lvl>
+    <w:lvl w:ilvl="8" w:tplc="40090005" w:tentative="1">
+      <w:start w:val="1"/>
+      <w:numFmt w:val="bullet"/>
+      <w:lvlText w:val=""/>
+      <w:lvlJc w:val="left"/>
+      <w:pPr>
+        <w:ind w:left="7200" w:hanging="360"/>
+      </w:pPr>
+      <w:rPr>
+        <w:rFonts w:ascii="Wingdings" w:hAnsi="Wingdings" w:hint="default"/>
+      </w:rPr>
+    </w:lvl>
+  </w:abstractNum>
+  <w:abstractNum w:abstractNumId="5" w15:restartNumberingAfterBreak="0">
+    <w:nsid w:val="3287148B"/>
+    <w:multiLevelType w:val="hybridMultilevel"/>
+    <w:tmpl w:val="90441E76"/>
+    <w:lvl w:ilvl="0" w:tplc="40090001">
+      <w:start w:val="1"/>
+      <w:numFmt w:val="bullet"/>
+      <w:lvlText w:val=""/>
+      <w:lvlJc w:val="left"/>
+      <w:pPr>
+        <w:ind w:left="1440" w:hanging="360"/>
+      </w:pPr>
+      <w:rPr>
+        <w:rFonts w:ascii="Symbol" w:hAnsi="Symbol" w:hint="default"/>
+      </w:rPr>
+    </w:lvl>
+    <w:lvl w:ilvl="1" w:tplc="40090003" w:tentative="1">
+      <w:start w:val="1"/>
+      <w:numFmt w:val="bullet"/>
+      <w:lvlText w:val="o"/>
+      <w:lvlJc w:val="left"/>
+      <w:pPr>
+        <w:ind w:left="2160" w:hanging="360"/>
+      </w:pPr>
+      <w:rPr>
+        <w:rFonts w:ascii="Courier New" w:hAnsi="Courier New" w:cs="Courier New" w:hint="default"/>
+      </w:rPr>
+    </w:lvl>
+    <w:lvl w:ilvl="2" w:tplc="40090005" w:tentative="1">
+      <w:start w:val="1"/>
+      <w:numFmt w:val="bullet"/>
+      <w:lvlText w:val=""/>
+      <w:lvlJc w:val="left"/>
+      <w:pPr>
+        <w:ind w:left="2880" w:hanging="360"/>
+      </w:pPr>
+      <w:rPr>
+        <w:rFonts w:ascii="Wingdings" w:hAnsi="Wingdings" w:hint="default"/>
+      </w:rPr>
+    </w:lvl>
+    <w:lvl w:ilvl="3" w:tplc="40090001" w:tentative="1">
+      <w:start w:val="1"/>
+      <w:numFmt w:val="bullet"/>
+      <w:lvlText w:val=""/>
+      <w:lvlJc w:val="left"/>
+      <w:pPr>
+        <w:ind w:left="3600" w:hanging="360"/>
+      </w:pPr>
+      <w:rPr>
+        <w:rFonts w:ascii="Symbol" w:hAnsi="Symbol" w:hint="default"/>
+      </w:rPr>
+    </w:lvl>
+    <w:lvl w:ilvl="4" w:tplc="40090003" w:tentative="1">
+      <w:start w:val="1"/>
+      <w:numFmt w:val="bullet"/>
+      <w:lvlText w:val="o"/>
+      <w:lvlJc w:val="left"/>
+      <w:pPr>
+        <w:ind w:left="4320" w:hanging="360"/>
+      </w:pPr>
+      <w:rPr>
+        <w:rFonts w:ascii="Courier New" w:hAnsi="Courier New" w:cs="Courier New" w:hint="default"/>
+      </w:rPr>
+    </w:lvl>
+    <w:lvl w:ilvl="5" w:tplc="40090005" w:tentative="1">
+      <w:start w:val="1"/>
+      <w:numFmt w:val="bullet"/>
+      <w:lvlText w:val=""/>
+      <w:lvlJc w:val="left"/>
+      <w:pPr>
+        <w:ind w:left="5040" w:hanging="360"/>
+      </w:pPr>
+      <w:rPr>
+        <w:rFonts w:ascii="Wingdings" w:hAnsi="Wingdings" w:hint="default"/>
+      </w:rPr>
+    </w:lvl>
+    <w:lvl w:ilvl="6" w:tplc="40090001" w:tentative="1">
+      <w:start w:val="1"/>
+      <w:numFmt w:val="bullet"/>
+      <w:lvlText w:val=""/>
+      <w:lvlJc w:val="left"/>
+      <w:pPr>
+        <w:ind w:left="5760" w:hanging="360"/>
+      </w:pPr>
+      <w:rPr>
+        <w:rFonts w:ascii="Symbol" w:hAnsi="Symbol" w:hint="default"/>
+      </w:rPr>
+    </w:lvl>
+    <w:lvl w:ilvl="7" w:tplc="40090003" w:tentative="1">
+      <w:start w:val="1"/>
+      <w:numFmt w:val="bullet"/>
+      <w:lvlText w:val="o"/>
+      <w:lvlJc w:val="left"/>
+      <w:pPr>
+        <w:ind w:left="6480" w:hanging="360"/>
+      </w:pPr>
+      <w:rPr>
+        <w:rFonts w:ascii="Courier New" w:hAnsi="Courier New" w:cs="Courier New" w:hint="default"/>
+      </w:rPr>
+    </w:lvl>
+    <w:lvl w:ilvl="8" w:tplc="40090005" w:tentative="1">
+      <w:start w:val="1"/>
+      <w:numFmt w:val="bullet"/>
+      <w:lvlText w:val=""/>
+      <w:lvlJc w:val="left"/>
+      <w:pPr>
+        <w:ind w:left="7200" w:hanging="360"/>
+      </w:pPr>
+      <w:rPr>
+        <w:rFonts w:ascii="Wingdings" w:hAnsi="Wingdings" w:hint="default"/>
+      </w:rPr>
+    </w:lvl>
+  </w:abstractNum>
+  <w:abstractNum w:abstractNumId="6" w15:restartNumberingAfterBreak="0">
     <w:nsid w:val="3A6D1EEB"/>
     <w:multiLevelType w:val="hybridMultilevel"/>
     <w:tmpl w:val="A4E43B0A"/>
@@ -1088,7 +1791,7 @@
       </w:rPr>
     </w:lvl>
   </w:abstractNum>
-  <w:abstractNum w:abstractNumId="4" w15:restartNumberingAfterBreak="0">
+  <w:abstractNum w:abstractNumId="7" w15:restartNumberingAfterBreak="0">
     <w:nsid w:val="4CCF66ED"/>
     <w:multiLevelType w:val="hybridMultilevel"/>
     <w:tmpl w:val="DA102FDE"/>
@@ -1179,7 +1882,98 @@
       </w:pPr>
     </w:lvl>
   </w:abstractNum>
-  <w:abstractNum w:abstractNumId="5" w15:restartNumberingAfterBreak="0">
+  <w:abstractNum w:abstractNumId="8" w15:restartNumberingAfterBreak="0">
+    <w:nsid w:val="649150A6"/>
+    <w:multiLevelType w:val="hybridMultilevel"/>
+    <w:tmpl w:val="DA102FDE"/>
+    <w:lvl w:ilvl="0" w:tplc="B21C7362">
+      <w:start w:val="1"/>
+      <w:numFmt w:val="decimal"/>
+      <w:lvlText w:val="%1)"/>
+      <w:lvlJc w:val="left"/>
+      <w:pPr>
+        <w:ind w:left="720" w:hanging="360"/>
+      </w:pPr>
+      <w:rPr>
+        <w:rFonts w:hint="default"/>
+        <w:sz w:val="28"/>
+        <w:szCs w:val="28"/>
+      </w:rPr>
+    </w:lvl>
+    <w:lvl w:ilvl="1" w:tplc="40090019" w:tentative="1">
+      <w:start w:val="1"/>
+      <w:numFmt w:val="lowerLetter"/>
+      <w:lvlText w:val="%2."/>
+      <w:lvlJc w:val="left"/>
+      <w:pPr>
+        <w:ind w:left="1440" w:hanging="360"/>
+      </w:pPr>
+    </w:lvl>
+    <w:lvl w:ilvl="2" w:tplc="4009001B" w:tentative="1">
+      <w:start w:val="1"/>
+      <w:numFmt w:val="lowerRoman"/>
+      <w:lvlText w:val="%3."/>
+      <w:lvlJc w:val="right"/>
+      <w:pPr>
+        <w:ind w:left="2160" w:hanging="180"/>
+      </w:pPr>
+    </w:lvl>
+    <w:lvl w:ilvl="3" w:tplc="4009000F" w:tentative="1">
+      <w:start w:val="1"/>
+      <w:numFmt w:val="decimal"/>
+      <w:lvlText w:val="%4."/>
+      <w:lvlJc w:val="left"/>
+      <w:pPr>
+        <w:ind w:left="2880" w:hanging="360"/>
+      </w:pPr>
+    </w:lvl>
+    <w:lvl w:ilvl="4" w:tplc="40090019" w:tentative="1">
+      <w:start w:val="1"/>
+      <w:numFmt w:val="lowerLetter"/>
+      <w:lvlText w:val="%5."/>
+      <w:lvlJc w:val="left"/>
+      <w:pPr>
+        <w:ind w:left="3600" w:hanging="360"/>
+      </w:pPr>
+    </w:lvl>
+    <w:lvl w:ilvl="5" w:tplc="4009001B" w:tentative="1">
+      <w:start w:val="1"/>
+      <w:numFmt w:val="lowerRoman"/>
+      <w:lvlText w:val="%6."/>
+      <w:lvlJc w:val="right"/>
+      <w:pPr>
+        <w:ind w:left="4320" w:hanging="180"/>
+      </w:pPr>
+    </w:lvl>
+    <w:lvl w:ilvl="6" w:tplc="4009000F" w:tentative="1">
+      <w:start w:val="1"/>
+      <w:numFmt w:val="decimal"/>
+      <w:lvlText w:val="%7."/>
+      <w:lvlJc w:val="left"/>
+      <w:pPr>
+        <w:ind w:left="5040" w:hanging="360"/>
+      </w:pPr>
+    </w:lvl>
+    <w:lvl w:ilvl="7" w:tplc="40090019" w:tentative="1">
+      <w:start w:val="1"/>
+      <w:numFmt w:val="lowerLetter"/>
+      <w:lvlText w:val="%8."/>
+      <w:lvlJc w:val="left"/>
+      <w:pPr>
+        <w:ind w:left="5760" w:hanging="360"/>
+      </w:pPr>
+    </w:lvl>
+    <w:lvl w:ilvl="8" w:tplc="4009001B" w:tentative="1">
+      <w:start w:val="1"/>
+      <w:numFmt w:val="lowerRoman"/>
+      <w:lvlText w:val="%9."/>
+      <w:lvlJc w:val="right"/>
+      <w:pPr>
+        <w:ind w:left="6480" w:hanging="180"/>
+      </w:pPr>
+    </w:lvl>
+  </w:abstractNum>
+  <w:abstractNum w:abstractNumId="9" w15:restartNumberingAfterBreak="0">
     <w:nsid w:val="75EA61F5"/>
     <w:multiLevelType w:val="hybridMultilevel"/>
     <w:tmpl w:val="785A902E"/>
@@ -1292,7 +2086,7 @@
       </w:rPr>
     </w:lvl>
   </w:abstractNum>
-  <w:abstractNum w:abstractNumId="6" w15:restartNumberingAfterBreak="0">
+  <w:abstractNum w:abstractNumId="10" w15:restartNumberingAfterBreak="0">
     <w:nsid w:val="79767E01"/>
     <w:multiLevelType w:val="hybridMultilevel"/>
     <w:tmpl w:val="61CE7252"/>
@@ -1409,22 +2203,34 @@
     <w:abstractNumId w:val="0"/>
   </w:num>
   <w:num w:numId="2">
-    <w:abstractNumId w:val="6"/>
+    <w:abstractNumId w:val="10"/>
   </w:num>
   <w:num w:numId="3">
-    <w:abstractNumId w:val="5"/>
+    <w:abstractNumId w:val="9"/>
   </w:num>
   <w:num w:numId="4">
-    <w:abstractNumId w:val="4"/>
+    <w:abstractNumId w:val="7"/>
   </w:num>
   <w:num w:numId="5">
-    <w:abstractNumId w:val="3"/>
+    <w:abstractNumId w:val="6"/>
   </w:num>
   <w:num w:numId="6">
     <w:abstractNumId w:val="1"/>
   </w:num>
   <w:num w:numId="7">
+    <w:abstractNumId w:val="3"/>
+  </w:num>
+  <w:num w:numId="8">
     <w:abstractNumId w:val="2"/>
+  </w:num>
+  <w:num w:numId="9">
+    <w:abstractNumId w:val="4"/>
+  </w:num>
+  <w:num w:numId="10">
+    <w:abstractNumId w:val="8"/>
+  </w:num>
+  <w:num w:numId="11">
+    <w:abstractNumId w:val="5"/>
   </w:num>
 </w:numbering>
 </file>

--- a/Module4 Test driven development and Logging framework/Module 4 Theory.docx
+++ b/Module4 Test driven development and Logging framework/Module 4 Theory.docx
@@ -881,15 +881,17 @@
         <w:pStyle w:val="ListParagraph"/>
         <w:numPr>
           <w:ilvl w:val="0"/>
-          <w:numId w:val="10"/>
+          <w:numId w:val="1"/>
         </w:numPr>
         <w:rPr>
           <w:b/>
-          <w:sz w:val="24"/>
-          <w:szCs w:val="24"/>
-          <w:lang w:val="en-US"/>
-        </w:rPr>
-      </w:pPr>
+          <w:sz w:val="28"/>
+          <w:szCs w:val="28"/>
+          <w:lang w:val="en-US"/>
+        </w:rPr>
+      </w:pPr>
+      <w:bookmarkStart w:id="0" w:name="_GoBack"/>
+      <w:bookmarkEnd w:id="0"/>
       <w:r>
         <w:rPr>
           <w:b/>
@@ -1009,8 +1011,6 @@
         </w:rPr>
         <w:t>Test execution order</w:t>
       </w:r>
-      <w:bookmarkStart w:id="0" w:name="_GoBack"/>
-      <w:bookmarkEnd w:id="0"/>
     </w:p>
     <w:p>
       <w:pPr>

--- a/Module4 Test driven development and Logging framework/Module 4 Theory.docx
+++ b/Module4 Test driven development and Logging framework/Module 4 Theory.docx
@@ -795,14 +795,7 @@
           <w:sz w:val="24"/>
           <w:szCs w:val="24"/>
         </w:rPr>
-        <w:t>Ar</w:t>
-      </w:r>
-      <w:r>
-        <w:rPr>
-          <w:sz w:val="24"/>
-          <w:szCs w:val="24"/>
-        </w:rPr>
-        <w:t>range-Act-Assert (AAA) Pattern</w:t>
+        <w:t>Arrange-Act-Assert (AAA) Pattern</w:t>
       </w:r>
     </w:p>
     <w:p>
@@ -890,8 +883,6 @@
           <w:lang w:val="en-US"/>
         </w:rPr>
       </w:pPr>
-      <w:bookmarkStart w:id="0" w:name="_GoBack"/>
-      <w:bookmarkEnd w:id="0"/>
       <w:r>
         <w:rPr>
           <w:b/>
@@ -1052,6 +1043,221 @@
           <w:szCs w:val="24"/>
         </w:rPr>
         <w:t>Timeout and performance testing</w:t>
+      </w:r>
+    </w:p>
+    <w:p>
+      <w:pPr>
+        <w:rPr>
+          <w:b/>
+          <w:sz w:val="24"/>
+          <w:szCs w:val="24"/>
+          <w:lang w:val="en-US"/>
+        </w:rPr>
+      </w:pPr>
+      <w:r>
+        <w:rPr>
+          <w:b/>
+          <w:sz w:val="24"/>
+          <w:szCs w:val="24"/>
+          <w:lang w:val="en-US"/>
+        </w:rPr>
+        <w:t>Topic 6 completed</w:t>
+      </w:r>
+    </w:p>
+    <w:p>
+      <w:pPr>
+        <w:rPr>
+          <w:b/>
+          <w:sz w:val="24"/>
+          <w:szCs w:val="24"/>
+          <w:lang w:val="en-US"/>
+        </w:rPr>
+      </w:pPr>
+    </w:p>
+    <w:p>
+      <w:pPr>
+        <w:pStyle w:val="ListParagraph"/>
+        <w:numPr>
+          <w:ilvl w:val="0"/>
+          <w:numId w:val="1"/>
+        </w:numPr>
+        <w:rPr>
+          <w:b/>
+          <w:sz w:val="24"/>
+          <w:szCs w:val="24"/>
+          <w:lang w:val="en-US"/>
+        </w:rPr>
+      </w:pPr>
+      <w:r>
+        <w:rPr>
+          <w:b/>
+          <w:sz w:val="28"/>
+          <w:szCs w:val="28"/>
+          <w:lang w:val="en-US"/>
+        </w:rPr>
+        <w:t>Concept:</w:t>
+      </w:r>
+      <w:r>
+        <w:rPr>
+          <w:b/>
+          <w:sz w:val="24"/>
+          <w:szCs w:val="24"/>
+          <w:lang w:val="en-US"/>
+        </w:rPr>
+        <w:t xml:space="preserve"> </w:t>
+      </w:r>
+      <w:r>
+        <w:rPr>
+          <w:sz w:val="24"/>
+          <w:szCs w:val="24"/>
+        </w:rPr>
+        <w:t>Mockito Basics</w:t>
+      </w:r>
+      <w:r>
+        <w:t xml:space="preserve"> </w:t>
+      </w:r>
+    </w:p>
+    <w:p>
+      <w:pPr>
+        <w:pStyle w:val="ListParagraph"/>
+        <w:rPr>
+          <w:b/>
+          <w:sz w:val="24"/>
+          <w:szCs w:val="24"/>
+          <w:lang w:val="en-US"/>
+        </w:rPr>
+      </w:pPr>
+    </w:p>
+    <w:p>
+      <w:pPr>
+        <w:pStyle w:val="ListParagraph"/>
+        <w:rPr>
+          <w:b/>
+          <w:sz w:val="28"/>
+          <w:szCs w:val="28"/>
+          <w:lang w:val="en-US"/>
+        </w:rPr>
+      </w:pPr>
+      <w:r>
+        <w:rPr>
+          <w:b/>
+          <w:sz w:val="28"/>
+          <w:szCs w:val="28"/>
+          <w:lang w:val="en-US"/>
+        </w:rPr>
+        <w:t>Topics:</w:t>
+      </w:r>
+    </w:p>
+    <w:p>
+      <w:pPr>
+        <w:pStyle w:val="ListParagraph"/>
+        <w:numPr>
+          <w:ilvl w:val="0"/>
+          <w:numId w:val="12"/>
+        </w:numPr>
+        <w:rPr>
+          <w:b/>
+          <w:sz w:val="24"/>
+          <w:szCs w:val="24"/>
+          <w:lang w:val="en-US"/>
+        </w:rPr>
+      </w:pPr>
+      <w:r>
+        <w:rPr>
+          <w:sz w:val="24"/>
+          <w:szCs w:val="24"/>
+        </w:rPr>
+        <w:t>Introduction to Mockito</w:t>
+      </w:r>
+    </w:p>
+    <w:p>
+      <w:pPr>
+        <w:pStyle w:val="ListParagraph"/>
+        <w:numPr>
+          <w:ilvl w:val="0"/>
+          <w:numId w:val="12"/>
+        </w:numPr>
+        <w:rPr>
+          <w:b/>
+          <w:sz w:val="24"/>
+          <w:szCs w:val="24"/>
+          <w:lang w:val="en-US"/>
+        </w:rPr>
+      </w:pPr>
+      <w:r>
+        <w:rPr>
+          <w:sz w:val="24"/>
+          <w:szCs w:val="24"/>
+        </w:rPr>
+        <w:t>Mocking and stubbing</w:t>
+      </w:r>
+    </w:p>
+    <w:p>
+      <w:pPr>
+        <w:pStyle w:val="ListParagraph"/>
+        <w:numPr>
+          <w:ilvl w:val="0"/>
+          <w:numId w:val="12"/>
+        </w:numPr>
+        <w:rPr>
+          <w:b/>
+          <w:sz w:val="24"/>
+          <w:szCs w:val="24"/>
+          <w:lang w:val="en-US"/>
+        </w:rPr>
+      </w:pPr>
+      <w:r>
+        <w:rPr>
+          <w:sz w:val="24"/>
+          <w:szCs w:val="24"/>
+        </w:rPr>
+        <w:t>Verifying interactions</w:t>
+      </w:r>
+    </w:p>
+    <w:p>
+      <w:pPr>
+        <w:pStyle w:val="ListParagraph"/>
+        <w:numPr>
+          <w:ilvl w:val="0"/>
+          <w:numId w:val="12"/>
+        </w:numPr>
+        <w:rPr>
+          <w:b/>
+          <w:sz w:val="24"/>
+          <w:szCs w:val="24"/>
+          <w:lang w:val="en-US"/>
+        </w:rPr>
+      </w:pPr>
+      <w:r>
+        <w:rPr>
+          <w:sz w:val="24"/>
+          <w:szCs w:val="24"/>
+        </w:rPr>
+        <w:t>Argument matching</w:t>
+      </w:r>
+    </w:p>
+    <w:p>
+      <w:pPr>
+        <w:pStyle w:val="ListParagraph"/>
+        <w:numPr>
+          <w:ilvl w:val="0"/>
+          <w:numId w:val="12"/>
+        </w:numPr>
+        <w:rPr>
+          <w:b/>
+          <w:sz w:val="24"/>
+          <w:szCs w:val="24"/>
+          <w:lang w:val="en-US"/>
+        </w:rPr>
+      </w:pPr>
+      <w:bookmarkStart w:id="0" w:name="_GoBack"/>
+      <w:bookmarkEnd w:id="0"/>
+      <w:r>
+        <w:rPr>
+          <w:sz w:val="24"/>
+          <w:szCs w:val="24"/>
+        </w:rPr>
+        <w:t>Handling void methods</w:t>
       </w:r>
     </w:p>
     <w:sectPr>
@@ -1883,6 +2089,119 @@
     </w:lvl>
   </w:abstractNum>
   <w:abstractNum w:abstractNumId="8" w15:restartNumberingAfterBreak="0">
+    <w:nsid w:val="53146F25"/>
+    <w:multiLevelType w:val="hybridMultilevel"/>
+    <w:tmpl w:val="72E099B6"/>
+    <w:lvl w:ilvl="0" w:tplc="40090001">
+      <w:start w:val="1"/>
+      <w:numFmt w:val="bullet"/>
+      <w:lvlText w:val=""/>
+      <w:lvlJc w:val="left"/>
+      <w:pPr>
+        <w:ind w:left="1440" w:hanging="360"/>
+      </w:pPr>
+      <w:rPr>
+        <w:rFonts w:ascii="Symbol" w:hAnsi="Symbol" w:hint="default"/>
+      </w:rPr>
+    </w:lvl>
+    <w:lvl w:ilvl="1" w:tplc="40090003" w:tentative="1">
+      <w:start w:val="1"/>
+      <w:numFmt w:val="bullet"/>
+      <w:lvlText w:val="o"/>
+      <w:lvlJc w:val="left"/>
+      <w:pPr>
+        <w:ind w:left="2160" w:hanging="360"/>
+      </w:pPr>
+      <w:rPr>
+        <w:rFonts w:ascii="Courier New" w:hAnsi="Courier New" w:cs="Courier New" w:hint="default"/>
+      </w:rPr>
+    </w:lvl>
+    <w:lvl w:ilvl="2" w:tplc="40090005" w:tentative="1">
+      <w:start w:val="1"/>
+      <w:numFmt w:val="bullet"/>
+      <w:lvlText w:val=""/>
+      <w:lvlJc w:val="left"/>
+      <w:pPr>
+        <w:ind w:left="2880" w:hanging="360"/>
+      </w:pPr>
+      <w:rPr>
+        <w:rFonts w:ascii="Wingdings" w:hAnsi="Wingdings" w:hint="default"/>
+      </w:rPr>
+    </w:lvl>
+    <w:lvl w:ilvl="3" w:tplc="40090001" w:tentative="1">
+      <w:start w:val="1"/>
+      <w:numFmt w:val="bullet"/>
+      <w:lvlText w:val=""/>
+      <w:lvlJc w:val="left"/>
+      <w:pPr>
+        <w:ind w:left="3600" w:hanging="360"/>
+      </w:pPr>
+      <w:rPr>
+        <w:rFonts w:ascii="Symbol" w:hAnsi="Symbol" w:hint="default"/>
+      </w:rPr>
+    </w:lvl>
+    <w:lvl w:ilvl="4" w:tplc="40090003" w:tentative="1">
+      <w:start w:val="1"/>
+      <w:numFmt w:val="bullet"/>
+      <w:lvlText w:val="o"/>
+      <w:lvlJc w:val="left"/>
+      <w:pPr>
+        <w:ind w:left="4320" w:hanging="360"/>
+      </w:pPr>
+      <w:rPr>
+        <w:rFonts w:ascii="Courier New" w:hAnsi="Courier New" w:cs="Courier New" w:hint="default"/>
+      </w:rPr>
+    </w:lvl>
+    <w:lvl w:ilvl="5" w:tplc="40090005" w:tentative="1">
+      <w:start w:val="1"/>
+      <w:numFmt w:val="bullet"/>
+      <w:lvlText w:val=""/>
+      <w:lvlJc w:val="left"/>
+      <w:pPr>
+        <w:ind w:left="5040" w:hanging="360"/>
+      </w:pPr>
+      <w:rPr>
+        <w:rFonts w:ascii="Wingdings" w:hAnsi="Wingdings" w:hint="default"/>
+      </w:rPr>
+    </w:lvl>
+    <w:lvl w:ilvl="6" w:tplc="40090001" w:tentative="1">
+      <w:start w:val="1"/>
+      <w:numFmt w:val="bullet"/>
+      <w:lvlText w:val=""/>
+      <w:lvlJc w:val="left"/>
+      <w:pPr>
+        <w:ind w:left="5760" w:hanging="360"/>
+      </w:pPr>
+      <w:rPr>
+        <w:rFonts w:ascii="Symbol" w:hAnsi="Symbol" w:hint="default"/>
+      </w:rPr>
+    </w:lvl>
+    <w:lvl w:ilvl="7" w:tplc="40090003" w:tentative="1">
+      <w:start w:val="1"/>
+      <w:numFmt w:val="bullet"/>
+      <w:lvlText w:val="o"/>
+      <w:lvlJc w:val="left"/>
+      <w:pPr>
+        <w:ind w:left="6480" w:hanging="360"/>
+      </w:pPr>
+      <w:rPr>
+        <w:rFonts w:ascii="Courier New" w:hAnsi="Courier New" w:cs="Courier New" w:hint="default"/>
+      </w:rPr>
+    </w:lvl>
+    <w:lvl w:ilvl="8" w:tplc="40090005" w:tentative="1">
+      <w:start w:val="1"/>
+      <w:numFmt w:val="bullet"/>
+      <w:lvlText w:val=""/>
+      <w:lvlJc w:val="left"/>
+      <w:pPr>
+        <w:ind w:left="7200" w:hanging="360"/>
+      </w:pPr>
+      <w:rPr>
+        <w:rFonts w:ascii="Wingdings" w:hAnsi="Wingdings" w:hint="default"/>
+      </w:rPr>
+    </w:lvl>
+  </w:abstractNum>
+  <w:abstractNum w:abstractNumId="9" w15:restartNumberingAfterBreak="0">
     <w:nsid w:val="649150A6"/>
     <w:multiLevelType w:val="hybridMultilevel"/>
     <w:tmpl w:val="DA102FDE"/>
@@ -1973,7 +2292,7 @@
       </w:pPr>
     </w:lvl>
   </w:abstractNum>
-  <w:abstractNum w:abstractNumId="9" w15:restartNumberingAfterBreak="0">
+  <w:abstractNum w:abstractNumId="10" w15:restartNumberingAfterBreak="0">
     <w:nsid w:val="75EA61F5"/>
     <w:multiLevelType w:val="hybridMultilevel"/>
     <w:tmpl w:val="785A902E"/>
@@ -2086,7 +2405,7 @@
       </w:rPr>
     </w:lvl>
   </w:abstractNum>
-  <w:abstractNum w:abstractNumId="10" w15:restartNumberingAfterBreak="0">
+  <w:abstractNum w:abstractNumId="11" w15:restartNumberingAfterBreak="0">
     <w:nsid w:val="79767E01"/>
     <w:multiLevelType w:val="hybridMultilevel"/>
     <w:tmpl w:val="61CE7252"/>
@@ -2203,10 +2522,10 @@
     <w:abstractNumId w:val="0"/>
   </w:num>
   <w:num w:numId="2">
-    <w:abstractNumId w:val="10"/>
+    <w:abstractNumId w:val="11"/>
   </w:num>
   <w:num w:numId="3">
-    <w:abstractNumId w:val="9"/>
+    <w:abstractNumId w:val="10"/>
   </w:num>
   <w:num w:numId="4">
     <w:abstractNumId w:val="7"/>
@@ -2227,10 +2546,13 @@
     <w:abstractNumId w:val="4"/>
   </w:num>
   <w:num w:numId="10">
-    <w:abstractNumId w:val="8"/>
+    <w:abstractNumId w:val="9"/>
   </w:num>
   <w:num w:numId="11">
     <w:abstractNumId w:val="5"/>
+  </w:num>
+  <w:num w:numId="12">
+    <w:abstractNumId w:val="8"/>
   </w:num>
 </w:numbering>
 </file>

--- a/Module4 Test driven development and Logging framework/Module 4 Theory.docx
+++ b/Module4 Test driven development and Logging framework/Module 4 Theory.docx
@@ -1250,6 +1250,202 @@
           <w:lang w:val="en-US"/>
         </w:rPr>
       </w:pPr>
+      <w:r>
+        <w:rPr>
+          <w:sz w:val="24"/>
+          <w:szCs w:val="24"/>
+        </w:rPr>
+        <w:t>Handling void methods</w:t>
+      </w:r>
+    </w:p>
+    <w:p>
+      <w:pPr>
+        <w:rPr>
+          <w:b/>
+          <w:sz w:val="24"/>
+          <w:szCs w:val="24"/>
+          <w:lang w:val="en-US"/>
+        </w:rPr>
+      </w:pPr>
+      <w:r>
+        <w:rPr>
+          <w:b/>
+          <w:sz w:val="24"/>
+          <w:szCs w:val="24"/>
+          <w:lang w:val="en-US"/>
+        </w:rPr>
+        <w:t>Topic 7 completed</w:t>
+      </w:r>
+    </w:p>
+    <w:p>
+      <w:pPr>
+        <w:rPr>
+          <w:b/>
+          <w:sz w:val="24"/>
+          <w:szCs w:val="24"/>
+          <w:lang w:val="en-US"/>
+        </w:rPr>
+      </w:pPr>
+    </w:p>
+    <w:p>
+      <w:pPr>
+        <w:pStyle w:val="ListParagraph"/>
+        <w:numPr>
+          <w:ilvl w:val="0"/>
+          <w:numId w:val="1"/>
+        </w:numPr>
+        <w:rPr>
+          <w:b/>
+          <w:sz w:val="24"/>
+          <w:szCs w:val="24"/>
+          <w:lang w:val="en-US"/>
+        </w:rPr>
+      </w:pPr>
+      <w:r>
+        <w:rPr>
+          <w:b/>
+          <w:sz w:val="28"/>
+          <w:szCs w:val="28"/>
+          <w:lang w:val="en-US"/>
+        </w:rPr>
+        <w:t xml:space="preserve">Concept: </w:t>
+      </w:r>
+      <w:r>
+        <w:rPr>
+          <w:sz w:val="24"/>
+          <w:szCs w:val="24"/>
+        </w:rPr>
+        <w:t>Testing Spring Applications with JUnit and Mockito</w:t>
+      </w:r>
+      <w:r>
+        <w:t xml:space="preserve"> </w:t>
+      </w:r>
+    </w:p>
+    <w:p>
+      <w:pPr>
+        <w:pStyle w:val="ListParagraph"/>
+        <w:rPr>
+          <w:b/>
+          <w:sz w:val="24"/>
+          <w:szCs w:val="24"/>
+          <w:lang w:val="en-US"/>
+        </w:rPr>
+      </w:pPr>
+    </w:p>
+    <w:p>
+      <w:pPr>
+        <w:pStyle w:val="ListParagraph"/>
+        <w:rPr>
+          <w:b/>
+          <w:sz w:val="28"/>
+          <w:szCs w:val="28"/>
+          <w:lang w:val="en-US"/>
+        </w:rPr>
+      </w:pPr>
+      <w:r>
+        <w:rPr>
+          <w:b/>
+          <w:sz w:val="28"/>
+          <w:szCs w:val="28"/>
+          <w:lang w:val="en-US"/>
+        </w:rPr>
+        <w:t>Topics:</w:t>
+      </w:r>
+    </w:p>
+    <w:p>
+      <w:pPr>
+        <w:pStyle w:val="ListParagraph"/>
+        <w:numPr>
+          <w:ilvl w:val="0"/>
+          <w:numId w:val="13"/>
+        </w:numPr>
+        <w:rPr>
+          <w:b/>
+          <w:sz w:val="24"/>
+          <w:szCs w:val="24"/>
+          <w:lang w:val="en-US"/>
+        </w:rPr>
+      </w:pPr>
+      <w:r>
+        <w:rPr>
+          <w:sz w:val="24"/>
+          <w:szCs w:val="24"/>
+        </w:rPr>
+        <w:t>Overview of Spring testing</w:t>
+      </w:r>
+    </w:p>
+    <w:p>
+      <w:pPr>
+        <w:pStyle w:val="ListParagraph"/>
+        <w:numPr>
+          <w:ilvl w:val="0"/>
+          <w:numId w:val="13"/>
+        </w:numPr>
+        <w:rPr>
+          <w:b/>
+          <w:sz w:val="24"/>
+          <w:szCs w:val="24"/>
+          <w:lang w:val="en-US"/>
+        </w:rPr>
+      </w:pPr>
+      <w:r>
+        <w:rPr>
+          <w:sz w:val="24"/>
+          <w:szCs w:val="24"/>
+        </w:rPr>
+        <w:t xml:space="preserve">testing </w:t>
+      </w:r>
+      <w:r>
+        <w:rPr>
+          <w:sz w:val="24"/>
+          <w:szCs w:val="24"/>
+        </w:rPr>
+        <w:t>controllers, services and repositories</w:t>
+      </w:r>
+    </w:p>
+    <w:p>
+      <w:pPr>
+        <w:pStyle w:val="ListParagraph"/>
+        <w:numPr>
+          <w:ilvl w:val="0"/>
+          <w:numId w:val="13"/>
+        </w:numPr>
+        <w:rPr>
+          <w:b/>
+          <w:sz w:val="24"/>
+          <w:szCs w:val="24"/>
+          <w:lang w:val="en-US"/>
+        </w:rPr>
+      </w:pPr>
+      <w:r>
+        <w:rPr>
+          <w:sz w:val="24"/>
+          <w:szCs w:val="24"/>
+        </w:rPr>
+        <w:t>Integr</w:t>
+      </w:r>
+      <w:r>
+        <w:rPr>
+          <w:sz w:val="24"/>
+          <w:szCs w:val="24"/>
+        </w:rPr>
+        <w:t>ation testing with Spring Boot</w:t>
+      </w:r>
+    </w:p>
+    <w:p>
+      <w:pPr>
+        <w:pStyle w:val="ListParagraph"/>
+        <w:numPr>
+          <w:ilvl w:val="0"/>
+          <w:numId w:val="13"/>
+        </w:numPr>
+        <w:rPr>
+          <w:b/>
+          <w:sz w:val="24"/>
+          <w:szCs w:val="24"/>
+          <w:lang w:val="en-US"/>
+        </w:rPr>
+      </w:pPr>
       <w:bookmarkStart w:id="0" w:name="_GoBack"/>
       <w:bookmarkEnd w:id="0"/>
       <w:r>
@@ -1257,7 +1453,7 @@
           <w:sz w:val="24"/>
           <w:szCs w:val="24"/>
         </w:rPr>
-        <w:t>Handling void methods</w:t>
+        <w:t>Mocking dependencies in Spring tests</w:t>
       </w:r>
     </w:p>
     <w:sectPr>
@@ -1546,6 +1742,119 @@
     </w:lvl>
   </w:abstractNum>
   <w:abstractNum w:abstractNumId="3" w15:restartNumberingAfterBreak="0">
+    <w:nsid w:val="1B4A1207"/>
+    <w:multiLevelType w:val="hybridMultilevel"/>
+    <w:tmpl w:val="B47C8B78"/>
+    <w:lvl w:ilvl="0" w:tplc="40090001">
+      <w:start w:val="1"/>
+      <w:numFmt w:val="bullet"/>
+      <w:lvlText w:val=""/>
+      <w:lvlJc w:val="left"/>
+      <w:pPr>
+        <w:ind w:left="1440" w:hanging="360"/>
+      </w:pPr>
+      <w:rPr>
+        <w:rFonts w:ascii="Symbol" w:hAnsi="Symbol" w:hint="default"/>
+      </w:rPr>
+    </w:lvl>
+    <w:lvl w:ilvl="1" w:tplc="40090003" w:tentative="1">
+      <w:start w:val="1"/>
+      <w:numFmt w:val="bullet"/>
+      <w:lvlText w:val="o"/>
+      <w:lvlJc w:val="left"/>
+      <w:pPr>
+        <w:ind w:left="2160" w:hanging="360"/>
+      </w:pPr>
+      <w:rPr>
+        <w:rFonts w:ascii="Courier New" w:hAnsi="Courier New" w:cs="Courier New" w:hint="default"/>
+      </w:rPr>
+    </w:lvl>
+    <w:lvl w:ilvl="2" w:tplc="40090005" w:tentative="1">
+      <w:start w:val="1"/>
+      <w:numFmt w:val="bullet"/>
+      <w:lvlText w:val=""/>
+      <w:lvlJc w:val="left"/>
+      <w:pPr>
+        <w:ind w:left="2880" w:hanging="360"/>
+      </w:pPr>
+      <w:rPr>
+        <w:rFonts w:ascii="Wingdings" w:hAnsi="Wingdings" w:hint="default"/>
+      </w:rPr>
+    </w:lvl>
+    <w:lvl w:ilvl="3" w:tplc="40090001" w:tentative="1">
+      <w:start w:val="1"/>
+      <w:numFmt w:val="bullet"/>
+      <w:lvlText w:val=""/>
+      <w:lvlJc w:val="left"/>
+      <w:pPr>
+        <w:ind w:left="3600" w:hanging="360"/>
+      </w:pPr>
+      <w:rPr>
+        <w:rFonts w:ascii="Symbol" w:hAnsi="Symbol" w:hint="default"/>
+      </w:rPr>
+    </w:lvl>
+    <w:lvl w:ilvl="4" w:tplc="40090003" w:tentative="1">
+      <w:start w:val="1"/>
+      <w:numFmt w:val="bullet"/>
+      <w:lvlText w:val="o"/>
+      <w:lvlJc w:val="left"/>
+      <w:pPr>
+        <w:ind w:left="4320" w:hanging="360"/>
+      </w:pPr>
+      <w:rPr>
+        <w:rFonts w:ascii="Courier New" w:hAnsi="Courier New" w:cs="Courier New" w:hint="default"/>
+      </w:rPr>
+    </w:lvl>
+    <w:lvl w:ilvl="5" w:tplc="40090005" w:tentative="1">
+      <w:start w:val="1"/>
+      <w:numFmt w:val="bullet"/>
+      <w:lvlText w:val=""/>
+      <w:lvlJc w:val="left"/>
+      <w:pPr>
+        <w:ind w:left="5040" w:hanging="360"/>
+      </w:pPr>
+      <w:rPr>
+        <w:rFonts w:ascii="Wingdings" w:hAnsi="Wingdings" w:hint="default"/>
+      </w:rPr>
+    </w:lvl>
+    <w:lvl w:ilvl="6" w:tplc="40090001" w:tentative="1">
+      <w:start w:val="1"/>
+      <w:numFmt w:val="bullet"/>
+      <w:lvlText w:val=""/>
+      <w:lvlJc w:val="left"/>
+      <w:pPr>
+        <w:ind w:left="5760" w:hanging="360"/>
+      </w:pPr>
+      <w:rPr>
+        <w:rFonts w:ascii="Symbol" w:hAnsi="Symbol" w:hint="default"/>
+      </w:rPr>
+    </w:lvl>
+    <w:lvl w:ilvl="7" w:tplc="40090003" w:tentative="1">
+      <w:start w:val="1"/>
+      <w:numFmt w:val="bullet"/>
+      <w:lvlText w:val="o"/>
+      <w:lvlJc w:val="left"/>
+      <w:pPr>
+        <w:ind w:left="6480" w:hanging="360"/>
+      </w:pPr>
+      <w:rPr>
+        <w:rFonts w:ascii="Courier New" w:hAnsi="Courier New" w:cs="Courier New" w:hint="default"/>
+      </w:rPr>
+    </w:lvl>
+    <w:lvl w:ilvl="8" w:tplc="40090005" w:tentative="1">
+      <w:start w:val="1"/>
+      <w:numFmt w:val="bullet"/>
+      <w:lvlText w:val=""/>
+      <w:lvlJc w:val="left"/>
+      <w:pPr>
+        <w:ind w:left="7200" w:hanging="360"/>
+      </w:pPr>
+      <w:rPr>
+        <w:rFonts w:ascii="Wingdings" w:hAnsi="Wingdings" w:hint="default"/>
+      </w:rPr>
+    </w:lvl>
+  </w:abstractNum>
+  <w:abstractNum w:abstractNumId="4" w15:restartNumberingAfterBreak="0">
     <w:nsid w:val="252777F5"/>
     <w:multiLevelType w:val="hybridMultilevel"/>
     <w:tmpl w:val="A41423E0"/>
@@ -1658,7 +1967,7 @@
       </w:rPr>
     </w:lvl>
   </w:abstractNum>
-  <w:abstractNum w:abstractNumId="4" w15:restartNumberingAfterBreak="0">
+  <w:abstractNum w:abstractNumId="5" w15:restartNumberingAfterBreak="0">
     <w:nsid w:val="260A79A1"/>
     <w:multiLevelType w:val="hybridMultilevel"/>
     <w:tmpl w:val="C3369AAC"/>
@@ -1771,7 +2080,7 @@
       </w:rPr>
     </w:lvl>
   </w:abstractNum>
-  <w:abstractNum w:abstractNumId="5" w15:restartNumberingAfterBreak="0">
+  <w:abstractNum w:abstractNumId="6" w15:restartNumberingAfterBreak="0">
     <w:nsid w:val="3287148B"/>
     <w:multiLevelType w:val="hybridMultilevel"/>
     <w:tmpl w:val="90441E76"/>
@@ -1884,7 +2193,7 @@
       </w:rPr>
     </w:lvl>
   </w:abstractNum>
-  <w:abstractNum w:abstractNumId="6" w15:restartNumberingAfterBreak="0">
+  <w:abstractNum w:abstractNumId="7" w15:restartNumberingAfterBreak="0">
     <w:nsid w:val="3A6D1EEB"/>
     <w:multiLevelType w:val="hybridMultilevel"/>
     <w:tmpl w:val="A4E43B0A"/>
@@ -1997,7 +2306,7 @@
       </w:rPr>
     </w:lvl>
   </w:abstractNum>
-  <w:abstractNum w:abstractNumId="7" w15:restartNumberingAfterBreak="0">
+  <w:abstractNum w:abstractNumId="8" w15:restartNumberingAfterBreak="0">
     <w:nsid w:val="4CCF66ED"/>
     <w:multiLevelType w:val="hybridMultilevel"/>
     <w:tmpl w:val="DA102FDE"/>
@@ -2088,7 +2397,7 @@
       </w:pPr>
     </w:lvl>
   </w:abstractNum>
-  <w:abstractNum w:abstractNumId="8" w15:restartNumberingAfterBreak="0">
+  <w:abstractNum w:abstractNumId="9" w15:restartNumberingAfterBreak="0">
     <w:nsid w:val="53146F25"/>
     <w:multiLevelType w:val="hybridMultilevel"/>
     <w:tmpl w:val="72E099B6"/>
@@ -2201,7 +2510,7 @@
       </w:rPr>
     </w:lvl>
   </w:abstractNum>
-  <w:abstractNum w:abstractNumId="9" w15:restartNumberingAfterBreak="0">
+  <w:abstractNum w:abstractNumId="10" w15:restartNumberingAfterBreak="0">
     <w:nsid w:val="649150A6"/>
     <w:multiLevelType w:val="hybridMultilevel"/>
     <w:tmpl w:val="DA102FDE"/>
@@ -2292,7 +2601,7 @@
       </w:pPr>
     </w:lvl>
   </w:abstractNum>
-  <w:abstractNum w:abstractNumId="10" w15:restartNumberingAfterBreak="0">
+  <w:abstractNum w:abstractNumId="11" w15:restartNumberingAfterBreak="0">
     <w:nsid w:val="75EA61F5"/>
     <w:multiLevelType w:val="hybridMultilevel"/>
     <w:tmpl w:val="785A902E"/>
@@ -2405,7 +2714,7 @@
       </w:rPr>
     </w:lvl>
   </w:abstractNum>
-  <w:abstractNum w:abstractNumId="11" w15:restartNumberingAfterBreak="0">
+  <w:abstractNum w:abstractNumId="12" w15:restartNumberingAfterBreak="0">
     <w:nsid w:val="79767E01"/>
     <w:multiLevelType w:val="hybridMultilevel"/>
     <w:tmpl w:val="61CE7252"/>
@@ -2522,37 +2831,40 @@
     <w:abstractNumId w:val="0"/>
   </w:num>
   <w:num w:numId="2">
+    <w:abstractNumId w:val="12"/>
+  </w:num>
+  <w:num w:numId="3">
     <w:abstractNumId w:val="11"/>
   </w:num>
-  <w:num w:numId="3">
-    <w:abstractNumId w:val="10"/>
-  </w:num>
   <w:num w:numId="4">
-    <w:abstractNumId w:val="7"/>
+    <w:abstractNumId w:val="8"/>
   </w:num>
   <w:num w:numId="5">
-    <w:abstractNumId w:val="6"/>
+    <w:abstractNumId w:val="7"/>
   </w:num>
   <w:num w:numId="6">
     <w:abstractNumId w:val="1"/>
   </w:num>
   <w:num w:numId="7">
-    <w:abstractNumId w:val="3"/>
+    <w:abstractNumId w:val="4"/>
   </w:num>
   <w:num w:numId="8">
     <w:abstractNumId w:val="2"/>
   </w:num>
   <w:num w:numId="9">
-    <w:abstractNumId w:val="4"/>
+    <w:abstractNumId w:val="5"/>
   </w:num>
   <w:num w:numId="10">
+    <w:abstractNumId w:val="10"/>
+  </w:num>
+  <w:num w:numId="11">
+    <w:abstractNumId w:val="6"/>
+  </w:num>
+  <w:num w:numId="12">
     <w:abstractNumId w:val="9"/>
   </w:num>
-  <w:num w:numId="11">
-    <w:abstractNumId w:val="5"/>
-  </w:num>
-  <w:num w:numId="12">
-    <w:abstractNumId w:val="8"/>
+  <w:num w:numId="13">
+    <w:abstractNumId w:val="3"/>
   </w:num>
 </w:numbering>
 </file>

--- a/Module4 Test driven development and Logging framework/Module 4 Theory.docx
+++ b/Module4 Test driven development and Logging framework/Module 4 Theory.docx
@@ -1106,12 +1106,21 @@
         </w:rPr>
         <w:t xml:space="preserve"> </w:t>
       </w:r>
-      <w:r>
-        <w:rPr>
-          <w:sz w:val="24"/>
-          <w:szCs w:val="24"/>
-        </w:rPr>
-        <w:t>Mockito Basics</w:t>
+      <w:proofErr w:type="spellStart"/>
+      <w:r>
+        <w:rPr>
+          <w:sz w:val="24"/>
+          <w:szCs w:val="24"/>
+        </w:rPr>
+        <w:t>Mockito</w:t>
+      </w:r>
+      <w:proofErr w:type="spellEnd"/>
+      <w:r>
+        <w:rPr>
+          <w:sz w:val="24"/>
+          <w:szCs w:val="24"/>
+        </w:rPr>
+        <w:t xml:space="preserve"> Basics</w:t>
       </w:r>
       <w:r>
         <w:t xml:space="preserve"> </w:t>
@@ -1167,7 +1176,15 @@
           <w:sz w:val="24"/>
           <w:szCs w:val="24"/>
         </w:rPr>
-        <w:t>Introduction to Mockito</w:t>
+        <w:t xml:space="preserve">Introduction to </w:t>
+      </w:r>
+      <w:proofErr w:type="spellStart"/>
+      <w:r>
+        <w:rPr>
+          <w:sz w:val="24"/>
+          <w:szCs w:val="24"/>
+        </w:rPr>
+        <w:t>Mockito</w:t>
       </w:r>
     </w:p>
     <w:p>
@@ -1184,6 +1201,7 @@
           <w:lang w:val="en-US"/>
         </w:rPr>
       </w:pPr>
+      <w:proofErr w:type="spellEnd"/>
       <w:r>
         <w:rPr>
           <w:sz w:val="24"/>
@@ -1315,8 +1333,17 @@
           <w:sz w:val="24"/>
           <w:szCs w:val="24"/>
         </w:rPr>
-        <w:t>Testing Spring Applications with JUnit and Mockito</w:t>
-      </w:r>
+        <w:t xml:space="preserve">Testing Spring Applications with JUnit and </w:t>
+      </w:r>
+      <w:proofErr w:type="spellStart"/>
+      <w:r>
+        <w:rPr>
+          <w:sz w:val="24"/>
+          <w:szCs w:val="24"/>
+        </w:rPr>
+        <w:t>Mockito</w:t>
+      </w:r>
+      <w:proofErr w:type="spellEnd"/>
       <w:r>
         <w:t xml:space="preserve"> </w:t>
       </w:r>
@@ -1446,15 +1473,221 @@
           <w:lang w:val="en-US"/>
         </w:rPr>
       </w:pPr>
+      <w:r>
+        <w:rPr>
+          <w:sz w:val="24"/>
+          <w:szCs w:val="24"/>
+        </w:rPr>
+        <w:t>Mocking dependencies in Spring tests</w:t>
+      </w:r>
+    </w:p>
+    <w:p>
+      <w:pPr>
+        <w:rPr>
+          <w:b/>
+          <w:sz w:val="24"/>
+          <w:szCs w:val="24"/>
+          <w:lang w:val="en-US"/>
+        </w:rPr>
+      </w:pPr>
+      <w:r>
+        <w:rPr>
+          <w:b/>
+          <w:sz w:val="24"/>
+          <w:szCs w:val="24"/>
+          <w:lang w:val="en-US"/>
+        </w:rPr>
+        <w:t>Topic 8 completed</w:t>
+      </w:r>
+    </w:p>
+    <w:p>
+      <w:pPr>
+        <w:pStyle w:val="ListParagraph"/>
+        <w:numPr>
+          <w:ilvl w:val="0"/>
+          <w:numId w:val="1"/>
+        </w:numPr>
+        <w:rPr>
+          <w:b/>
+          <w:sz w:val="24"/>
+          <w:szCs w:val="24"/>
+          <w:lang w:val="en-US"/>
+        </w:rPr>
+      </w:pPr>
+      <w:r>
+        <w:rPr>
+          <w:b/>
+          <w:sz w:val="28"/>
+          <w:szCs w:val="28"/>
+        </w:rPr>
+        <w:lastRenderedPageBreak/>
+        <w:t>Concept:</w:t>
+      </w:r>
+      <w:r>
+        <w:t xml:space="preserve"> </w:t>
+      </w:r>
+      <w:r>
+        <w:rPr>
+          <w:sz w:val="24"/>
+          <w:szCs w:val="24"/>
+        </w:rPr>
+        <w:t xml:space="preserve">Mocking External Dependencies </w:t>
+      </w:r>
+    </w:p>
+    <w:p>
+      <w:pPr>
+        <w:pStyle w:val="ListParagraph"/>
+        <w:rPr>
+          <w:b/>
+          <w:sz w:val="28"/>
+          <w:szCs w:val="28"/>
+        </w:rPr>
+      </w:pPr>
+    </w:p>
+    <w:p>
+      <w:pPr>
+        <w:pStyle w:val="ListParagraph"/>
+        <w:rPr>
+          <w:b/>
+          <w:sz w:val="28"/>
+          <w:szCs w:val="28"/>
+        </w:rPr>
+      </w:pPr>
+      <w:r>
+        <w:rPr>
+          <w:b/>
+          <w:sz w:val="28"/>
+          <w:szCs w:val="28"/>
+        </w:rPr>
+        <w:t>Topics:</w:t>
+      </w:r>
+    </w:p>
+    <w:p>
+      <w:pPr>
+        <w:pStyle w:val="ListParagraph"/>
+        <w:numPr>
+          <w:ilvl w:val="0"/>
+          <w:numId w:val="14"/>
+        </w:numPr>
+        <w:rPr>
+          <w:b/>
+          <w:sz w:val="24"/>
+          <w:szCs w:val="24"/>
+          <w:lang w:val="en-US"/>
+        </w:rPr>
+      </w:pPr>
+      <w:r>
+        <w:rPr>
+          <w:sz w:val="24"/>
+          <w:szCs w:val="24"/>
+        </w:rPr>
+        <w:t>Mock</w:t>
+      </w:r>
+      <w:r>
+        <w:rPr>
+          <w:sz w:val="24"/>
+          <w:szCs w:val="24"/>
+        </w:rPr>
+        <w:t>ing databases and repositories</w:t>
+      </w:r>
+    </w:p>
+    <w:p>
+      <w:pPr>
+        <w:pStyle w:val="ListParagraph"/>
+        <w:numPr>
+          <w:ilvl w:val="0"/>
+          <w:numId w:val="14"/>
+        </w:numPr>
+        <w:rPr>
+          <w:b/>
+          <w:sz w:val="24"/>
+          <w:szCs w:val="24"/>
+          <w:lang w:val="en-US"/>
+        </w:rPr>
+      </w:pPr>
+      <w:r>
+        <w:rPr>
+          <w:sz w:val="24"/>
+          <w:szCs w:val="24"/>
+        </w:rPr>
+        <w:t>mocking external</w:t>
+      </w:r>
+      <w:r>
+        <w:rPr>
+          <w:sz w:val="24"/>
+          <w:szCs w:val="24"/>
+        </w:rPr>
+        <w:t xml:space="preserve"> services (e.g., RESTful APIs)</w:t>
+      </w:r>
+    </w:p>
+    <w:p>
+      <w:pPr>
+        <w:pStyle w:val="ListParagraph"/>
+        <w:numPr>
+          <w:ilvl w:val="0"/>
+          <w:numId w:val="14"/>
+        </w:numPr>
+        <w:rPr>
+          <w:b/>
+          <w:sz w:val="24"/>
+          <w:szCs w:val="24"/>
+          <w:lang w:val="en-US"/>
+        </w:rPr>
+      </w:pPr>
+      <w:r>
+        <w:rPr>
+          <w:sz w:val="24"/>
+          <w:szCs w:val="24"/>
+        </w:rPr>
+        <w:t xml:space="preserve">Mocking </w:t>
+      </w:r>
+      <w:proofErr w:type="gramStart"/>
+      <w:r>
+        <w:rPr>
+          <w:sz w:val="24"/>
+          <w:szCs w:val="24"/>
+        </w:rPr>
+        <w:t>file</w:t>
+      </w:r>
+      <w:proofErr w:type="gramEnd"/>
+      <w:r>
+        <w:rPr>
+          <w:sz w:val="24"/>
+          <w:szCs w:val="24"/>
+        </w:rPr>
+        <w:t xml:space="preserve"> I/O and net</w:t>
+      </w:r>
+      <w:r>
+        <w:rPr>
+          <w:sz w:val="24"/>
+          <w:szCs w:val="24"/>
+        </w:rPr>
+        <w:t>work interactions</w:t>
+      </w:r>
+    </w:p>
+    <w:p>
+      <w:pPr>
+        <w:pStyle w:val="ListParagraph"/>
+        <w:numPr>
+          <w:ilvl w:val="0"/>
+          <w:numId w:val="14"/>
+        </w:numPr>
+        <w:rPr>
+          <w:b/>
+          <w:sz w:val="24"/>
+          <w:szCs w:val="24"/>
+          <w:lang w:val="en-US"/>
+        </w:rPr>
+      </w:pPr>
+      <w:r>
+        <w:rPr>
+          <w:sz w:val="24"/>
+          <w:szCs w:val="24"/>
+        </w:rPr>
+        <w:t>Strategies for testing code with external dependencies</w:t>
+      </w:r>
       <w:bookmarkStart w:id="0" w:name="_GoBack"/>
       <w:bookmarkEnd w:id="0"/>
-      <w:r>
-        <w:rPr>
-          <w:sz w:val="24"/>
-          <w:szCs w:val="24"/>
-        </w:rPr>
-        <w:t>Mocking dependencies in Spring tests</w:t>
-      </w:r>
     </w:p>
     <w:sectPr>
       <w:pgSz w:w="11906" w:h="16838"/>
@@ -2081,6 +2314,119 @@
     </w:lvl>
   </w:abstractNum>
   <w:abstractNum w:abstractNumId="6" w15:restartNumberingAfterBreak="0">
+    <w:nsid w:val="2FB26BBD"/>
+    <w:multiLevelType w:val="hybridMultilevel"/>
+    <w:tmpl w:val="1C706678"/>
+    <w:lvl w:ilvl="0" w:tplc="40090001">
+      <w:start w:val="1"/>
+      <w:numFmt w:val="bullet"/>
+      <w:lvlText w:val=""/>
+      <w:lvlJc w:val="left"/>
+      <w:pPr>
+        <w:ind w:left="1440" w:hanging="360"/>
+      </w:pPr>
+      <w:rPr>
+        <w:rFonts w:ascii="Symbol" w:hAnsi="Symbol" w:hint="default"/>
+      </w:rPr>
+    </w:lvl>
+    <w:lvl w:ilvl="1" w:tplc="40090003" w:tentative="1">
+      <w:start w:val="1"/>
+      <w:numFmt w:val="bullet"/>
+      <w:lvlText w:val="o"/>
+      <w:lvlJc w:val="left"/>
+      <w:pPr>
+        <w:ind w:left="2160" w:hanging="360"/>
+      </w:pPr>
+      <w:rPr>
+        <w:rFonts w:ascii="Courier New" w:hAnsi="Courier New" w:cs="Courier New" w:hint="default"/>
+      </w:rPr>
+    </w:lvl>
+    <w:lvl w:ilvl="2" w:tplc="40090005" w:tentative="1">
+      <w:start w:val="1"/>
+      <w:numFmt w:val="bullet"/>
+      <w:lvlText w:val=""/>
+      <w:lvlJc w:val="left"/>
+      <w:pPr>
+        <w:ind w:left="2880" w:hanging="360"/>
+      </w:pPr>
+      <w:rPr>
+        <w:rFonts w:ascii="Wingdings" w:hAnsi="Wingdings" w:hint="default"/>
+      </w:rPr>
+    </w:lvl>
+    <w:lvl w:ilvl="3" w:tplc="40090001" w:tentative="1">
+      <w:start w:val="1"/>
+      <w:numFmt w:val="bullet"/>
+      <w:lvlText w:val=""/>
+      <w:lvlJc w:val="left"/>
+      <w:pPr>
+        <w:ind w:left="3600" w:hanging="360"/>
+      </w:pPr>
+      <w:rPr>
+        <w:rFonts w:ascii="Symbol" w:hAnsi="Symbol" w:hint="default"/>
+      </w:rPr>
+    </w:lvl>
+    <w:lvl w:ilvl="4" w:tplc="40090003" w:tentative="1">
+      <w:start w:val="1"/>
+      <w:numFmt w:val="bullet"/>
+      <w:lvlText w:val="o"/>
+      <w:lvlJc w:val="left"/>
+      <w:pPr>
+        <w:ind w:left="4320" w:hanging="360"/>
+      </w:pPr>
+      <w:rPr>
+        <w:rFonts w:ascii="Courier New" w:hAnsi="Courier New" w:cs="Courier New" w:hint="default"/>
+      </w:rPr>
+    </w:lvl>
+    <w:lvl w:ilvl="5" w:tplc="40090005" w:tentative="1">
+      <w:start w:val="1"/>
+      <w:numFmt w:val="bullet"/>
+      <w:lvlText w:val=""/>
+      <w:lvlJc w:val="left"/>
+      <w:pPr>
+        <w:ind w:left="5040" w:hanging="360"/>
+      </w:pPr>
+      <w:rPr>
+        <w:rFonts w:ascii="Wingdings" w:hAnsi="Wingdings" w:hint="default"/>
+      </w:rPr>
+    </w:lvl>
+    <w:lvl w:ilvl="6" w:tplc="40090001" w:tentative="1">
+      <w:start w:val="1"/>
+      <w:numFmt w:val="bullet"/>
+      <w:lvlText w:val=""/>
+      <w:lvlJc w:val="left"/>
+      <w:pPr>
+        <w:ind w:left="5760" w:hanging="360"/>
+      </w:pPr>
+      <w:rPr>
+        <w:rFonts w:ascii="Symbol" w:hAnsi="Symbol" w:hint="default"/>
+      </w:rPr>
+    </w:lvl>
+    <w:lvl w:ilvl="7" w:tplc="40090003" w:tentative="1">
+      <w:start w:val="1"/>
+      <w:numFmt w:val="bullet"/>
+      <w:lvlText w:val="o"/>
+      <w:lvlJc w:val="left"/>
+      <w:pPr>
+        <w:ind w:left="6480" w:hanging="360"/>
+      </w:pPr>
+      <w:rPr>
+        <w:rFonts w:ascii="Courier New" w:hAnsi="Courier New" w:cs="Courier New" w:hint="default"/>
+      </w:rPr>
+    </w:lvl>
+    <w:lvl w:ilvl="8" w:tplc="40090005" w:tentative="1">
+      <w:start w:val="1"/>
+      <w:numFmt w:val="bullet"/>
+      <w:lvlText w:val=""/>
+      <w:lvlJc w:val="left"/>
+      <w:pPr>
+        <w:ind w:left="7200" w:hanging="360"/>
+      </w:pPr>
+      <w:rPr>
+        <w:rFonts w:ascii="Wingdings" w:hAnsi="Wingdings" w:hint="default"/>
+      </w:rPr>
+    </w:lvl>
+  </w:abstractNum>
+  <w:abstractNum w:abstractNumId="7" w15:restartNumberingAfterBreak="0">
     <w:nsid w:val="3287148B"/>
     <w:multiLevelType w:val="hybridMultilevel"/>
     <w:tmpl w:val="90441E76"/>
@@ -2193,7 +2539,7 @@
       </w:rPr>
     </w:lvl>
   </w:abstractNum>
-  <w:abstractNum w:abstractNumId="7" w15:restartNumberingAfterBreak="0">
+  <w:abstractNum w:abstractNumId="8" w15:restartNumberingAfterBreak="0">
     <w:nsid w:val="3A6D1EEB"/>
     <w:multiLevelType w:val="hybridMultilevel"/>
     <w:tmpl w:val="A4E43B0A"/>
@@ -2306,7 +2652,7 @@
       </w:rPr>
     </w:lvl>
   </w:abstractNum>
-  <w:abstractNum w:abstractNumId="8" w15:restartNumberingAfterBreak="0">
+  <w:abstractNum w:abstractNumId="9" w15:restartNumberingAfterBreak="0">
     <w:nsid w:val="4CCF66ED"/>
     <w:multiLevelType w:val="hybridMultilevel"/>
     <w:tmpl w:val="DA102FDE"/>
@@ -2397,7 +2743,7 @@
       </w:pPr>
     </w:lvl>
   </w:abstractNum>
-  <w:abstractNum w:abstractNumId="9" w15:restartNumberingAfterBreak="0">
+  <w:abstractNum w:abstractNumId="10" w15:restartNumberingAfterBreak="0">
     <w:nsid w:val="53146F25"/>
     <w:multiLevelType w:val="hybridMultilevel"/>
     <w:tmpl w:val="72E099B6"/>
@@ -2510,7 +2856,7 @@
       </w:rPr>
     </w:lvl>
   </w:abstractNum>
-  <w:abstractNum w:abstractNumId="10" w15:restartNumberingAfterBreak="0">
+  <w:abstractNum w:abstractNumId="11" w15:restartNumberingAfterBreak="0">
     <w:nsid w:val="649150A6"/>
     <w:multiLevelType w:val="hybridMultilevel"/>
     <w:tmpl w:val="DA102FDE"/>
@@ -2601,7 +2947,7 @@
       </w:pPr>
     </w:lvl>
   </w:abstractNum>
-  <w:abstractNum w:abstractNumId="11" w15:restartNumberingAfterBreak="0">
+  <w:abstractNum w:abstractNumId="12" w15:restartNumberingAfterBreak="0">
     <w:nsid w:val="75EA61F5"/>
     <w:multiLevelType w:val="hybridMultilevel"/>
     <w:tmpl w:val="785A902E"/>
@@ -2714,7 +3060,7 @@
       </w:rPr>
     </w:lvl>
   </w:abstractNum>
-  <w:abstractNum w:abstractNumId="12" w15:restartNumberingAfterBreak="0">
+  <w:abstractNum w:abstractNumId="13" w15:restartNumberingAfterBreak="0">
     <w:nsid w:val="79767E01"/>
     <w:multiLevelType w:val="hybridMultilevel"/>
     <w:tmpl w:val="61CE7252"/>
@@ -2831,16 +3177,16 @@
     <w:abstractNumId w:val="0"/>
   </w:num>
   <w:num w:numId="2">
+    <w:abstractNumId w:val="13"/>
+  </w:num>
+  <w:num w:numId="3">
     <w:abstractNumId w:val="12"/>
   </w:num>
-  <w:num w:numId="3">
-    <w:abstractNumId w:val="11"/>
-  </w:num>
   <w:num w:numId="4">
-    <w:abstractNumId w:val="8"/>
+    <w:abstractNumId w:val="9"/>
   </w:num>
   <w:num w:numId="5">
-    <w:abstractNumId w:val="7"/>
+    <w:abstractNumId w:val="8"/>
   </w:num>
   <w:num w:numId="6">
     <w:abstractNumId w:val="1"/>
@@ -2855,16 +3201,19 @@
     <w:abstractNumId w:val="5"/>
   </w:num>
   <w:num w:numId="10">
-    <w:abstractNumId w:val="10"/>
+    <w:abstractNumId w:val="11"/>
   </w:num>
   <w:num w:numId="11">
-    <w:abstractNumId w:val="6"/>
+    <w:abstractNumId w:val="7"/>
   </w:num>
   <w:num w:numId="12">
-    <w:abstractNumId w:val="9"/>
+    <w:abstractNumId w:val="10"/>
   </w:num>
   <w:num w:numId="13">
     <w:abstractNumId w:val="3"/>
+  </w:num>
+  <w:num w:numId="14">
+    <w:abstractNumId w:val="6"/>
   </w:num>
 </w:numbering>
 </file>

--- a/Module4 Test driven development and Logging framework/Module 4 Theory.docx
+++ b/Module4 Test driven development and Logging framework/Module 4 Theory.docx
@@ -1106,21 +1106,12 @@
         </w:rPr>
         <w:t xml:space="preserve"> </w:t>
       </w:r>
-      <w:proofErr w:type="spellStart"/>
-      <w:r>
-        <w:rPr>
-          <w:sz w:val="24"/>
-          <w:szCs w:val="24"/>
-        </w:rPr>
-        <w:t>Mockito</w:t>
-      </w:r>
-      <w:proofErr w:type="spellEnd"/>
-      <w:r>
-        <w:rPr>
-          <w:sz w:val="24"/>
-          <w:szCs w:val="24"/>
-        </w:rPr>
-        <w:t xml:space="preserve"> Basics</w:t>
+      <w:r>
+        <w:rPr>
+          <w:sz w:val="24"/>
+          <w:szCs w:val="24"/>
+        </w:rPr>
+        <w:t>Mockito Basics</w:t>
       </w:r>
       <w:r>
         <w:t xml:space="preserve"> </w:t>
@@ -1176,15 +1167,7 @@
           <w:sz w:val="24"/>
           <w:szCs w:val="24"/>
         </w:rPr>
-        <w:t xml:space="preserve">Introduction to </w:t>
-      </w:r>
-      <w:proofErr w:type="spellStart"/>
-      <w:r>
-        <w:rPr>
-          <w:sz w:val="24"/>
-          <w:szCs w:val="24"/>
-        </w:rPr>
-        <w:t>Mockito</w:t>
+        <w:t>Introduction to Mockito</w:t>
       </w:r>
     </w:p>
     <w:p>
@@ -1201,7 +1184,6 @@
           <w:lang w:val="en-US"/>
         </w:rPr>
       </w:pPr>
-      <w:proofErr w:type="spellEnd"/>
       <w:r>
         <w:rPr>
           <w:sz w:val="24"/>
@@ -1333,17 +1315,8 @@
           <w:sz w:val="24"/>
           <w:szCs w:val="24"/>
         </w:rPr>
-        <w:t xml:space="preserve">Testing Spring Applications with JUnit and </w:t>
-      </w:r>
-      <w:proofErr w:type="spellStart"/>
-      <w:r>
-        <w:rPr>
-          <w:sz w:val="24"/>
-          <w:szCs w:val="24"/>
-        </w:rPr>
-        <w:t>Mockito</w:t>
-      </w:r>
-      <w:proofErr w:type="spellEnd"/>
+        <w:t>Testing Spring Applications with JUnit and Mockito</w:t>
+      </w:r>
       <w:r>
         <w:t xml:space="preserve"> </w:t>
       </w:r>
@@ -1639,23 +1612,7 @@
           <w:sz w:val="24"/>
           <w:szCs w:val="24"/>
         </w:rPr>
-        <w:t xml:space="preserve">Mocking </w:t>
-      </w:r>
-      <w:proofErr w:type="gramStart"/>
-      <w:r>
-        <w:rPr>
-          <w:sz w:val="24"/>
-          <w:szCs w:val="24"/>
-        </w:rPr>
-        <w:t>file</w:t>
-      </w:r>
-      <w:proofErr w:type="gramEnd"/>
-      <w:r>
-        <w:rPr>
-          <w:sz w:val="24"/>
-          <w:szCs w:val="24"/>
-        </w:rPr>
-        <w:t xml:space="preserve"> I/O and net</w:t>
+        <w:t>Mocking file I/O and net</w:t>
       </w:r>
       <w:r>
         <w:rPr>
@@ -1685,6 +1642,173 @@
           <w:szCs w:val="24"/>
         </w:rPr>
         <w:t>Strategies for testing code with external dependencies</w:t>
+      </w:r>
+    </w:p>
+    <w:p>
+      <w:pPr>
+        <w:rPr>
+          <w:b/>
+          <w:sz w:val="24"/>
+          <w:szCs w:val="24"/>
+          <w:lang w:val="en-US"/>
+        </w:rPr>
+      </w:pPr>
+      <w:r>
+        <w:rPr>
+          <w:b/>
+          <w:sz w:val="24"/>
+          <w:szCs w:val="24"/>
+          <w:lang w:val="en-US"/>
+        </w:rPr>
+        <w:t>Topic 9 completed</w:t>
+      </w:r>
+    </w:p>
+    <w:p>
+      <w:pPr>
+        <w:rPr>
+          <w:b/>
+          <w:sz w:val="24"/>
+          <w:szCs w:val="24"/>
+          <w:lang w:val="en-US"/>
+        </w:rPr>
+      </w:pPr>
+    </w:p>
+    <w:p>
+      <w:pPr>
+        <w:pStyle w:val="ListParagraph"/>
+        <w:numPr>
+          <w:ilvl w:val="0"/>
+          <w:numId w:val="1"/>
+        </w:numPr>
+        <w:ind w:left="567"/>
+        <w:rPr>
+          <w:b/>
+          <w:sz w:val="24"/>
+          <w:szCs w:val="24"/>
+          <w:lang w:val="en-US"/>
+        </w:rPr>
+      </w:pPr>
+      <w:r>
+        <w:rPr>
+          <w:b/>
+          <w:sz w:val="28"/>
+          <w:szCs w:val="28"/>
+          <w:lang w:val="en-US"/>
+        </w:rPr>
+        <w:t>Concept:</w:t>
+      </w:r>
+      <w:r>
+        <w:rPr>
+          <w:b/>
+          <w:sz w:val="24"/>
+          <w:szCs w:val="24"/>
+          <w:lang w:val="en-US"/>
+        </w:rPr>
+        <w:t xml:space="preserve"> </w:t>
+      </w:r>
+      <w:r>
+        <w:rPr>
+          <w:sz w:val="24"/>
+          <w:szCs w:val="24"/>
+        </w:rPr>
+        <w:t>Introduction to Automation Testing</w:t>
+      </w:r>
+      <w:r>
+        <w:t xml:space="preserve"> </w:t>
+      </w:r>
+    </w:p>
+    <w:p>
+      <w:pPr>
+        <w:pStyle w:val="ListParagraph"/>
+        <w:ind w:left="567"/>
+        <w:rPr>
+          <w:b/>
+          <w:sz w:val="28"/>
+          <w:szCs w:val="28"/>
+          <w:lang w:val="en-US"/>
+        </w:rPr>
+      </w:pPr>
+    </w:p>
+    <w:p>
+      <w:pPr>
+        <w:pStyle w:val="ListParagraph"/>
+        <w:ind w:left="567"/>
+        <w:rPr>
+          <w:b/>
+          <w:sz w:val="28"/>
+          <w:szCs w:val="28"/>
+          <w:lang w:val="en-US"/>
+        </w:rPr>
+      </w:pPr>
+      <w:r>
+        <w:rPr>
+          <w:b/>
+          <w:sz w:val="28"/>
+          <w:szCs w:val="28"/>
+          <w:lang w:val="en-US"/>
+        </w:rPr>
+        <w:t>Topics:</w:t>
+      </w:r>
+    </w:p>
+    <w:p>
+      <w:pPr>
+        <w:pStyle w:val="ListParagraph"/>
+        <w:numPr>
+          <w:ilvl w:val="0"/>
+          <w:numId w:val="16"/>
+        </w:numPr>
+      </w:pPr>
+      <w:r>
+        <w:t>What is Automation Testing</w:t>
+      </w:r>
+    </w:p>
+    <w:p>
+      <w:pPr>
+        <w:pStyle w:val="ListParagraph"/>
+        <w:numPr>
+          <w:ilvl w:val="0"/>
+          <w:numId w:val="16"/>
+        </w:numPr>
+      </w:pPr>
+      <w:r>
+        <w:t>Benefits of Automation Testing</w:t>
+      </w:r>
+    </w:p>
+    <w:p>
+      <w:pPr>
+        <w:pStyle w:val="ListParagraph"/>
+        <w:numPr>
+          <w:ilvl w:val="0"/>
+          <w:numId w:val="16"/>
+        </w:numPr>
+        <w:rPr>
+          <w:b/>
+          <w:sz w:val="24"/>
+          <w:szCs w:val="24"/>
+          <w:lang w:val="en-US"/>
+        </w:rPr>
+      </w:pPr>
+      <w:r>
+        <w:t>Manual Testing vs. Automation Testing</w:t>
+      </w:r>
+    </w:p>
+    <w:p>
+      <w:pPr>
+        <w:rPr>
+          <w:b/>
+          <w:sz w:val="24"/>
+          <w:szCs w:val="24"/>
+          <w:lang w:val="en-US"/>
+        </w:rPr>
+      </w:pPr>
+      <w:r>
+        <w:rPr>
+          <w:b/>
+          <w:sz w:val="24"/>
+          <w:szCs w:val="24"/>
+          <w:lang w:val="en-US"/>
+        </w:rPr>
+        <w:t>Topic 10 completed</w:t>
       </w:r>
       <w:bookmarkStart w:id="0" w:name="_GoBack"/>
       <w:bookmarkEnd w:id="0"/>
@@ -2088,6 +2212,119 @@
     </w:lvl>
   </w:abstractNum>
   <w:abstractNum w:abstractNumId="4" w15:restartNumberingAfterBreak="0">
+    <w:nsid w:val="1D352C61"/>
+    <w:multiLevelType w:val="hybridMultilevel"/>
+    <w:tmpl w:val="7BCCD7AE"/>
+    <w:lvl w:ilvl="0" w:tplc="40090001">
+      <w:start w:val="1"/>
+      <w:numFmt w:val="bullet"/>
+      <w:lvlText w:val=""/>
+      <w:lvlJc w:val="left"/>
+      <w:pPr>
+        <w:ind w:left="1287" w:hanging="360"/>
+      </w:pPr>
+      <w:rPr>
+        <w:rFonts w:ascii="Symbol" w:hAnsi="Symbol" w:hint="default"/>
+      </w:rPr>
+    </w:lvl>
+    <w:lvl w:ilvl="1" w:tplc="40090003" w:tentative="1">
+      <w:start w:val="1"/>
+      <w:numFmt w:val="bullet"/>
+      <w:lvlText w:val="o"/>
+      <w:lvlJc w:val="left"/>
+      <w:pPr>
+        <w:ind w:left="2007" w:hanging="360"/>
+      </w:pPr>
+      <w:rPr>
+        <w:rFonts w:ascii="Courier New" w:hAnsi="Courier New" w:cs="Courier New" w:hint="default"/>
+      </w:rPr>
+    </w:lvl>
+    <w:lvl w:ilvl="2" w:tplc="40090005" w:tentative="1">
+      <w:start w:val="1"/>
+      <w:numFmt w:val="bullet"/>
+      <w:lvlText w:val=""/>
+      <w:lvlJc w:val="left"/>
+      <w:pPr>
+        <w:ind w:left="2727" w:hanging="360"/>
+      </w:pPr>
+      <w:rPr>
+        <w:rFonts w:ascii="Wingdings" w:hAnsi="Wingdings" w:hint="default"/>
+      </w:rPr>
+    </w:lvl>
+    <w:lvl w:ilvl="3" w:tplc="40090001" w:tentative="1">
+      <w:start w:val="1"/>
+      <w:numFmt w:val="bullet"/>
+      <w:lvlText w:val=""/>
+      <w:lvlJc w:val="left"/>
+      <w:pPr>
+        <w:ind w:left="3447" w:hanging="360"/>
+      </w:pPr>
+      <w:rPr>
+        <w:rFonts w:ascii="Symbol" w:hAnsi="Symbol" w:hint="default"/>
+      </w:rPr>
+    </w:lvl>
+    <w:lvl w:ilvl="4" w:tplc="40090003" w:tentative="1">
+      <w:start w:val="1"/>
+      <w:numFmt w:val="bullet"/>
+      <w:lvlText w:val="o"/>
+      <w:lvlJc w:val="left"/>
+      <w:pPr>
+        <w:ind w:left="4167" w:hanging="360"/>
+      </w:pPr>
+      <w:rPr>
+        <w:rFonts w:ascii="Courier New" w:hAnsi="Courier New" w:cs="Courier New" w:hint="default"/>
+      </w:rPr>
+    </w:lvl>
+    <w:lvl w:ilvl="5" w:tplc="40090005" w:tentative="1">
+      <w:start w:val="1"/>
+      <w:numFmt w:val="bullet"/>
+      <w:lvlText w:val=""/>
+      <w:lvlJc w:val="left"/>
+      <w:pPr>
+        <w:ind w:left="4887" w:hanging="360"/>
+      </w:pPr>
+      <w:rPr>
+        <w:rFonts w:ascii="Wingdings" w:hAnsi="Wingdings" w:hint="default"/>
+      </w:rPr>
+    </w:lvl>
+    <w:lvl w:ilvl="6" w:tplc="40090001" w:tentative="1">
+      <w:start w:val="1"/>
+      <w:numFmt w:val="bullet"/>
+      <w:lvlText w:val=""/>
+      <w:lvlJc w:val="left"/>
+      <w:pPr>
+        <w:ind w:left="5607" w:hanging="360"/>
+      </w:pPr>
+      <w:rPr>
+        <w:rFonts w:ascii="Symbol" w:hAnsi="Symbol" w:hint="default"/>
+      </w:rPr>
+    </w:lvl>
+    <w:lvl w:ilvl="7" w:tplc="40090003" w:tentative="1">
+      <w:start w:val="1"/>
+      <w:numFmt w:val="bullet"/>
+      <w:lvlText w:val="o"/>
+      <w:lvlJc w:val="left"/>
+      <w:pPr>
+        <w:ind w:left="6327" w:hanging="360"/>
+      </w:pPr>
+      <w:rPr>
+        <w:rFonts w:ascii="Courier New" w:hAnsi="Courier New" w:cs="Courier New" w:hint="default"/>
+      </w:rPr>
+    </w:lvl>
+    <w:lvl w:ilvl="8" w:tplc="40090005" w:tentative="1">
+      <w:start w:val="1"/>
+      <w:numFmt w:val="bullet"/>
+      <w:lvlText w:val=""/>
+      <w:lvlJc w:val="left"/>
+      <w:pPr>
+        <w:ind w:left="7047" w:hanging="360"/>
+      </w:pPr>
+      <w:rPr>
+        <w:rFonts w:ascii="Wingdings" w:hAnsi="Wingdings" w:hint="default"/>
+      </w:rPr>
+    </w:lvl>
+  </w:abstractNum>
+  <w:abstractNum w:abstractNumId="5" w15:restartNumberingAfterBreak="0">
     <w:nsid w:val="252777F5"/>
     <w:multiLevelType w:val="hybridMultilevel"/>
     <w:tmpl w:val="A41423E0"/>
@@ -2200,7 +2437,7 @@
       </w:rPr>
     </w:lvl>
   </w:abstractNum>
-  <w:abstractNum w:abstractNumId="5" w15:restartNumberingAfterBreak="0">
+  <w:abstractNum w:abstractNumId="6" w15:restartNumberingAfterBreak="0">
     <w:nsid w:val="260A79A1"/>
     <w:multiLevelType w:val="hybridMultilevel"/>
     <w:tmpl w:val="C3369AAC"/>
@@ -2313,7 +2550,7 @@
       </w:rPr>
     </w:lvl>
   </w:abstractNum>
-  <w:abstractNum w:abstractNumId="6" w15:restartNumberingAfterBreak="0">
+  <w:abstractNum w:abstractNumId="7" w15:restartNumberingAfterBreak="0">
     <w:nsid w:val="2FB26BBD"/>
     <w:multiLevelType w:val="hybridMultilevel"/>
     <w:tmpl w:val="1C706678"/>
@@ -2426,7 +2663,7 @@
       </w:rPr>
     </w:lvl>
   </w:abstractNum>
-  <w:abstractNum w:abstractNumId="7" w15:restartNumberingAfterBreak="0">
+  <w:abstractNum w:abstractNumId="8" w15:restartNumberingAfterBreak="0">
     <w:nsid w:val="3287148B"/>
     <w:multiLevelType w:val="hybridMultilevel"/>
     <w:tmpl w:val="90441E76"/>
@@ -2539,7 +2776,7 @@
       </w:rPr>
     </w:lvl>
   </w:abstractNum>
-  <w:abstractNum w:abstractNumId="8" w15:restartNumberingAfterBreak="0">
+  <w:abstractNum w:abstractNumId="9" w15:restartNumberingAfterBreak="0">
     <w:nsid w:val="3A6D1EEB"/>
     <w:multiLevelType w:val="hybridMultilevel"/>
     <w:tmpl w:val="A4E43B0A"/>
@@ -2652,7 +2889,98 @@
       </w:rPr>
     </w:lvl>
   </w:abstractNum>
-  <w:abstractNum w:abstractNumId="9" w15:restartNumberingAfterBreak="0">
+  <w:abstractNum w:abstractNumId="10" w15:restartNumberingAfterBreak="0">
+    <w:nsid w:val="4637002E"/>
+    <w:multiLevelType w:val="hybridMultilevel"/>
+    <w:tmpl w:val="DA102FDE"/>
+    <w:lvl w:ilvl="0" w:tplc="B21C7362">
+      <w:start w:val="1"/>
+      <w:numFmt w:val="decimal"/>
+      <w:lvlText w:val="%1)"/>
+      <w:lvlJc w:val="left"/>
+      <w:pPr>
+        <w:ind w:left="720" w:hanging="360"/>
+      </w:pPr>
+      <w:rPr>
+        <w:rFonts w:hint="default"/>
+        <w:sz w:val="28"/>
+        <w:szCs w:val="28"/>
+      </w:rPr>
+    </w:lvl>
+    <w:lvl w:ilvl="1" w:tplc="40090019" w:tentative="1">
+      <w:start w:val="1"/>
+      <w:numFmt w:val="lowerLetter"/>
+      <w:lvlText w:val="%2."/>
+      <w:lvlJc w:val="left"/>
+      <w:pPr>
+        <w:ind w:left="1440" w:hanging="360"/>
+      </w:pPr>
+    </w:lvl>
+    <w:lvl w:ilvl="2" w:tplc="4009001B" w:tentative="1">
+      <w:start w:val="1"/>
+      <w:numFmt w:val="lowerRoman"/>
+      <w:lvlText w:val="%3."/>
+      <w:lvlJc w:val="right"/>
+      <w:pPr>
+        <w:ind w:left="2160" w:hanging="180"/>
+      </w:pPr>
+    </w:lvl>
+    <w:lvl w:ilvl="3" w:tplc="4009000F" w:tentative="1">
+      <w:start w:val="1"/>
+      <w:numFmt w:val="decimal"/>
+      <w:lvlText w:val="%4."/>
+      <w:lvlJc w:val="left"/>
+      <w:pPr>
+        <w:ind w:left="2880" w:hanging="360"/>
+      </w:pPr>
+    </w:lvl>
+    <w:lvl w:ilvl="4" w:tplc="40090019" w:tentative="1">
+      <w:start w:val="1"/>
+      <w:numFmt w:val="lowerLetter"/>
+      <w:lvlText w:val="%5."/>
+      <w:lvlJc w:val="left"/>
+      <w:pPr>
+        <w:ind w:left="3600" w:hanging="360"/>
+      </w:pPr>
+    </w:lvl>
+    <w:lvl w:ilvl="5" w:tplc="4009001B" w:tentative="1">
+      <w:start w:val="1"/>
+      <w:numFmt w:val="lowerRoman"/>
+      <w:lvlText w:val="%6."/>
+      <w:lvlJc w:val="right"/>
+      <w:pPr>
+        <w:ind w:left="4320" w:hanging="180"/>
+      </w:pPr>
+    </w:lvl>
+    <w:lvl w:ilvl="6" w:tplc="4009000F" w:tentative="1">
+      <w:start w:val="1"/>
+      <w:numFmt w:val="decimal"/>
+      <w:lvlText w:val="%7."/>
+      <w:lvlJc w:val="left"/>
+      <w:pPr>
+        <w:ind w:left="5040" w:hanging="360"/>
+      </w:pPr>
+    </w:lvl>
+    <w:lvl w:ilvl="7" w:tplc="40090019" w:tentative="1">
+      <w:start w:val="1"/>
+      <w:numFmt w:val="lowerLetter"/>
+      <w:lvlText w:val="%8."/>
+      <w:lvlJc w:val="left"/>
+      <w:pPr>
+        <w:ind w:left="5760" w:hanging="360"/>
+      </w:pPr>
+    </w:lvl>
+    <w:lvl w:ilvl="8" w:tplc="4009001B" w:tentative="1">
+      <w:start w:val="1"/>
+      <w:numFmt w:val="lowerRoman"/>
+      <w:lvlText w:val="%9."/>
+      <w:lvlJc w:val="right"/>
+      <w:pPr>
+        <w:ind w:left="6480" w:hanging="180"/>
+      </w:pPr>
+    </w:lvl>
+  </w:abstractNum>
+  <w:abstractNum w:abstractNumId="11" w15:restartNumberingAfterBreak="0">
     <w:nsid w:val="4CCF66ED"/>
     <w:multiLevelType w:val="hybridMultilevel"/>
     <w:tmpl w:val="DA102FDE"/>
@@ -2743,7 +3071,7 @@
       </w:pPr>
     </w:lvl>
   </w:abstractNum>
-  <w:abstractNum w:abstractNumId="10" w15:restartNumberingAfterBreak="0">
+  <w:abstractNum w:abstractNumId="12" w15:restartNumberingAfterBreak="0">
     <w:nsid w:val="53146F25"/>
     <w:multiLevelType w:val="hybridMultilevel"/>
     <w:tmpl w:val="72E099B6"/>
@@ -2856,7 +3184,7 @@
       </w:rPr>
     </w:lvl>
   </w:abstractNum>
-  <w:abstractNum w:abstractNumId="11" w15:restartNumberingAfterBreak="0">
+  <w:abstractNum w:abstractNumId="13" w15:restartNumberingAfterBreak="0">
     <w:nsid w:val="649150A6"/>
     <w:multiLevelType w:val="hybridMultilevel"/>
     <w:tmpl w:val="DA102FDE"/>
@@ -2947,7 +3275,7 @@
       </w:pPr>
     </w:lvl>
   </w:abstractNum>
-  <w:abstractNum w:abstractNumId="12" w15:restartNumberingAfterBreak="0">
+  <w:abstractNum w:abstractNumId="14" w15:restartNumberingAfterBreak="0">
     <w:nsid w:val="75EA61F5"/>
     <w:multiLevelType w:val="hybridMultilevel"/>
     <w:tmpl w:val="785A902E"/>
@@ -3060,7 +3388,7 @@
       </w:rPr>
     </w:lvl>
   </w:abstractNum>
-  <w:abstractNum w:abstractNumId="13" w15:restartNumberingAfterBreak="0">
+  <w:abstractNum w:abstractNumId="15" w15:restartNumberingAfterBreak="0">
     <w:nsid w:val="79767E01"/>
     <w:multiLevelType w:val="hybridMultilevel"/>
     <w:tmpl w:val="61CE7252"/>
@@ -3177,43 +3505,49 @@
     <w:abstractNumId w:val="0"/>
   </w:num>
   <w:num w:numId="2">
-    <w:abstractNumId w:val="13"/>
+    <w:abstractNumId w:val="15"/>
   </w:num>
   <w:num w:numId="3">
-    <w:abstractNumId w:val="12"/>
+    <w:abstractNumId w:val="14"/>
   </w:num>
   <w:num w:numId="4">
-    <w:abstractNumId w:val="9"/>
+    <w:abstractNumId w:val="11"/>
   </w:num>
   <w:num w:numId="5">
-    <w:abstractNumId w:val="8"/>
+    <w:abstractNumId w:val="9"/>
   </w:num>
   <w:num w:numId="6">
     <w:abstractNumId w:val="1"/>
   </w:num>
   <w:num w:numId="7">
-    <w:abstractNumId w:val="4"/>
+    <w:abstractNumId w:val="5"/>
   </w:num>
   <w:num w:numId="8">
     <w:abstractNumId w:val="2"/>
   </w:num>
   <w:num w:numId="9">
-    <w:abstractNumId w:val="5"/>
+    <w:abstractNumId w:val="6"/>
   </w:num>
   <w:num w:numId="10">
-    <w:abstractNumId w:val="11"/>
+    <w:abstractNumId w:val="13"/>
   </w:num>
   <w:num w:numId="11">
-    <w:abstractNumId w:val="7"/>
+    <w:abstractNumId w:val="8"/>
   </w:num>
   <w:num w:numId="12">
-    <w:abstractNumId w:val="10"/>
+    <w:abstractNumId w:val="12"/>
   </w:num>
   <w:num w:numId="13">
     <w:abstractNumId w:val="3"/>
   </w:num>
   <w:num w:numId="14">
-    <w:abstractNumId w:val="6"/>
+    <w:abstractNumId w:val="7"/>
+  </w:num>
+  <w:num w:numId="15">
+    <w:abstractNumId w:val="10"/>
+  </w:num>
+  <w:num w:numId="16">
+    <w:abstractNumId w:val="4"/>
   </w:num>
 </w:numbering>
 </file>

--- a/Module4 Test driven development and Logging framework/Module 4 Theory.docx
+++ b/Module4 Test driven development and Logging framework/Module 4 Theory.docx
@@ -1809,6 +1809,1482 @@
           <w:lang w:val="en-US"/>
         </w:rPr>
         <w:t>Topic 10 completed</w:t>
+      </w:r>
+    </w:p>
+    <w:p>
+      <w:pPr>
+        <w:rPr>
+          <w:b/>
+          <w:sz w:val="24"/>
+          <w:szCs w:val="24"/>
+          <w:lang w:val="en-US"/>
+        </w:rPr>
+      </w:pPr>
+    </w:p>
+    <w:p>
+      <w:pPr>
+        <w:pStyle w:val="ListParagraph"/>
+        <w:numPr>
+          <w:ilvl w:val="0"/>
+          <w:numId w:val="1"/>
+        </w:numPr>
+        <w:ind w:left="426" w:hanging="207"/>
+        <w:rPr>
+          <w:b/>
+          <w:sz w:val="24"/>
+          <w:szCs w:val="24"/>
+          <w:lang w:val="en-US"/>
+        </w:rPr>
+      </w:pPr>
+      <w:r>
+        <w:rPr>
+          <w:b/>
+          <w:sz w:val="28"/>
+          <w:szCs w:val="28"/>
+          <w:lang w:val="en-US"/>
+        </w:rPr>
+        <w:t>Concept:</w:t>
+      </w:r>
+      <w:r>
+        <w:rPr>
+          <w:b/>
+          <w:sz w:val="24"/>
+          <w:szCs w:val="24"/>
+          <w:lang w:val="en-US"/>
+        </w:rPr>
+        <w:t xml:space="preserve"> </w:t>
+      </w:r>
+      <w:r>
+        <w:rPr>
+          <w:sz w:val="24"/>
+          <w:szCs w:val="24"/>
+        </w:rPr>
+        <w:t xml:space="preserve">Types of Automated Tests </w:t>
+      </w:r>
+    </w:p>
+    <w:p>
+      <w:pPr>
+        <w:pStyle w:val="ListParagraph"/>
+        <w:rPr>
+          <w:b/>
+          <w:sz w:val="24"/>
+          <w:szCs w:val="24"/>
+          <w:lang w:val="en-US"/>
+        </w:rPr>
+      </w:pPr>
+    </w:p>
+    <w:p>
+      <w:pPr>
+        <w:pStyle w:val="ListParagraph"/>
+        <w:rPr>
+          <w:b/>
+          <w:sz w:val="28"/>
+          <w:szCs w:val="28"/>
+          <w:lang w:val="en-US"/>
+        </w:rPr>
+      </w:pPr>
+      <w:r>
+        <w:rPr>
+          <w:b/>
+          <w:sz w:val="28"/>
+          <w:szCs w:val="28"/>
+          <w:lang w:val="en-US"/>
+        </w:rPr>
+        <w:t>Topics:</w:t>
+      </w:r>
+    </w:p>
+    <w:p>
+      <w:pPr>
+        <w:pStyle w:val="ListParagraph"/>
+        <w:numPr>
+          <w:ilvl w:val="0"/>
+          <w:numId w:val="18"/>
+        </w:numPr>
+        <w:rPr>
+          <w:b/>
+          <w:sz w:val="24"/>
+          <w:szCs w:val="24"/>
+          <w:lang w:val="en-US"/>
+        </w:rPr>
+      </w:pPr>
+      <w:r>
+        <w:rPr>
+          <w:sz w:val="24"/>
+          <w:szCs w:val="24"/>
+        </w:rPr>
+        <w:t>Unit Tests</w:t>
+      </w:r>
+    </w:p>
+    <w:p>
+      <w:pPr>
+        <w:pStyle w:val="ListParagraph"/>
+        <w:numPr>
+          <w:ilvl w:val="0"/>
+          <w:numId w:val="18"/>
+        </w:numPr>
+        <w:rPr>
+          <w:b/>
+          <w:sz w:val="24"/>
+          <w:szCs w:val="24"/>
+          <w:lang w:val="en-US"/>
+        </w:rPr>
+      </w:pPr>
+      <w:r>
+        <w:rPr>
+          <w:sz w:val="24"/>
+          <w:szCs w:val="24"/>
+        </w:rPr>
+        <w:t>Integration Tests</w:t>
+      </w:r>
+    </w:p>
+    <w:p>
+      <w:pPr>
+        <w:pStyle w:val="ListParagraph"/>
+        <w:numPr>
+          <w:ilvl w:val="0"/>
+          <w:numId w:val="18"/>
+        </w:numPr>
+        <w:rPr>
+          <w:b/>
+          <w:sz w:val="24"/>
+          <w:szCs w:val="24"/>
+          <w:lang w:val="en-US"/>
+        </w:rPr>
+      </w:pPr>
+      <w:r>
+        <w:rPr>
+          <w:sz w:val="24"/>
+          <w:szCs w:val="24"/>
+        </w:rPr>
+        <w:t>Functional Tests</w:t>
+      </w:r>
+    </w:p>
+    <w:p>
+      <w:pPr>
+        <w:pStyle w:val="ListParagraph"/>
+        <w:numPr>
+          <w:ilvl w:val="0"/>
+          <w:numId w:val="18"/>
+        </w:numPr>
+        <w:rPr>
+          <w:b/>
+          <w:sz w:val="24"/>
+          <w:szCs w:val="24"/>
+          <w:lang w:val="en-US"/>
+        </w:rPr>
+      </w:pPr>
+      <w:r>
+        <w:rPr>
+          <w:sz w:val="24"/>
+          <w:szCs w:val="24"/>
+        </w:rPr>
+        <w:t>End-to-End Tests</w:t>
+      </w:r>
+    </w:p>
+    <w:p>
+      <w:pPr>
+        <w:pStyle w:val="ListParagraph"/>
+        <w:numPr>
+          <w:ilvl w:val="0"/>
+          <w:numId w:val="18"/>
+        </w:numPr>
+        <w:rPr>
+          <w:b/>
+          <w:sz w:val="24"/>
+          <w:szCs w:val="24"/>
+          <w:lang w:val="en-US"/>
+        </w:rPr>
+      </w:pPr>
+      <w:r>
+        <w:rPr>
+          <w:sz w:val="24"/>
+          <w:szCs w:val="24"/>
+        </w:rPr>
+        <w:t>Performance Tests</w:t>
+      </w:r>
+    </w:p>
+    <w:p>
+      <w:pPr>
+        <w:rPr>
+          <w:b/>
+          <w:sz w:val="24"/>
+          <w:szCs w:val="24"/>
+          <w:lang w:val="en-US"/>
+        </w:rPr>
+      </w:pPr>
+      <w:r>
+        <w:rPr>
+          <w:b/>
+          <w:sz w:val="24"/>
+          <w:szCs w:val="24"/>
+          <w:lang w:val="en-US"/>
+        </w:rPr>
+        <w:t>Topic 11 completed</w:t>
+      </w:r>
+    </w:p>
+    <w:p>
+      <w:pPr>
+        <w:rPr>
+          <w:b/>
+          <w:sz w:val="24"/>
+          <w:szCs w:val="24"/>
+          <w:lang w:val="en-US"/>
+        </w:rPr>
+      </w:pPr>
+    </w:p>
+    <w:p>
+      <w:pPr>
+        <w:pStyle w:val="ListParagraph"/>
+        <w:numPr>
+          <w:ilvl w:val="0"/>
+          <w:numId w:val="1"/>
+        </w:numPr>
+        <w:ind w:left="567"/>
+        <w:rPr>
+          <w:b/>
+          <w:sz w:val="24"/>
+          <w:szCs w:val="24"/>
+          <w:lang w:val="en-US"/>
+        </w:rPr>
+      </w:pPr>
+      <w:r>
+        <w:rPr>
+          <w:b/>
+          <w:sz w:val="28"/>
+          <w:szCs w:val="28"/>
+        </w:rPr>
+        <w:t>Concept:</w:t>
+      </w:r>
+      <w:r>
+        <w:t xml:space="preserve"> </w:t>
+      </w:r>
+      <w:r>
+        <w:rPr>
+          <w:sz w:val="24"/>
+          <w:szCs w:val="24"/>
+        </w:rPr>
+        <w:t>Automation Testing Process</w:t>
+      </w:r>
+      <w:r>
+        <w:t xml:space="preserve"> </w:t>
+      </w:r>
+    </w:p>
+    <w:p>
+      <w:pPr>
+        <w:pStyle w:val="ListParagraph"/>
+        <w:ind w:left="567"/>
+        <w:rPr>
+          <w:b/>
+          <w:sz w:val="28"/>
+          <w:szCs w:val="28"/>
+        </w:rPr>
+      </w:pPr>
+    </w:p>
+    <w:p>
+      <w:pPr>
+        <w:pStyle w:val="ListParagraph"/>
+        <w:ind w:left="567"/>
+        <w:rPr>
+          <w:b/>
+          <w:sz w:val="28"/>
+          <w:szCs w:val="28"/>
+        </w:rPr>
+      </w:pPr>
+      <w:r>
+        <w:rPr>
+          <w:b/>
+          <w:sz w:val="28"/>
+          <w:szCs w:val="28"/>
+        </w:rPr>
+        <w:t>Topics:</w:t>
+      </w:r>
+    </w:p>
+    <w:p>
+      <w:pPr>
+        <w:pStyle w:val="ListParagraph"/>
+        <w:numPr>
+          <w:ilvl w:val="0"/>
+          <w:numId w:val="20"/>
+        </w:numPr>
+        <w:rPr>
+          <w:b/>
+          <w:sz w:val="24"/>
+          <w:szCs w:val="24"/>
+          <w:lang w:val="en-US"/>
+        </w:rPr>
+      </w:pPr>
+      <w:r>
+        <w:rPr>
+          <w:sz w:val="24"/>
+          <w:szCs w:val="24"/>
+        </w:rPr>
+        <w:t>Test Tool Selection</w:t>
+      </w:r>
+    </w:p>
+    <w:p>
+      <w:pPr>
+        <w:pStyle w:val="ListParagraph"/>
+        <w:numPr>
+          <w:ilvl w:val="0"/>
+          <w:numId w:val="20"/>
+        </w:numPr>
+        <w:rPr>
+          <w:b/>
+          <w:sz w:val="24"/>
+          <w:szCs w:val="24"/>
+          <w:lang w:val="en-US"/>
+        </w:rPr>
+      </w:pPr>
+      <w:r>
+        <w:rPr>
+          <w:sz w:val="24"/>
+          <w:szCs w:val="24"/>
+        </w:rPr>
+        <w:t>Defining Scope of Automation</w:t>
+      </w:r>
+    </w:p>
+    <w:p>
+      <w:pPr>
+        <w:pStyle w:val="ListParagraph"/>
+        <w:numPr>
+          <w:ilvl w:val="0"/>
+          <w:numId w:val="20"/>
+        </w:numPr>
+        <w:rPr>
+          <w:b/>
+          <w:sz w:val="24"/>
+          <w:szCs w:val="24"/>
+          <w:lang w:val="en-US"/>
+        </w:rPr>
+      </w:pPr>
+      <w:r>
+        <w:rPr>
+          <w:sz w:val="24"/>
+          <w:szCs w:val="24"/>
+        </w:rPr>
+        <w:t>Pla</w:t>
+      </w:r>
+      <w:r>
+        <w:rPr>
+          <w:sz w:val="24"/>
+          <w:szCs w:val="24"/>
+        </w:rPr>
+        <w:t>nning, Design, and Development</w:t>
+      </w:r>
+    </w:p>
+    <w:p>
+      <w:pPr>
+        <w:pStyle w:val="ListParagraph"/>
+        <w:numPr>
+          <w:ilvl w:val="0"/>
+          <w:numId w:val="20"/>
+        </w:numPr>
+        <w:rPr>
+          <w:b/>
+          <w:sz w:val="24"/>
+          <w:szCs w:val="24"/>
+          <w:lang w:val="en-US"/>
+        </w:rPr>
+      </w:pPr>
+      <w:r>
+        <w:rPr>
+          <w:sz w:val="24"/>
+          <w:szCs w:val="24"/>
+        </w:rPr>
+        <w:t>Test Execution</w:t>
+      </w:r>
+    </w:p>
+    <w:p>
+      <w:pPr>
+        <w:pStyle w:val="ListParagraph"/>
+        <w:numPr>
+          <w:ilvl w:val="0"/>
+          <w:numId w:val="20"/>
+        </w:numPr>
+        <w:rPr>
+          <w:b/>
+          <w:sz w:val="24"/>
+          <w:szCs w:val="24"/>
+          <w:lang w:val="en-US"/>
+        </w:rPr>
+      </w:pPr>
+      <w:r>
+        <w:rPr>
+          <w:sz w:val="24"/>
+          <w:szCs w:val="24"/>
+        </w:rPr>
+        <w:t>Maintenance</w:t>
+      </w:r>
+    </w:p>
+    <w:p>
+      <w:pPr>
+        <w:rPr>
+          <w:b/>
+          <w:sz w:val="24"/>
+          <w:szCs w:val="24"/>
+          <w:lang w:val="en-US"/>
+        </w:rPr>
+      </w:pPr>
+      <w:r>
+        <w:rPr>
+          <w:b/>
+          <w:sz w:val="24"/>
+          <w:szCs w:val="24"/>
+          <w:lang w:val="en-US"/>
+        </w:rPr>
+        <w:t>Topic 12 completed</w:t>
+      </w:r>
+    </w:p>
+    <w:p>
+      <w:pPr>
+        <w:pStyle w:val="ListParagraph"/>
+        <w:numPr>
+          <w:ilvl w:val="0"/>
+          <w:numId w:val="1"/>
+        </w:numPr>
+        <w:ind w:left="567"/>
+        <w:rPr>
+          <w:b/>
+          <w:sz w:val="24"/>
+          <w:szCs w:val="24"/>
+          <w:lang w:val="en-US"/>
+        </w:rPr>
+      </w:pPr>
+      <w:r>
+        <w:rPr>
+          <w:b/>
+          <w:sz w:val="28"/>
+          <w:szCs w:val="28"/>
+        </w:rPr>
+        <w:lastRenderedPageBreak/>
+        <w:t>Concept:</w:t>
+      </w:r>
+      <w:r>
+        <w:t xml:space="preserve"> </w:t>
+      </w:r>
+      <w:r>
+        <w:rPr>
+          <w:sz w:val="24"/>
+          <w:szCs w:val="24"/>
+        </w:rPr>
+        <w:t xml:space="preserve">Test Automation Frameworks </w:t>
+      </w:r>
+    </w:p>
+    <w:p>
+      <w:pPr>
+        <w:pStyle w:val="ListParagraph"/>
+        <w:ind w:left="567"/>
+        <w:rPr>
+          <w:b/>
+          <w:sz w:val="24"/>
+          <w:szCs w:val="24"/>
+          <w:lang w:val="en-US"/>
+        </w:rPr>
+      </w:pPr>
+    </w:p>
+    <w:p>
+      <w:pPr>
+        <w:pStyle w:val="ListParagraph"/>
+        <w:ind w:left="567"/>
+      </w:pPr>
+      <w:r>
+        <w:rPr>
+          <w:b/>
+          <w:sz w:val="28"/>
+          <w:szCs w:val="28"/>
+        </w:rPr>
+        <w:t>Topics:</w:t>
+      </w:r>
+    </w:p>
+    <w:p>
+      <w:pPr>
+        <w:pStyle w:val="ListParagraph"/>
+        <w:numPr>
+          <w:ilvl w:val="0"/>
+          <w:numId w:val="21"/>
+        </w:numPr>
+        <w:rPr>
+          <w:b/>
+          <w:sz w:val="24"/>
+          <w:szCs w:val="24"/>
+          <w:lang w:val="en-US"/>
+        </w:rPr>
+      </w:pPr>
+      <w:r>
+        <w:rPr>
+          <w:sz w:val="24"/>
+          <w:szCs w:val="24"/>
+        </w:rPr>
+        <w:t>Types of Frameworks (e.g., Data D</w:t>
+      </w:r>
+      <w:r>
+        <w:rPr>
+          <w:sz w:val="24"/>
+          <w:szCs w:val="24"/>
+        </w:rPr>
+        <w:t>riven, Keyword-Driven, Hybrid)</w:t>
+      </w:r>
+    </w:p>
+    <w:p>
+      <w:pPr>
+        <w:pStyle w:val="ListParagraph"/>
+        <w:numPr>
+          <w:ilvl w:val="0"/>
+          <w:numId w:val="21"/>
+        </w:numPr>
+        <w:rPr>
+          <w:b/>
+          <w:sz w:val="24"/>
+          <w:szCs w:val="24"/>
+          <w:lang w:val="en-US"/>
+        </w:rPr>
+      </w:pPr>
+      <w:r>
+        <w:rPr>
+          <w:sz w:val="24"/>
+          <w:szCs w:val="24"/>
+        </w:rPr>
+        <w:t>Designi</w:t>
+      </w:r>
+      <w:r>
+        <w:rPr>
+          <w:sz w:val="24"/>
+          <w:szCs w:val="24"/>
+        </w:rPr>
+        <w:t>ng a Test Automation Framework</w:t>
+      </w:r>
+    </w:p>
+    <w:p>
+      <w:pPr>
+        <w:pStyle w:val="ListParagraph"/>
+        <w:numPr>
+          <w:ilvl w:val="0"/>
+          <w:numId w:val="21"/>
+        </w:numPr>
+        <w:rPr>
+          <w:b/>
+          <w:sz w:val="24"/>
+          <w:szCs w:val="24"/>
+          <w:lang w:val="en-US"/>
+        </w:rPr>
+      </w:pPr>
+      <w:r>
+        <w:rPr>
+          <w:sz w:val="24"/>
+          <w:szCs w:val="24"/>
+        </w:rPr>
+        <w:t>Best Practices for Framework Development</w:t>
+      </w:r>
+    </w:p>
+    <w:p>
+      <w:pPr>
+        <w:rPr>
+          <w:b/>
+          <w:sz w:val="24"/>
+          <w:szCs w:val="24"/>
+          <w:lang w:val="en-US"/>
+        </w:rPr>
+      </w:pPr>
+      <w:r>
+        <w:rPr>
+          <w:b/>
+          <w:sz w:val="24"/>
+          <w:szCs w:val="24"/>
+          <w:lang w:val="en-US"/>
+        </w:rPr>
+        <w:t>Topic 13 completed</w:t>
+      </w:r>
+    </w:p>
+    <w:p>
+      <w:pPr>
+        <w:rPr>
+          <w:b/>
+          <w:sz w:val="24"/>
+          <w:szCs w:val="24"/>
+          <w:lang w:val="en-US"/>
+        </w:rPr>
+      </w:pPr>
+    </w:p>
+    <w:p>
+      <w:pPr>
+        <w:pStyle w:val="ListParagraph"/>
+        <w:numPr>
+          <w:ilvl w:val="0"/>
+          <w:numId w:val="1"/>
+        </w:numPr>
+        <w:ind w:left="567"/>
+        <w:rPr>
+          <w:b/>
+          <w:sz w:val="24"/>
+          <w:szCs w:val="24"/>
+          <w:lang w:val="en-US"/>
+        </w:rPr>
+      </w:pPr>
+      <w:r>
+        <w:rPr>
+          <w:b/>
+          <w:sz w:val="28"/>
+          <w:szCs w:val="28"/>
+        </w:rPr>
+        <w:t>Concept:</w:t>
+      </w:r>
+      <w:r>
+        <w:t xml:space="preserve"> </w:t>
+      </w:r>
+      <w:r>
+        <w:rPr>
+          <w:sz w:val="24"/>
+          <w:szCs w:val="24"/>
+        </w:rPr>
+        <w:t>Popular Automation Tools</w:t>
+      </w:r>
+    </w:p>
+    <w:p>
+      <w:pPr>
+        <w:pStyle w:val="ListParagraph"/>
+        <w:ind w:left="567"/>
+        <w:rPr>
+          <w:b/>
+          <w:sz w:val="24"/>
+          <w:szCs w:val="24"/>
+          <w:lang w:val="en-US"/>
+        </w:rPr>
+      </w:pPr>
+      <w:r>
+        <w:t xml:space="preserve"> </w:t>
+      </w:r>
+    </w:p>
+    <w:p>
+      <w:pPr>
+        <w:pStyle w:val="ListParagraph"/>
+        <w:ind w:left="567"/>
+      </w:pPr>
+      <w:r>
+        <w:rPr>
+          <w:b/>
+          <w:sz w:val="28"/>
+          <w:szCs w:val="28"/>
+        </w:rPr>
+        <w:t>Topics:</w:t>
+      </w:r>
+    </w:p>
+    <w:p>
+      <w:pPr>
+        <w:pStyle w:val="ListParagraph"/>
+        <w:numPr>
+          <w:ilvl w:val="0"/>
+          <w:numId w:val="22"/>
+        </w:numPr>
+        <w:rPr>
+          <w:sz w:val="24"/>
+          <w:szCs w:val="24"/>
+        </w:rPr>
+      </w:pPr>
+      <w:r>
+        <w:rPr>
+          <w:sz w:val="24"/>
+          <w:szCs w:val="24"/>
+        </w:rPr>
+        <w:t>Selenium</w:t>
+      </w:r>
+    </w:p>
+    <w:p>
+      <w:pPr>
+        <w:pStyle w:val="ListParagraph"/>
+        <w:numPr>
+          <w:ilvl w:val="0"/>
+          <w:numId w:val="22"/>
+        </w:numPr>
+        <w:rPr>
+          <w:sz w:val="24"/>
+          <w:szCs w:val="24"/>
+        </w:rPr>
+      </w:pPr>
+      <w:r>
+        <w:rPr>
+          <w:sz w:val="24"/>
+          <w:szCs w:val="24"/>
+        </w:rPr>
+        <w:t>Appium</w:t>
+      </w:r>
+    </w:p>
+    <w:p>
+      <w:pPr>
+        <w:pStyle w:val="ListParagraph"/>
+        <w:numPr>
+          <w:ilvl w:val="0"/>
+          <w:numId w:val="22"/>
+        </w:numPr>
+        <w:rPr>
+          <w:sz w:val="24"/>
+          <w:szCs w:val="24"/>
+        </w:rPr>
+      </w:pPr>
+      <w:r>
+        <w:rPr>
+          <w:sz w:val="24"/>
+          <w:szCs w:val="24"/>
+        </w:rPr>
+        <w:t>JUnit and TestNG</w:t>
+      </w:r>
+    </w:p>
+    <w:p>
+      <w:pPr>
+        <w:pStyle w:val="ListParagraph"/>
+        <w:numPr>
+          <w:ilvl w:val="0"/>
+          <w:numId w:val="22"/>
+        </w:numPr>
+        <w:rPr>
+          <w:sz w:val="24"/>
+          <w:szCs w:val="24"/>
+        </w:rPr>
+      </w:pPr>
+      <w:r>
+        <w:rPr>
+          <w:sz w:val="24"/>
+          <w:szCs w:val="24"/>
+        </w:rPr>
+        <w:t>Cucumber</w:t>
+      </w:r>
+    </w:p>
+    <w:p>
+      <w:pPr>
+        <w:pStyle w:val="ListParagraph"/>
+        <w:numPr>
+          <w:ilvl w:val="0"/>
+          <w:numId w:val="22"/>
+        </w:numPr>
+        <w:rPr>
+          <w:sz w:val="24"/>
+          <w:szCs w:val="24"/>
+        </w:rPr>
+      </w:pPr>
+      <w:r>
+        <w:rPr>
+          <w:sz w:val="24"/>
+          <w:szCs w:val="24"/>
+        </w:rPr>
+        <w:t>Cypress</w:t>
+      </w:r>
+    </w:p>
+    <w:p>
+      <w:pPr>
+        <w:rPr>
+          <w:b/>
+          <w:sz w:val="24"/>
+          <w:szCs w:val="24"/>
+        </w:rPr>
+      </w:pPr>
+      <w:r>
+        <w:rPr>
+          <w:b/>
+          <w:sz w:val="24"/>
+          <w:szCs w:val="24"/>
+        </w:rPr>
+        <w:t>Topic 14 completed</w:t>
+      </w:r>
+    </w:p>
+    <w:p/>
+    <w:p>
+      <w:pPr>
+        <w:pStyle w:val="ListParagraph"/>
+        <w:numPr>
+          <w:ilvl w:val="0"/>
+          <w:numId w:val="1"/>
+        </w:numPr>
+        <w:ind w:left="567"/>
+        <w:rPr>
+          <w:b/>
+          <w:sz w:val="24"/>
+          <w:szCs w:val="24"/>
+          <w:lang w:val="en-US"/>
+        </w:rPr>
+      </w:pPr>
+      <w:r>
+        <w:rPr>
+          <w:b/>
+          <w:sz w:val="28"/>
+          <w:szCs w:val="28"/>
+        </w:rPr>
+        <w:t>Concept:</w:t>
+      </w:r>
+      <w:r>
+        <w:t xml:space="preserve"> </w:t>
+      </w:r>
+      <w:r>
+        <w:rPr>
+          <w:sz w:val="24"/>
+          <w:szCs w:val="24"/>
+        </w:rPr>
+        <w:t>SLF4J</w:t>
+      </w:r>
+    </w:p>
+    <w:p>
+      <w:pPr>
+        <w:pStyle w:val="ListParagraph"/>
+        <w:ind w:left="567"/>
+        <w:rPr>
+          <w:b/>
+          <w:sz w:val="24"/>
+          <w:szCs w:val="24"/>
+          <w:lang w:val="en-US"/>
+        </w:rPr>
+      </w:pPr>
+      <w:r>
+        <w:t xml:space="preserve"> </w:t>
+      </w:r>
+    </w:p>
+    <w:p>
+      <w:pPr>
+        <w:pStyle w:val="ListParagraph"/>
+        <w:ind w:left="567"/>
+      </w:pPr>
+      <w:r>
+        <w:rPr>
+          <w:b/>
+          <w:sz w:val="28"/>
+          <w:szCs w:val="28"/>
+        </w:rPr>
+        <w:t>Topics:</w:t>
+      </w:r>
+      <w:r>
+        <w:t xml:space="preserve"> </w:t>
+      </w:r>
+    </w:p>
+    <w:p>
+      <w:pPr>
+        <w:pStyle w:val="ListParagraph"/>
+        <w:numPr>
+          <w:ilvl w:val="0"/>
+          <w:numId w:val="23"/>
+        </w:numPr>
+        <w:rPr>
+          <w:b/>
+          <w:sz w:val="24"/>
+          <w:szCs w:val="24"/>
+          <w:lang w:val="en-US"/>
+        </w:rPr>
+      </w:pPr>
+      <w:r>
+        <w:rPr>
+          <w:sz w:val="24"/>
+          <w:szCs w:val="24"/>
+        </w:rPr>
+        <w:t xml:space="preserve">SLF4J </w:t>
+      </w:r>
+      <w:r>
+        <w:rPr>
+          <w:sz w:val="24"/>
+          <w:szCs w:val="24"/>
+        </w:rPr>
+        <w:t>vs. Log4J vs. Lombok</w:t>
+      </w:r>
+    </w:p>
+    <w:p>
+      <w:pPr>
+        <w:pStyle w:val="ListParagraph"/>
+        <w:numPr>
+          <w:ilvl w:val="0"/>
+          <w:numId w:val="23"/>
+        </w:numPr>
+        <w:rPr>
+          <w:b/>
+          <w:sz w:val="24"/>
+          <w:szCs w:val="24"/>
+          <w:lang w:val="en-US"/>
+        </w:rPr>
+      </w:pPr>
+      <w:r>
+        <w:rPr>
+          <w:sz w:val="24"/>
+          <w:szCs w:val="24"/>
+        </w:rPr>
+        <w:t>SLF4J - Env Setup</w:t>
+      </w:r>
+    </w:p>
+    <w:p>
+      <w:pPr>
+        <w:pStyle w:val="ListParagraph"/>
+        <w:numPr>
+          <w:ilvl w:val="0"/>
+          <w:numId w:val="23"/>
+        </w:numPr>
+        <w:rPr>
+          <w:b/>
+          <w:sz w:val="24"/>
+          <w:szCs w:val="24"/>
+          <w:lang w:val="en-US"/>
+        </w:rPr>
+      </w:pPr>
+      <w:r>
+        <w:rPr>
+          <w:sz w:val="24"/>
+          <w:szCs w:val="24"/>
+        </w:rPr>
+        <w:t>Sample L</w:t>
+      </w:r>
+      <w:r>
+        <w:rPr>
+          <w:sz w:val="24"/>
+          <w:szCs w:val="24"/>
+        </w:rPr>
+        <w:t>ogging, SLF4j - error messages</w:t>
+      </w:r>
+    </w:p>
+    <w:p>
+      <w:pPr>
+        <w:pStyle w:val="ListParagraph"/>
+        <w:numPr>
+          <w:ilvl w:val="0"/>
+          <w:numId w:val="23"/>
+        </w:numPr>
+        <w:rPr>
+          <w:b/>
+          <w:sz w:val="24"/>
+          <w:szCs w:val="24"/>
+          <w:lang w:val="en-US"/>
+        </w:rPr>
+      </w:pPr>
+      <w:r>
+        <w:rPr>
+          <w:sz w:val="24"/>
+          <w:szCs w:val="24"/>
+        </w:rPr>
+        <w:t>warning levels</w:t>
+      </w:r>
+    </w:p>
+    <w:p>
+      <w:pPr>
+        <w:pStyle w:val="ListParagraph"/>
+        <w:numPr>
+          <w:ilvl w:val="0"/>
+          <w:numId w:val="23"/>
+        </w:numPr>
+        <w:rPr>
+          <w:b/>
+          <w:sz w:val="24"/>
+          <w:szCs w:val="24"/>
+          <w:lang w:val="en-US"/>
+        </w:rPr>
+      </w:pPr>
+      <w:r>
+        <w:rPr>
+          <w:sz w:val="24"/>
+          <w:szCs w:val="24"/>
+        </w:rPr>
+        <w:t>parameterized logging</w:t>
+      </w:r>
+    </w:p>
+    <w:p>
+      <w:pPr>
+        <w:pStyle w:val="ListParagraph"/>
+        <w:numPr>
+          <w:ilvl w:val="0"/>
+          <w:numId w:val="23"/>
+        </w:numPr>
+        <w:rPr>
+          <w:b/>
+          <w:sz w:val="24"/>
+          <w:szCs w:val="24"/>
+          <w:lang w:val="en-US"/>
+        </w:rPr>
+      </w:pPr>
+      <w:r>
+        <w:rPr>
+          <w:sz w:val="24"/>
+          <w:szCs w:val="24"/>
+        </w:rPr>
+        <w:t>different appenders</w:t>
+      </w:r>
+    </w:p>
+    <w:p>
+      <w:pPr>
+        <w:rPr>
+          <w:b/>
+          <w:sz w:val="24"/>
+          <w:szCs w:val="24"/>
+          <w:lang w:val="en-US"/>
+        </w:rPr>
+      </w:pPr>
+      <w:r>
+        <w:rPr>
+          <w:b/>
+          <w:sz w:val="24"/>
+          <w:szCs w:val="24"/>
+          <w:lang w:val="en-US"/>
+        </w:rPr>
+        <w:t>Topic 15 completed</w:t>
+      </w:r>
+    </w:p>
+    <w:p>
+      <w:pPr>
+        <w:rPr>
+          <w:b/>
+          <w:sz w:val="24"/>
+          <w:szCs w:val="24"/>
+          <w:lang w:val="en-US"/>
+        </w:rPr>
+      </w:pPr>
+    </w:p>
+    <w:p>
+      <w:pPr>
+        <w:pStyle w:val="ListParagraph"/>
+        <w:numPr>
+          <w:ilvl w:val="0"/>
+          <w:numId w:val="1"/>
+        </w:numPr>
+        <w:ind w:left="567"/>
+        <w:rPr>
+          <w:b/>
+          <w:sz w:val="24"/>
+          <w:szCs w:val="24"/>
+          <w:lang w:val="en-US"/>
+        </w:rPr>
+      </w:pPr>
+      <w:r>
+        <w:rPr>
+          <w:b/>
+          <w:sz w:val="28"/>
+          <w:szCs w:val="28"/>
+        </w:rPr>
+        <w:t>Concept:</w:t>
+      </w:r>
+      <w:r>
+        <w:t xml:space="preserve"> </w:t>
+      </w:r>
+      <w:r>
+        <w:rPr>
+          <w:sz w:val="24"/>
+          <w:szCs w:val="24"/>
+        </w:rPr>
+        <w:t xml:space="preserve">Lombok – Introduction &amp; Core Annotations </w:t>
+      </w:r>
+    </w:p>
+    <w:p>
+      <w:pPr>
+        <w:pStyle w:val="ListParagraph"/>
+        <w:ind w:left="567"/>
+        <w:rPr>
+          <w:sz w:val="24"/>
+          <w:szCs w:val="24"/>
+        </w:rPr>
+      </w:pPr>
+    </w:p>
+    <w:p>
+      <w:pPr>
+        <w:pStyle w:val="ListParagraph"/>
+        <w:ind w:left="567"/>
+        <w:rPr>
+          <w:sz w:val="24"/>
+          <w:szCs w:val="24"/>
+        </w:rPr>
+      </w:pPr>
+      <w:r>
+        <w:rPr>
+          <w:b/>
+          <w:sz w:val="28"/>
+          <w:szCs w:val="28"/>
+        </w:rPr>
+        <w:t>Topics:</w:t>
+      </w:r>
+      <w:r>
+        <w:rPr>
+          <w:sz w:val="24"/>
+          <w:szCs w:val="24"/>
+        </w:rPr>
+        <w:t xml:space="preserve"> </w:t>
+      </w:r>
+    </w:p>
+    <w:p>
+      <w:pPr>
+        <w:pStyle w:val="ListParagraph"/>
+        <w:numPr>
+          <w:ilvl w:val="0"/>
+          <w:numId w:val="25"/>
+        </w:numPr>
+        <w:rPr>
+          <w:b/>
+          <w:sz w:val="24"/>
+          <w:szCs w:val="24"/>
+          <w:lang w:val="en-US"/>
+        </w:rPr>
+      </w:pPr>
+      <w:r>
+        <w:rPr>
+          <w:sz w:val="24"/>
+          <w:szCs w:val="24"/>
+        </w:rPr>
+        <w:t xml:space="preserve">Why Lombok? </w:t>
+      </w:r>
+    </w:p>
+    <w:p>
+      <w:pPr>
+        <w:pStyle w:val="ListParagraph"/>
+        <w:numPr>
+          <w:ilvl w:val="0"/>
+          <w:numId w:val="25"/>
+        </w:numPr>
+        <w:rPr>
+          <w:b/>
+          <w:sz w:val="24"/>
+          <w:szCs w:val="24"/>
+          <w:lang w:val="en-US"/>
+        </w:rPr>
+      </w:pPr>
+      <w:r>
+        <w:rPr>
+          <w:sz w:val="24"/>
+          <w:szCs w:val="24"/>
+        </w:rPr>
+        <w:t xml:space="preserve">Reducing Java boilerplate code Installing Lombok: Maven pom.xml dependency + IDE plugin </w:t>
+      </w:r>
+    </w:p>
+    <w:p>
+      <w:pPr>
+        <w:pStyle w:val="ListParagraph"/>
+        <w:numPr>
+          <w:ilvl w:val="0"/>
+          <w:numId w:val="25"/>
+        </w:numPr>
+        <w:rPr>
+          <w:b/>
+          <w:sz w:val="24"/>
+          <w:szCs w:val="24"/>
+          <w:lang w:val="en-US"/>
+        </w:rPr>
+      </w:pPr>
+      <w:r>
+        <w:rPr>
+          <w:sz w:val="24"/>
+          <w:szCs w:val="24"/>
+        </w:rPr>
+        <w:t xml:space="preserve">@Getter and @Setter </w:t>
+      </w:r>
+    </w:p>
+    <w:p>
+      <w:pPr>
+        <w:pStyle w:val="ListParagraph"/>
+        <w:numPr>
+          <w:ilvl w:val="0"/>
+          <w:numId w:val="25"/>
+        </w:numPr>
+        <w:rPr>
+          <w:b/>
+          <w:sz w:val="24"/>
+          <w:szCs w:val="24"/>
+          <w:lang w:val="en-US"/>
+        </w:rPr>
+      </w:pPr>
+      <w:r>
+        <w:rPr>
+          <w:sz w:val="24"/>
+          <w:szCs w:val="24"/>
+        </w:rPr>
+        <w:lastRenderedPageBreak/>
+        <w:t>@ToString and</w:t>
+      </w:r>
+      <w:r>
+        <w:rPr>
+          <w:sz w:val="24"/>
+          <w:szCs w:val="24"/>
+        </w:rPr>
+        <w:t xml:space="preserve"> </w:t>
+      </w:r>
+      <w:r>
+        <w:rPr>
+          <w:sz w:val="24"/>
+          <w:szCs w:val="24"/>
+        </w:rPr>
+        <w:t xml:space="preserve">@EqualsAndHashCode </w:t>
+      </w:r>
+    </w:p>
+    <w:p>
+      <w:pPr>
+        <w:pStyle w:val="ListParagraph"/>
+        <w:numPr>
+          <w:ilvl w:val="0"/>
+          <w:numId w:val="25"/>
+        </w:numPr>
+        <w:rPr>
+          <w:b/>
+          <w:sz w:val="24"/>
+          <w:szCs w:val="24"/>
+          <w:lang w:val="en-US"/>
+        </w:rPr>
+      </w:pPr>
+      <w:r>
+        <w:rPr>
+          <w:sz w:val="24"/>
+          <w:szCs w:val="24"/>
+        </w:rPr>
+        <w:t>@NoArgsConstructor</w:t>
+      </w:r>
+    </w:p>
+    <w:p>
+      <w:pPr>
+        <w:pStyle w:val="ListParagraph"/>
+        <w:numPr>
+          <w:ilvl w:val="0"/>
+          <w:numId w:val="25"/>
+        </w:numPr>
+        <w:rPr>
+          <w:b/>
+          <w:sz w:val="24"/>
+          <w:szCs w:val="24"/>
+          <w:lang w:val="en-US"/>
+        </w:rPr>
+      </w:pPr>
+      <w:r>
+        <w:rPr>
+          <w:sz w:val="24"/>
+          <w:szCs w:val="24"/>
+        </w:rPr>
+        <w:t>@AllArgsConstructor</w:t>
+      </w:r>
+    </w:p>
+    <w:p>
+      <w:pPr>
+        <w:pStyle w:val="ListParagraph"/>
+        <w:numPr>
+          <w:ilvl w:val="0"/>
+          <w:numId w:val="25"/>
+        </w:numPr>
+        <w:rPr>
+          <w:b/>
+          <w:sz w:val="24"/>
+          <w:szCs w:val="24"/>
+          <w:lang w:val="en-US"/>
+        </w:rPr>
+      </w:pPr>
+      <w:r>
+        <w:rPr>
+          <w:sz w:val="24"/>
+          <w:szCs w:val="24"/>
+        </w:rPr>
+        <w:t xml:space="preserve">@RequiredArgsConstructor </w:t>
+      </w:r>
+    </w:p>
+    <w:p>
+      <w:pPr>
+        <w:pStyle w:val="ListParagraph"/>
+        <w:numPr>
+          <w:ilvl w:val="0"/>
+          <w:numId w:val="25"/>
+        </w:numPr>
+        <w:rPr>
+          <w:b/>
+          <w:sz w:val="24"/>
+          <w:szCs w:val="24"/>
+          <w:lang w:val="en-US"/>
+        </w:rPr>
+      </w:pPr>
+      <w:r>
+        <w:rPr>
+          <w:sz w:val="24"/>
+          <w:szCs w:val="24"/>
+        </w:rPr>
+        <w:t xml:space="preserve">@Data (shortcut combining all common annotations) </w:t>
+      </w:r>
+    </w:p>
+    <w:p>
+      <w:pPr>
+        <w:pStyle w:val="ListParagraph"/>
+        <w:numPr>
+          <w:ilvl w:val="0"/>
+          <w:numId w:val="25"/>
+        </w:numPr>
+        <w:rPr>
+          <w:b/>
+          <w:sz w:val="24"/>
+          <w:szCs w:val="24"/>
+          <w:lang w:val="en-US"/>
+        </w:rPr>
+      </w:pPr>
+      <w:r>
+        <w:rPr>
+          <w:sz w:val="24"/>
+          <w:szCs w:val="24"/>
+        </w:rPr>
+        <w:t>@Builder pattern for object creation</w:t>
+      </w:r>
+    </w:p>
+    <w:p>
+      <w:pPr>
+        <w:rPr>
+          <w:b/>
+          <w:sz w:val="24"/>
+          <w:szCs w:val="24"/>
+          <w:lang w:val="en-US"/>
+        </w:rPr>
+      </w:pPr>
+      <w:r>
+        <w:rPr>
+          <w:b/>
+          <w:sz w:val="24"/>
+          <w:szCs w:val="24"/>
+          <w:lang w:val="en-US"/>
+        </w:rPr>
+        <w:t>Topic 16 completed</w:t>
+      </w:r>
+    </w:p>
+    <w:p>
+      <w:pPr>
+        <w:rPr>
+          <w:b/>
+          <w:sz w:val="24"/>
+          <w:szCs w:val="24"/>
+          <w:lang w:val="en-US"/>
+        </w:rPr>
+      </w:pPr>
+    </w:p>
+    <w:p>
+      <w:pPr>
+        <w:pStyle w:val="ListParagraph"/>
+        <w:numPr>
+          <w:ilvl w:val="0"/>
+          <w:numId w:val="1"/>
+        </w:numPr>
+        <w:ind w:left="567" w:hanging="349"/>
+        <w:rPr>
+          <w:b/>
+          <w:sz w:val="24"/>
+          <w:szCs w:val="24"/>
+          <w:lang w:val="en-US"/>
+        </w:rPr>
+      </w:pPr>
+      <w:r>
+        <w:rPr>
+          <w:b/>
+          <w:sz w:val="28"/>
+          <w:szCs w:val="28"/>
+        </w:rPr>
+        <w:t>Concept:</w:t>
+      </w:r>
+      <w:r>
+        <w:t xml:space="preserve"> </w:t>
+      </w:r>
+      <w:r>
+        <w:rPr>
+          <w:sz w:val="24"/>
+          <w:szCs w:val="24"/>
+        </w:rPr>
+        <w:t xml:space="preserve">Lombok – Advanced Usage &amp; IDE Integration </w:t>
+      </w:r>
+    </w:p>
+    <w:p>
+      <w:pPr>
+        <w:pStyle w:val="ListParagraph"/>
+        <w:ind w:left="567"/>
+        <w:rPr>
+          <w:b/>
+          <w:sz w:val="28"/>
+          <w:szCs w:val="28"/>
+        </w:rPr>
+      </w:pPr>
+    </w:p>
+    <w:p>
+      <w:pPr>
+        <w:pStyle w:val="ListParagraph"/>
+        <w:ind w:left="567"/>
+        <w:rPr>
+          <w:b/>
+          <w:sz w:val="28"/>
+          <w:szCs w:val="28"/>
+        </w:rPr>
+      </w:pPr>
+      <w:r>
+        <w:rPr>
+          <w:b/>
+          <w:sz w:val="28"/>
+          <w:szCs w:val="28"/>
+        </w:rPr>
+        <w:t>Topics:</w:t>
+      </w:r>
+    </w:p>
+    <w:p>
+      <w:pPr>
+        <w:pStyle w:val="ListParagraph"/>
+        <w:numPr>
+          <w:ilvl w:val="0"/>
+          <w:numId w:val="26"/>
+        </w:numPr>
+        <w:rPr>
+          <w:b/>
+          <w:sz w:val="24"/>
+          <w:szCs w:val="24"/>
+          <w:lang w:val="en-US"/>
+        </w:rPr>
+      </w:pPr>
+      <w:r>
+        <w:rPr>
+          <w:sz w:val="24"/>
+          <w:szCs w:val="24"/>
+        </w:rPr>
+        <w:t xml:space="preserve">@Slf4j annotation (auto-injects logger field) </w:t>
+      </w:r>
+    </w:p>
+    <w:p>
+      <w:pPr>
+        <w:pStyle w:val="ListParagraph"/>
+        <w:numPr>
+          <w:ilvl w:val="0"/>
+          <w:numId w:val="26"/>
+        </w:numPr>
+        <w:rPr>
+          <w:b/>
+          <w:sz w:val="24"/>
+          <w:szCs w:val="24"/>
+          <w:lang w:val="en-US"/>
+        </w:rPr>
+      </w:pPr>
+      <w:r>
+        <w:rPr>
+          <w:sz w:val="24"/>
+          <w:szCs w:val="24"/>
+        </w:rPr>
+        <w:t xml:space="preserve">@Builder advanced usage </w:t>
+      </w:r>
+    </w:p>
+    <w:p>
+      <w:pPr>
+        <w:pStyle w:val="ListParagraph"/>
+        <w:numPr>
+          <w:ilvl w:val="0"/>
+          <w:numId w:val="26"/>
+        </w:numPr>
+        <w:rPr>
+          <w:b/>
+          <w:sz w:val="24"/>
+          <w:szCs w:val="24"/>
+          <w:lang w:val="en-US"/>
+        </w:rPr>
+      </w:pPr>
+      <w:r>
+        <w:rPr>
+          <w:sz w:val="24"/>
+          <w:szCs w:val="24"/>
+        </w:rPr>
+        <w:t>@Value for immutable classes Enabling annotation processing in IntelliJ IDEA and Eclipse Lombok IDE plugin installation and support</w:t>
+      </w:r>
+    </w:p>
+    <w:p>
+      <w:pPr>
+        <w:rPr>
+          <w:b/>
+          <w:sz w:val="24"/>
+          <w:szCs w:val="24"/>
+          <w:lang w:val="en-US"/>
+        </w:rPr>
+      </w:pPr>
+      <w:r>
+        <w:rPr>
+          <w:b/>
+          <w:sz w:val="24"/>
+          <w:szCs w:val="24"/>
+          <w:lang w:val="en-US"/>
+        </w:rPr>
+        <w:t>Topic 17 completed</w:t>
       </w:r>
       <w:bookmarkStart w:id="0" w:name="_GoBack"/>
       <w:bookmarkEnd w:id="0"/>
@@ -1826,6 +3302,119 @@
 <file path=word/numbering.xml><?xml version="1.0" encoding="utf-8"?>
 <w:numbering xmlns:wpc="http://schemas.microsoft.com/office/word/2010/wordprocessingCanvas" xmlns:cx="http://schemas.microsoft.com/office/drawing/2014/chartex" xmlns:mc="http://schemas.openxmlformats.org/markup-compatibility/2006" xmlns:o="urn:schemas-microsoft-com:office:office" xmlns:r="http://schemas.openxmlformats.org/officeDocument/2006/relationships" xmlns:m="http://schemas.openxmlformats.org/officeDocument/2006/math" xmlns:v="urn:schemas-microsoft-com:vml" xmlns:wp14="http://schemas.microsoft.com/office/word/2010/wordprocessingDrawing" xmlns:wp="http://schemas.openxmlformats.org/drawingml/2006/wordprocessingDrawing" xmlns:w10="urn:schemas-microsoft-com:office:word" xmlns:w="http://schemas.openxmlformats.org/wordprocessingml/2006/main" xmlns:w14="http://schemas.microsoft.com/office/word/2010/wordml" xmlns:w15="http://schemas.microsoft.com/office/word/2012/wordml" xmlns:w16se="http://schemas.microsoft.com/office/word/2015/wordml/symex" xmlns:wpg="http://schemas.microsoft.com/office/word/2010/wordprocessingGroup" xmlns:wpi="http://schemas.microsoft.com/office/word/2010/wordprocessingInk" xmlns:wne="http://schemas.microsoft.com/office/word/2006/wordml" xmlns:wps="http://schemas.microsoft.com/office/word/2010/wordprocessingShape" mc:Ignorable="w14 w15 w16se wp14">
   <w:abstractNum w:abstractNumId="0" w15:restartNumberingAfterBreak="0">
+    <w:nsid w:val="054A24C9"/>
+    <w:multiLevelType w:val="hybridMultilevel"/>
+    <w:tmpl w:val="E5A21638"/>
+    <w:lvl w:ilvl="0" w:tplc="40090001">
+      <w:start w:val="1"/>
+      <w:numFmt w:val="bullet"/>
+      <w:lvlText w:val=""/>
+      <w:lvlJc w:val="left"/>
+      <w:pPr>
+        <w:ind w:left="1287" w:hanging="360"/>
+      </w:pPr>
+      <w:rPr>
+        <w:rFonts w:ascii="Symbol" w:hAnsi="Symbol" w:hint="default"/>
+      </w:rPr>
+    </w:lvl>
+    <w:lvl w:ilvl="1" w:tplc="40090003" w:tentative="1">
+      <w:start w:val="1"/>
+      <w:numFmt w:val="bullet"/>
+      <w:lvlText w:val="o"/>
+      <w:lvlJc w:val="left"/>
+      <w:pPr>
+        <w:ind w:left="2007" w:hanging="360"/>
+      </w:pPr>
+      <w:rPr>
+        <w:rFonts w:ascii="Courier New" w:hAnsi="Courier New" w:cs="Courier New" w:hint="default"/>
+      </w:rPr>
+    </w:lvl>
+    <w:lvl w:ilvl="2" w:tplc="40090005" w:tentative="1">
+      <w:start w:val="1"/>
+      <w:numFmt w:val="bullet"/>
+      <w:lvlText w:val=""/>
+      <w:lvlJc w:val="left"/>
+      <w:pPr>
+        <w:ind w:left="2727" w:hanging="360"/>
+      </w:pPr>
+      <w:rPr>
+        <w:rFonts w:ascii="Wingdings" w:hAnsi="Wingdings" w:hint="default"/>
+      </w:rPr>
+    </w:lvl>
+    <w:lvl w:ilvl="3" w:tplc="40090001" w:tentative="1">
+      <w:start w:val="1"/>
+      <w:numFmt w:val="bullet"/>
+      <w:lvlText w:val=""/>
+      <w:lvlJc w:val="left"/>
+      <w:pPr>
+        <w:ind w:left="3447" w:hanging="360"/>
+      </w:pPr>
+      <w:rPr>
+        <w:rFonts w:ascii="Symbol" w:hAnsi="Symbol" w:hint="default"/>
+      </w:rPr>
+    </w:lvl>
+    <w:lvl w:ilvl="4" w:tplc="40090003" w:tentative="1">
+      <w:start w:val="1"/>
+      <w:numFmt w:val="bullet"/>
+      <w:lvlText w:val="o"/>
+      <w:lvlJc w:val="left"/>
+      <w:pPr>
+        <w:ind w:left="4167" w:hanging="360"/>
+      </w:pPr>
+      <w:rPr>
+        <w:rFonts w:ascii="Courier New" w:hAnsi="Courier New" w:cs="Courier New" w:hint="default"/>
+      </w:rPr>
+    </w:lvl>
+    <w:lvl w:ilvl="5" w:tplc="40090005" w:tentative="1">
+      <w:start w:val="1"/>
+      <w:numFmt w:val="bullet"/>
+      <w:lvlText w:val=""/>
+      <w:lvlJc w:val="left"/>
+      <w:pPr>
+        <w:ind w:left="4887" w:hanging="360"/>
+      </w:pPr>
+      <w:rPr>
+        <w:rFonts w:ascii="Wingdings" w:hAnsi="Wingdings" w:hint="default"/>
+      </w:rPr>
+    </w:lvl>
+    <w:lvl w:ilvl="6" w:tplc="40090001" w:tentative="1">
+      <w:start w:val="1"/>
+      <w:numFmt w:val="bullet"/>
+      <w:lvlText w:val=""/>
+      <w:lvlJc w:val="left"/>
+      <w:pPr>
+        <w:ind w:left="5607" w:hanging="360"/>
+      </w:pPr>
+      <w:rPr>
+        <w:rFonts w:ascii="Symbol" w:hAnsi="Symbol" w:hint="default"/>
+      </w:rPr>
+    </w:lvl>
+    <w:lvl w:ilvl="7" w:tplc="40090003" w:tentative="1">
+      <w:start w:val="1"/>
+      <w:numFmt w:val="bullet"/>
+      <w:lvlText w:val="o"/>
+      <w:lvlJc w:val="left"/>
+      <w:pPr>
+        <w:ind w:left="6327" w:hanging="360"/>
+      </w:pPr>
+      <w:rPr>
+        <w:rFonts w:ascii="Courier New" w:hAnsi="Courier New" w:cs="Courier New" w:hint="default"/>
+      </w:rPr>
+    </w:lvl>
+    <w:lvl w:ilvl="8" w:tplc="40090005" w:tentative="1">
+      <w:start w:val="1"/>
+      <w:numFmt w:val="bullet"/>
+      <w:lvlText w:val=""/>
+      <w:lvlJc w:val="left"/>
+      <w:pPr>
+        <w:ind w:left="7047" w:hanging="360"/>
+      </w:pPr>
+      <w:rPr>
+        <w:rFonts w:ascii="Wingdings" w:hAnsi="Wingdings" w:hint="default"/>
+      </w:rPr>
+    </w:lvl>
+  </w:abstractNum>
+  <w:abstractNum w:abstractNumId="1" w15:restartNumberingAfterBreak="0">
     <w:nsid w:val="06C6135D"/>
     <w:multiLevelType w:val="hybridMultilevel"/>
     <w:tmpl w:val="DA102FDE"/>
@@ -1916,7 +3505,98 @@
       </w:pPr>
     </w:lvl>
   </w:abstractNum>
-  <w:abstractNum w:abstractNumId="1" w15:restartNumberingAfterBreak="0">
+  <w:abstractNum w:abstractNumId="2" w15:restartNumberingAfterBreak="0">
+    <w:nsid w:val="06D13361"/>
+    <w:multiLevelType w:val="hybridMultilevel"/>
+    <w:tmpl w:val="DA102FDE"/>
+    <w:lvl w:ilvl="0" w:tplc="B21C7362">
+      <w:start w:val="1"/>
+      <w:numFmt w:val="decimal"/>
+      <w:lvlText w:val="%1)"/>
+      <w:lvlJc w:val="left"/>
+      <w:pPr>
+        <w:ind w:left="720" w:hanging="360"/>
+      </w:pPr>
+      <w:rPr>
+        <w:rFonts w:hint="default"/>
+        <w:sz w:val="28"/>
+        <w:szCs w:val="28"/>
+      </w:rPr>
+    </w:lvl>
+    <w:lvl w:ilvl="1" w:tplc="40090019" w:tentative="1">
+      <w:start w:val="1"/>
+      <w:numFmt w:val="lowerLetter"/>
+      <w:lvlText w:val="%2."/>
+      <w:lvlJc w:val="left"/>
+      <w:pPr>
+        <w:ind w:left="1440" w:hanging="360"/>
+      </w:pPr>
+    </w:lvl>
+    <w:lvl w:ilvl="2" w:tplc="4009001B" w:tentative="1">
+      <w:start w:val="1"/>
+      <w:numFmt w:val="lowerRoman"/>
+      <w:lvlText w:val="%3."/>
+      <w:lvlJc w:val="right"/>
+      <w:pPr>
+        <w:ind w:left="2160" w:hanging="180"/>
+      </w:pPr>
+    </w:lvl>
+    <w:lvl w:ilvl="3" w:tplc="4009000F" w:tentative="1">
+      <w:start w:val="1"/>
+      <w:numFmt w:val="decimal"/>
+      <w:lvlText w:val="%4."/>
+      <w:lvlJc w:val="left"/>
+      <w:pPr>
+        <w:ind w:left="2880" w:hanging="360"/>
+      </w:pPr>
+    </w:lvl>
+    <w:lvl w:ilvl="4" w:tplc="40090019" w:tentative="1">
+      <w:start w:val="1"/>
+      <w:numFmt w:val="lowerLetter"/>
+      <w:lvlText w:val="%5."/>
+      <w:lvlJc w:val="left"/>
+      <w:pPr>
+        <w:ind w:left="3600" w:hanging="360"/>
+      </w:pPr>
+    </w:lvl>
+    <w:lvl w:ilvl="5" w:tplc="4009001B" w:tentative="1">
+      <w:start w:val="1"/>
+      <w:numFmt w:val="lowerRoman"/>
+      <w:lvlText w:val="%6."/>
+      <w:lvlJc w:val="right"/>
+      <w:pPr>
+        <w:ind w:left="4320" w:hanging="180"/>
+      </w:pPr>
+    </w:lvl>
+    <w:lvl w:ilvl="6" w:tplc="4009000F" w:tentative="1">
+      <w:start w:val="1"/>
+      <w:numFmt w:val="decimal"/>
+      <w:lvlText w:val="%7."/>
+      <w:lvlJc w:val="left"/>
+      <w:pPr>
+        <w:ind w:left="5040" w:hanging="360"/>
+      </w:pPr>
+    </w:lvl>
+    <w:lvl w:ilvl="7" w:tplc="40090019" w:tentative="1">
+      <w:start w:val="1"/>
+      <w:numFmt w:val="lowerLetter"/>
+      <w:lvlText w:val="%8."/>
+      <w:lvlJc w:val="left"/>
+      <w:pPr>
+        <w:ind w:left="5760" w:hanging="360"/>
+      </w:pPr>
+    </w:lvl>
+    <w:lvl w:ilvl="8" w:tplc="4009001B" w:tentative="1">
+      <w:start w:val="1"/>
+      <w:numFmt w:val="lowerRoman"/>
+      <w:lvlText w:val="%9."/>
+      <w:lvlJc w:val="right"/>
+      <w:pPr>
+        <w:ind w:left="6480" w:hanging="180"/>
+      </w:pPr>
+    </w:lvl>
+  </w:abstractNum>
+  <w:abstractNum w:abstractNumId="3" w15:restartNumberingAfterBreak="0">
     <w:nsid w:val="0E366D64"/>
     <w:multiLevelType w:val="hybridMultilevel"/>
     <w:tmpl w:val="DA102FDE"/>
@@ -2007,7 +3687,98 @@
       </w:pPr>
     </w:lvl>
   </w:abstractNum>
-  <w:abstractNum w:abstractNumId="2" w15:restartNumberingAfterBreak="0">
+  <w:abstractNum w:abstractNumId="4" w15:restartNumberingAfterBreak="0">
+    <w:nsid w:val="15370D84"/>
+    <w:multiLevelType w:val="hybridMultilevel"/>
+    <w:tmpl w:val="DA102FDE"/>
+    <w:lvl w:ilvl="0" w:tplc="B21C7362">
+      <w:start w:val="1"/>
+      <w:numFmt w:val="decimal"/>
+      <w:lvlText w:val="%1)"/>
+      <w:lvlJc w:val="left"/>
+      <w:pPr>
+        <w:ind w:left="720" w:hanging="360"/>
+      </w:pPr>
+      <w:rPr>
+        <w:rFonts w:hint="default"/>
+        <w:sz w:val="28"/>
+        <w:szCs w:val="28"/>
+      </w:rPr>
+    </w:lvl>
+    <w:lvl w:ilvl="1" w:tplc="40090019" w:tentative="1">
+      <w:start w:val="1"/>
+      <w:numFmt w:val="lowerLetter"/>
+      <w:lvlText w:val="%2."/>
+      <w:lvlJc w:val="left"/>
+      <w:pPr>
+        <w:ind w:left="1440" w:hanging="360"/>
+      </w:pPr>
+    </w:lvl>
+    <w:lvl w:ilvl="2" w:tplc="4009001B" w:tentative="1">
+      <w:start w:val="1"/>
+      <w:numFmt w:val="lowerRoman"/>
+      <w:lvlText w:val="%3."/>
+      <w:lvlJc w:val="right"/>
+      <w:pPr>
+        <w:ind w:left="2160" w:hanging="180"/>
+      </w:pPr>
+    </w:lvl>
+    <w:lvl w:ilvl="3" w:tplc="4009000F" w:tentative="1">
+      <w:start w:val="1"/>
+      <w:numFmt w:val="decimal"/>
+      <w:lvlText w:val="%4."/>
+      <w:lvlJc w:val="left"/>
+      <w:pPr>
+        <w:ind w:left="2880" w:hanging="360"/>
+      </w:pPr>
+    </w:lvl>
+    <w:lvl w:ilvl="4" w:tplc="40090019" w:tentative="1">
+      <w:start w:val="1"/>
+      <w:numFmt w:val="lowerLetter"/>
+      <w:lvlText w:val="%5."/>
+      <w:lvlJc w:val="left"/>
+      <w:pPr>
+        <w:ind w:left="3600" w:hanging="360"/>
+      </w:pPr>
+    </w:lvl>
+    <w:lvl w:ilvl="5" w:tplc="4009001B" w:tentative="1">
+      <w:start w:val="1"/>
+      <w:numFmt w:val="lowerRoman"/>
+      <w:lvlText w:val="%6."/>
+      <w:lvlJc w:val="right"/>
+      <w:pPr>
+        <w:ind w:left="4320" w:hanging="180"/>
+      </w:pPr>
+    </w:lvl>
+    <w:lvl w:ilvl="6" w:tplc="4009000F" w:tentative="1">
+      <w:start w:val="1"/>
+      <w:numFmt w:val="decimal"/>
+      <w:lvlText w:val="%7."/>
+      <w:lvlJc w:val="left"/>
+      <w:pPr>
+        <w:ind w:left="5040" w:hanging="360"/>
+      </w:pPr>
+    </w:lvl>
+    <w:lvl w:ilvl="7" w:tplc="40090019" w:tentative="1">
+      <w:start w:val="1"/>
+      <w:numFmt w:val="lowerLetter"/>
+      <w:lvlText w:val="%8."/>
+      <w:lvlJc w:val="left"/>
+      <w:pPr>
+        <w:ind w:left="5760" w:hanging="360"/>
+      </w:pPr>
+    </w:lvl>
+    <w:lvl w:ilvl="8" w:tplc="4009001B" w:tentative="1">
+      <w:start w:val="1"/>
+      <w:numFmt w:val="lowerRoman"/>
+      <w:lvlText w:val="%9."/>
+      <w:lvlJc w:val="right"/>
+      <w:pPr>
+        <w:ind w:left="6480" w:hanging="180"/>
+      </w:pPr>
+    </w:lvl>
+  </w:abstractNum>
+  <w:abstractNum w:abstractNumId="5" w15:restartNumberingAfterBreak="0">
     <w:nsid w:val="15EF2919"/>
     <w:multiLevelType w:val="hybridMultilevel"/>
     <w:tmpl w:val="DA102FDE"/>
@@ -2098,7 +3869,7 @@
       </w:pPr>
     </w:lvl>
   </w:abstractNum>
-  <w:abstractNum w:abstractNumId="3" w15:restartNumberingAfterBreak="0">
+  <w:abstractNum w:abstractNumId="6" w15:restartNumberingAfterBreak="0">
     <w:nsid w:val="1B4A1207"/>
     <w:multiLevelType w:val="hybridMultilevel"/>
     <w:tmpl w:val="B47C8B78"/>
@@ -2211,7 +3982,7 @@
       </w:rPr>
     </w:lvl>
   </w:abstractNum>
-  <w:abstractNum w:abstractNumId="4" w15:restartNumberingAfterBreak="0">
+  <w:abstractNum w:abstractNumId="7" w15:restartNumberingAfterBreak="0">
     <w:nsid w:val="1D352C61"/>
     <w:multiLevelType w:val="hybridMultilevel"/>
     <w:tmpl w:val="7BCCD7AE"/>
@@ -2324,7 +4095,7 @@
       </w:rPr>
     </w:lvl>
   </w:abstractNum>
-  <w:abstractNum w:abstractNumId="5" w15:restartNumberingAfterBreak="0">
+  <w:abstractNum w:abstractNumId="8" w15:restartNumberingAfterBreak="0">
     <w:nsid w:val="252777F5"/>
     <w:multiLevelType w:val="hybridMultilevel"/>
     <w:tmpl w:val="A41423E0"/>
@@ -2437,7 +4208,7 @@
       </w:rPr>
     </w:lvl>
   </w:abstractNum>
-  <w:abstractNum w:abstractNumId="6" w15:restartNumberingAfterBreak="0">
+  <w:abstractNum w:abstractNumId="9" w15:restartNumberingAfterBreak="0">
     <w:nsid w:val="260A79A1"/>
     <w:multiLevelType w:val="hybridMultilevel"/>
     <w:tmpl w:val="C3369AAC"/>
@@ -2550,7 +4321,7 @@
       </w:rPr>
     </w:lvl>
   </w:abstractNum>
-  <w:abstractNum w:abstractNumId="7" w15:restartNumberingAfterBreak="0">
+  <w:abstractNum w:abstractNumId="10" w15:restartNumberingAfterBreak="0">
     <w:nsid w:val="2FB26BBD"/>
     <w:multiLevelType w:val="hybridMultilevel"/>
     <w:tmpl w:val="1C706678"/>
@@ -2663,7 +4434,7 @@
       </w:rPr>
     </w:lvl>
   </w:abstractNum>
-  <w:abstractNum w:abstractNumId="8" w15:restartNumberingAfterBreak="0">
+  <w:abstractNum w:abstractNumId="11" w15:restartNumberingAfterBreak="0">
     <w:nsid w:val="3287148B"/>
     <w:multiLevelType w:val="hybridMultilevel"/>
     <w:tmpl w:val="90441E76"/>
@@ -2776,7 +4547,233 @@
       </w:rPr>
     </w:lvl>
   </w:abstractNum>
-  <w:abstractNum w:abstractNumId="9" w15:restartNumberingAfterBreak="0">
+  <w:abstractNum w:abstractNumId="12" w15:restartNumberingAfterBreak="0">
+    <w:nsid w:val="349A4769"/>
+    <w:multiLevelType w:val="hybridMultilevel"/>
+    <w:tmpl w:val="8A5C9542"/>
+    <w:lvl w:ilvl="0" w:tplc="40090001">
+      <w:start w:val="1"/>
+      <w:numFmt w:val="bullet"/>
+      <w:lvlText w:val=""/>
+      <w:lvlJc w:val="left"/>
+      <w:pPr>
+        <w:ind w:left="1440" w:hanging="360"/>
+      </w:pPr>
+      <w:rPr>
+        <w:rFonts w:ascii="Symbol" w:hAnsi="Symbol" w:hint="default"/>
+      </w:rPr>
+    </w:lvl>
+    <w:lvl w:ilvl="1" w:tplc="40090003" w:tentative="1">
+      <w:start w:val="1"/>
+      <w:numFmt w:val="bullet"/>
+      <w:lvlText w:val="o"/>
+      <w:lvlJc w:val="left"/>
+      <w:pPr>
+        <w:ind w:left="2160" w:hanging="360"/>
+      </w:pPr>
+      <w:rPr>
+        <w:rFonts w:ascii="Courier New" w:hAnsi="Courier New" w:cs="Courier New" w:hint="default"/>
+      </w:rPr>
+    </w:lvl>
+    <w:lvl w:ilvl="2" w:tplc="40090005" w:tentative="1">
+      <w:start w:val="1"/>
+      <w:numFmt w:val="bullet"/>
+      <w:lvlText w:val=""/>
+      <w:lvlJc w:val="left"/>
+      <w:pPr>
+        <w:ind w:left="2880" w:hanging="360"/>
+      </w:pPr>
+      <w:rPr>
+        <w:rFonts w:ascii="Wingdings" w:hAnsi="Wingdings" w:hint="default"/>
+      </w:rPr>
+    </w:lvl>
+    <w:lvl w:ilvl="3" w:tplc="40090001" w:tentative="1">
+      <w:start w:val="1"/>
+      <w:numFmt w:val="bullet"/>
+      <w:lvlText w:val=""/>
+      <w:lvlJc w:val="left"/>
+      <w:pPr>
+        <w:ind w:left="3600" w:hanging="360"/>
+      </w:pPr>
+      <w:rPr>
+        <w:rFonts w:ascii="Symbol" w:hAnsi="Symbol" w:hint="default"/>
+      </w:rPr>
+    </w:lvl>
+    <w:lvl w:ilvl="4" w:tplc="40090003" w:tentative="1">
+      <w:start w:val="1"/>
+      <w:numFmt w:val="bullet"/>
+      <w:lvlText w:val="o"/>
+      <w:lvlJc w:val="left"/>
+      <w:pPr>
+        <w:ind w:left="4320" w:hanging="360"/>
+      </w:pPr>
+      <w:rPr>
+        <w:rFonts w:ascii="Courier New" w:hAnsi="Courier New" w:cs="Courier New" w:hint="default"/>
+      </w:rPr>
+    </w:lvl>
+    <w:lvl w:ilvl="5" w:tplc="40090005" w:tentative="1">
+      <w:start w:val="1"/>
+      <w:numFmt w:val="bullet"/>
+      <w:lvlText w:val=""/>
+      <w:lvlJc w:val="left"/>
+      <w:pPr>
+        <w:ind w:left="5040" w:hanging="360"/>
+      </w:pPr>
+      <w:rPr>
+        <w:rFonts w:ascii="Wingdings" w:hAnsi="Wingdings" w:hint="default"/>
+      </w:rPr>
+    </w:lvl>
+    <w:lvl w:ilvl="6" w:tplc="40090001" w:tentative="1">
+      <w:start w:val="1"/>
+      <w:numFmt w:val="bullet"/>
+      <w:lvlText w:val=""/>
+      <w:lvlJc w:val="left"/>
+      <w:pPr>
+        <w:ind w:left="5760" w:hanging="360"/>
+      </w:pPr>
+      <w:rPr>
+        <w:rFonts w:ascii="Symbol" w:hAnsi="Symbol" w:hint="default"/>
+      </w:rPr>
+    </w:lvl>
+    <w:lvl w:ilvl="7" w:tplc="40090003" w:tentative="1">
+      <w:start w:val="1"/>
+      <w:numFmt w:val="bullet"/>
+      <w:lvlText w:val="o"/>
+      <w:lvlJc w:val="left"/>
+      <w:pPr>
+        <w:ind w:left="6480" w:hanging="360"/>
+      </w:pPr>
+      <w:rPr>
+        <w:rFonts w:ascii="Courier New" w:hAnsi="Courier New" w:cs="Courier New" w:hint="default"/>
+      </w:rPr>
+    </w:lvl>
+    <w:lvl w:ilvl="8" w:tplc="40090005" w:tentative="1">
+      <w:start w:val="1"/>
+      <w:numFmt w:val="bullet"/>
+      <w:lvlText w:val=""/>
+      <w:lvlJc w:val="left"/>
+      <w:pPr>
+        <w:ind w:left="7200" w:hanging="360"/>
+      </w:pPr>
+      <w:rPr>
+        <w:rFonts w:ascii="Wingdings" w:hAnsi="Wingdings" w:hint="default"/>
+      </w:rPr>
+    </w:lvl>
+  </w:abstractNum>
+  <w:abstractNum w:abstractNumId="13" w15:restartNumberingAfterBreak="0">
+    <w:nsid w:val="36D6673D"/>
+    <w:multiLevelType w:val="hybridMultilevel"/>
+    <w:tmpl w:val="975C1086"/>
+    <w:lvl w:ilvl="0" w:tplc="40090001">
+      <w:start w:val="1"/>
+      <w:numFmt w:val="bullet"/>
+      <w:lvlText w:val=""/>
+      <w:lvlJc w:val="left"/>
+      <w:pPr>
+        <w:ind w:left="1287" w:hanging="360"/>
+      </w:pPr>
+      <w:rPr>
+        <w:rFonts w:ascii="Symbol" w:hAnsi="Symbol" w:hint="default"/>
+      </w:rPr>
+    </w:lvl>
+    <w:lvl w:ilvl="1" w:tplc="40090003" w:tentative="1">
+      <w:start w:val="1"/>
+      <w:numFmt w:val="bullet"/>
+      <w:lvlText w:val="o"/>
+      <w:lvlJc w:val="left"/>
+      <w:pPr>
+        <w:ind w:left="2007" w:hanging="360"/>
+      </w:pPr>
+      <w:rPr>
+        <w:rFonts w:ascii="Courier New" w:hAnsi="Courier New" w:cs="Courier New" w:hint="default"/>
+      </w:rPr>
+    </w:lvl>
+    <w:lvl w:ilvl="2" w:tplc="40090005" w:tentative="1">
+      <w:start w:val="1"/>
+      <w:numFmt w:val="bullet"/>
+      <w:lvlText w:val=""/>
+      <w:lvlJc w:val="left"/>
+      <w:pPr>
+        <w:ind w:left="2727" w:hanging="360"/>
+      </w:pPr>
+      <w:rPr>
+        <w:rFonts w:ascii="Wingdings" w:hAnsi="Wingdings" w:hint="default"/>
+      </w:rPr>
+    </w:lvl>
+    <w:lvl w:ilvl="3" w:tplc="40090001" w:tentative="1">
+      <w:start w:val="1"/>
+      <w:numFmt w:val="bullet"/>
+      <w:lvlText w:val=""/>
+      <w:lvlJc w:val="left"/>
+      <w:pPr>
+        <w:ind w:left="3447" w:hanging="360"/>
+      </w:pPr>
+      <w:rPr>
+        <w:rFonts w:ascii="Symbol" w:hAnsi="Symbol" w:hint="default"/>
+      </w:rPr>
+    </w:lvl>
+    <w:lvl w:ilvl="4" w:tplc="40090003" w:tentative="1">
+      <w:start w:val="1"/>
+      <w:numFmt w:val="bullet"/>
+      <w:lvlText w:val="o"/>
+      <w:lvlJc w:val="left"/>
+      <w:pPr>
+        <w:ind w:left="4167" w:hanging="360"/>
+      </w:pPr>
+      <w:rPr>
+        <w:rFonts w:ascii="Courier New" w:hAnsi="Courier New" w:cs="Courier New" w:hint="default"/>
+      </w:rPr>
+    </w:lvl>
+    <w:lvl w:ilvl="5" w:tplc="40090005" w:tentative="1">
+      <w:start w:val="1"/>
+      <w:numFmt w:val="bullet"/>
+      <w:lvlText w:val=""/>
+      <w:lvlJc w:val="left"/>
+      <w:pPr>
+        <w:ind w:left="4887" w:hanging="360"/>
+      </w:pPr>
+      <w:rPr>
+        <w:rFonts w:ascii="Wingdings" w:hAnsi="Wingdings" w:hint="default"/>
+      </w:rPr>
+    </w:lvl>
+    <w:lvl w:ilvl="6" w:tplc="40090001" w:tentative="1">
+      <w:start w:val="1"/>
+      <w:numFmt w:val="bullet"/>
+      <w:lvlText w:val=""/>
+      <w:lvlJc w:val="left"/>
+      <w:pPr>
+        <w:ind w:left="5607" w:hanging="360"/>
+      </w:pPr>
+      <w:rPr>
+        <w:rFonts w:ascii="Symbol" w:hAnsi="Symbol" w:hint="default"/>
+      </w:rPr>
+    </w:lvl>
+    <w:lvl w:ilvl="7" w:tplc="40090003" w:tentative="1">
+      <w:start w:val="1"/>
+      <w:numFmt w:val="bullet"/>
+      <w:lvlText w:val="o"/>
+      <w:lvlJc w:val="left"/>
+      <w:pPr>
+        <w:ind w:left="6327" w:hanging="360"/>
+      </w:pPr>
+      <w:rPr>
+        <w:rFonts w:ascii="Courier New" w:hAnsi="Courier New" w:cs="Courier New" w:hint="default"/>
+      </w:rPr>
+    </w:lvl>
+    <w:lvl w:ilvl="8" w:tplc="40090005" w:tentative="1">
+      <w:start w:val="1"/>
+      <w:numFmt w:val="bullet"/>
+      <w:lvlText w:val=""/>
+      <w:lvlJc w:val="left"/>
+      <w:pPr>
+        <w:ind w:left="7047" w:hanging="360"/>
+      </w:pPr>
+      <w:rPr>
+        <w:rFonts w:ascii="Wingdings" w:hAnsi="Wingdings" w:hint="default"/>
+      </w:rPr>
+    </w:lvl>
+  </w:abstractNum>
+  <w:abstractNum w:abstractNumId="14" w15:restartNumberingAfterBreak="0">
     <w:nsid w:val="3A6D1EEB"/>
     <w:multiLevelType w:val="hybridMultilevel"/>
     <w:tmpl w:val="A4E43B0A"/>
@@ -2889,7 +4886,120 @@
       </w:rPr>
     </w:lvl>
   </w:abstractNum>
-  <w:abstractNum w:abstractNumId="10" w15:restartNumberingAfterBreak="0">
+  <w:abstractNum w:abstractNumId="15" w15:restartNumberingAfterBreak="0">
+    <w:nsid w:val="3E2D7FA7"/>
+    <w:multiLevelType w:val="hybridMultilevel"/>
+    <w:tmpl w:val="F54272D6"/>
+    <w:lvl w:ilvl="0" w:tplc="40090001">
+      <w:start w:val="1"/>
+      <w:numFmt w:val="bullet"/>
+      <w:lvlText w:val=""/>
+      <w:lvlJc w:val="left"/>
+      <w:pPr>
+        <w:ind w:left="1287" w:hanging="360"/>
+      </w:pPr>
+      <w:rPr>
+        <w:rFonts w:ascii="Symbol" w:hAnsi="Symbol" w:hint="default"/>
+      </w:rPr>
+    </w:lvl>
+    <w:lvl w:ilvl="1" w:tplc="40090003" w:tentative="1">
+      <w:start w:val="1"/>
+      <w:numFmt w:val="bullet"/>
+      <w:lvlText w:val="o"/>
+      <w:lvlJc w:val="left"/>
+      <w:pPr>
+        <w:ind w:left="2007" w:hanging="360"/>
+      </w:pPr>
+      <w:rPr>
+        <w:rFonts w:ascii="Courier New" w:hAnsi="Courier New" w:cs="Courier New" w:hint="default"/>
+      </w:rPr>
+    </w:lvl>
+    <w:lvl w:ilvl="2" w:tplc="40090005" w:tentative="1">
+      <w:start w:val="1"/>
+      <w:numFmt w:val="bullet"/>
+      <w:lvlText w:val=""/>
+      <w:lvlJc w:val="left"/>
+      <w:pPr>
+        <w:ind w:left="2727" w:hanging="360"/>
+      </w:pPr>
+      <w:rPr>
+        <w:rFonts w:ascii="Wingdings" w:hAnsi="Wingdings" w:hint="default"/>
+      </w:rPr>
+    </w:lvl>
+    <w:lvl w:ilvl="3" w:tplc="40090001" w:tentative="1">
+      <w:start w:val="1"/>
+      <w:numFmt w:val="bullet"/>
+      <w:lvlText w:val=""/>
+      <w:lvlJc w:val="left"/>
+      <w:pPr>
+        <w:ind w:left="3447" w:hanging="360"/>
+      </w:pPr>
+      <w:rPr>
+        <w:rFonts w:ascii="Symbol" w:hAnsi="Symbol" w:hint="default"/>
+      </w:rPr>
+    </w:lvl>
+    <w:lvl w:ilvl="4" w:tplc="40090003" w:tentative="1">
+      <w:start w:val="1"/>
+      <w:numFmt w:val="bullet"/>
+      <w:lvlText w:val="o"/>
+      <w:lvlJc w:val="left"/>
+      <w:pPr>
+        <w:ind w:left="4167" w:hanging="360"/>
+      </w:pPr>
+      <w:rPr>
+        <w:rFonts w:ascii="Courier New" w:hAnsi="Courier New" w:cs="Courier New" w:hint="default"/>
+      </w:rPr>
+    </w:lvl>
+    <w:lvl w:ilvl="5" w:tplc="40090005" w:tentative="1">
+      <w:start w:val="1"/>
+      <w:numFmt w:val="bullet"/>
+      <w:lvlText w:val=""/>
+      <w:lvlJc w:val="left"/>
+      <w:pPr>
+        <w:ind w:left="4887" w:hanging="360"/>
+      </w:pPr>
+      <w:rPr>
+        <w:rFonts w:ascii="Wingdings" w:hAnsi="Wingdings" w:hint="default"/>
+      </w:rPr>
+    </w:lvl>
+    <w:lvl w:ilvl="6" w:tplc="40090001" w:tentative="1">
+      <w:start w:val="1"/>
+      <w:numFmt w:val="bullet"/>
+      <w:lvlText w:val=""/>
+      <w:lvlJc w:val="left"/>
+      <w:pPr>
+        <w:ind w:left="5607" w:hanging="360"/>
+      </w:pPr>
+      <w:rPr>
+        <w:rFonts w:ascii="Symbol" w:hAnsi="Symbol" w:hint="default"/>
+      </w:rPr>
+    </w:lvl>
+    <w:lvl w:ilvl="7" w:tplc="40090003" w:tentative="1">
+      <w:start w:val="1"/>
+      <w:numFmt w:val="bullet"/>
+      <w:lvlText w:val="o"/>
+      <w:lvlJc w:val="left"/>
+      <w:pPr>
+        <w:ind w:left="6327" w:hanging="360"/>
+      </w:pPr>
+      <w:rPr>
+        <w:rFonts w:ascii="Courier New" w:hAnsi="Courier New" w:cs="Courier New" w:hint="default"/>
+      </w:rPr>
+    </w:lvl>
+    <w:lvl w:ilvl="8" w:tplc="40090005" w:tentative="1">
+      <w:start w:val="1"/>
+      <w:numFmt w:val="bullet"/>
+      <w:lvlText w:val=""/>
+      <w:lvlJc w:val="left"/>
+      <w:pPr>
+        <w:ind w:left="7047" w:hanging="360"/>
+      </w:pPr>
+      <w:rPr>
+        <w:rFonts w:ascii="Wingdings" w:hAnsi="Wingdings" w:hint="default"/>
+      </w:rPr>
+    </w:lvl>
+  </w:abstractNum>
+  <w:abstractNum w:abstractNumId="16" w15:restartNumberingAfterBreak="0">
     <w:nsid w:val="4637002E"/>
     <w:multiLevelType w:val="hybridMultilevel"/>
     <w:tmpl w:val="DA102FDE"/>
@@ -2980,7 +5090,120 @@
       </w:pPr>
     </w:lvl>
   </w:abstractNum>
-  <w:abstractNum w:abstractNumId="11" w15:restartNumberingAfterBreak="0">
+  <w:abstractNum w:abstractNumId="17" w15:restartNumberingAfterBreak="0">
+    <w:nsid w:val="497D7F80"/>
+    <w:multiLevelType w:val="hybridMultilevel"/>
+    <w:tmpl w:val="5F243FEA"/>
+    <w:lvl w:ilvl="0" w:tplc="40090001">
+      <w:start w:val="1"/>
+      <w:numFmt w:val="bullet"/>
+      <w:lvlText w:val=""/>
+      <w:lvlJc w:val="left"/>
+      <w:pPr>
+        <w:ind w:left="1287" w:hanging="360"/>
+      </w:pPr>
+      <w:rPr>
+        <w:rFonts w:ascii="Symbol" w:hAnsi="Symbol" w:hint="default"/>
+      </w:rPr>
+    </w:lvl>
+    <w:lvl w:ilvl="1" w:tplc="40090003" w:tentative="1">
+      <w:start w:val="1"/>
+      <w:numFmt w:val="bullet"/>
+      <w:lvlText w:val="o"/>
+      <w:lvlJc w:val="left"/>
+      <w:pPr>
+        <w:ind w:left="2007" w:hanging="360"/>
+      </w:pPr>
+      <w:rPr>
+        <w:rFonts w:ascii="Courier New" w:hAnsi="Courier New" w:cs="Courier New" w:hint="default"/>
+      </w:rPr>
+    </w:lvl>
+    <w:lvl w:ilvl="2" w:tplc="40090005" w:tentative="1">
+      <w:start w:val="1"/>
+      <w:numFmt w:val="bullet"/>
+      <w:lvlText w:val=""/>
+      <w:lvlJc w:val="left"/>
+      <w:pPr>
+        <w:ind w:left="2727" w:hanging="360"/>
+      </w:pPr>
+      <w:rPr>
+        <w:rFonts w:ascii="Wingdings" w:hAnsi="Wingdings" w:hint="default"/>
+      </w:rPr>
+    </w:lvl>
+    <w:lvl w:ilvl="3" w:tplc="40090001" w:tentative="1">
+      <w:start w:val="1"/>
+      <w:numFmt w:val="bullet"/>
+      <w:lvlText w:val=""/>
+      <w:lvlJc w:val="left"/>
+      <w:pPr>
+        <w:ind w:left="3447" w:hanging="360"/>
+      </w:pPr>
+      <w:rPr>
+        <w:rFonts w:ascii="Symbol" w:hAnsi="Symbol" w:hint="default"/>
+      </w:rPr>
+    </w:lvl>
+    <w:lvl w:ilvl="4" w:tplc="40090003" w:tentative="1">
+      <w:start w:val="1"/>
+      <w:numFmt w:val="bullet"/>
+      <w:lvlText w:val="o"/>
+      <w:lvlJc w:val="left"/>
+      <w:pPr>
+        <w:ind w:left="4167" w:hanging="360"/>
+      </w:pPr>
+      <w:rPr>
+        <w:rFonts w:ascii="Courier New" w:hAnsi="Courier New" w:cs="Courier New" w:hint="default"/>
+      </w:rPr>
+    </w:lvl>
+    <w:lvl w:ilvl="5" w:tplc="40090005" w:tentative="1">
+      <w:start w:val="1"/>
+      <w:numFmt w:val="bullet"/>
+      <w:lvlText w:val=""/>
+      <w:lvlJc w:val="left"/>
+      <w:pPr>
+        <w:ind w:left="4887" w:hanging="360"/>
+      </w:pPr>
+      <w:rPr>
+        <w:rFonts w:ascii="Wingdings" w:hAnsi="Wingdings" w:hint="default"/>
+      </w:rPr>
+    </w:lvl>
+    <w:lvl w:ilvl="6" w:tplc="40090001" w:tentative="1">
+      <w:start w:val="1"/>
+      <w:numFmt w:val="bullet"/>
+      <w:lvlText w:val=""/>
+      <w:lvlJc w:val="left"/>
+      <w:pPr>
+        <w:ind w:left="5607" w:hanging="360"/>
+      </w:pPr>
+      <w:rPr>
+        <w:rFonts w:ascii="Symbol" w:hAnsi="Symbol" w:hint="default"/>
+      </w:rPr>
+    </w:lvl>
+    <w:lvl w:ilvl="7" w:tplc="40090003" w:tentative="1">
+      <w:start w:val="1"/>
+      <w:numFmt w:val="bullet"/>
+      <w:lvlText w:val="o"/>
+      <w:lvlJc w:val="left"/>
+      <w:pPr>
+        <w:ind w:left="6327" w:hanging="360"/>
+      </w:pPr>
+      <w:rPr>
+        <w:rFonts w:ascii="Courier New" w:hAnsi="Courier New" w:cs="Courier New" w:hint="default"/>
+      </w:rPr>
+    </w:lvl>
+    <w:lvl w:ilvl="8" w:tplc="40090005" w:tentative="1">
+      <w:start w:val="1"/>
+      <w:numFmt w:val="bullet"/>
+      <w:lvlText w:val=""/>
+      <w:lvlJc w:val="left"/>
+      <w:pPr>
+        <w:ind w:left="7047" w:hanging="360"/>
+      </w:pPr>
+      <w:rPr>
+        <w:rFonts w:ascii="Wingdings" w:hAnsi="Wingdings" w:hint="default"/>
+      </w:rPr>
+    </w:lvl>
+  </w:abstractNum>
+  <w:abstractNum w:abstractNumId="18" w15:restartNumberingAfterBreak="0">
     <w:nsid w:val="4CCF66ED"/>
     <w:multiLevelType w:val="hybridMultilevel"/>
     <w:tmpl w:val="DA102FDE"/>
@@ -3071,7 +5294,7 @@
       </w:pPr>
     </w:lvl>
   </w:abstractNum>
-  <w:abstractNum w:abstractNumId="12" w15:restartNumberingAfterBreak="0">
+  <w:abstractNum w:abstractNumId="19" w15:restartNumberingAfterBreak="0">
     <w:nsid w:val="53146F25"/>
     <w:multiLevelType w:val="hybridMultilevel"/>
     <w:tmpl w:val="72E099B6"/>
@@ -3184,7 +5407,324 @@
       </w:rPr>
     </w:lvl>
   </w:abstractNum>
-  <w:abstractNum w:abstractNumId="13" w15:restartNumberingAfterBreak="0">
+  <w:abstractNum w:abstractNumId="20" w15:restartNumberingAfterBreak="0">
+    <w:nsid w:val="54DD750C"/>
+    <w:multiLevelType w:val="hybridMultilevel"/>
+    <w:tmpl w:val="2AEC1E02"/>
+    <w:lvl w:ilvl="0" w:tplc="40090001">
+      <w:start w:val="1"/>
+      <w:numFmt w:val="bullet"/>
+      <w:lvlText w:val=""/>
+      <w:lvlJc w:val="left"/>
+      <w:pPr>
+        <w:ind w:left="1287" w:hanging="360"/>
+      </w:pPr>
+      <w:rPr>
+        <w:rFonts w:ascii="Symbol" w:hAnsi="Symbol" w:hint="default"/>
+      </w:rPr>
+    </w:lvl>
+    <w:lvl w:ilvl="1" w:tplc="40090003" w:tentative="1">
+      <w:start w:val="1"/>
+      <w:numFmt w:val="bullet"/>
+      <w:lvlText w:val="o"/>
+      <w:lvlJc w:val="left"/>
+      <w:pPr>
+        <w:ind w:left="2007" w:hanging="360"/>
+      </w:pPr>
+      <w:rPr>
+        <w:rFonts w:ascii="Courier New" w:hAnsi="Courier New" w:cs="Courier New" w:hint="default"/>
+      </w:rPr>
+    </w:lvl>
+    <w:lvl w:ilvl="2" w:tplc="40090005" w:tentative="1">
+      <w:start w:val="1"/>
+      <w:numFmt w:val="bullet"/>
+      <w:lvlText w:val=""/>
+      <w:lvlJc w:val="left"/>
+      <w:pPr>
+        <w:ind w:left="2727" w:hanging="360"/>
+      </w:pPr>
+      <w:rPr>
+        <w:rFonts w:ascii="Wingdings" w:hAnsi="Wingdings" w:hint="default"/>
+      </w:rPr>
+    </w:lvl>
+    <w:lvl w:ilvl="3" w:tplc="40090001" w:tentative="1">
+      <w:start w:val="1"/>
+      <w:numFmt w:val="bullet"/>
+      <w:lvlText w:val=""/>
+      <w:lvlJc w:val="left"/>
+      <w:pPr>
+        <w:ind w:left="3447" w:hanging="360"/>
+      </w:pPr>
+      <w:rPr>
+        <w:rFonts w:ascii="Symbol" w:hAnsi="Symbol" w:hint="default"/>
+      </w:rPr>
+    </w:lvl>
+    <w:lvl w:ilvl="4" w:tplc="40090003" w:tentative="1">
+      <w:start w:val="1"/>
+      <w:numFmt w:val="bullet"/>
+      <w:lvlText w:val="o"/>
+      <w:lvlJc w:val="left"/>
+      <w:pPr>
+        <w:ind w:left="4167" w:hanging="360"/>
+      </w:pPr>
+      <w:rPr>
+        <w:rFonts w:ascii="Courier New" w:hAnsi="Courier New" w:cs="Courier New" w:hint="default"/>
+      </w:rPr>
+    </w:lvl>
+    <w:lvl w:ilvl="5" w:tplc="40090005" w:tentative="1">
+      <w:start w:val="1"/>
+      <w:numFmt w:val="bullet"/>
+      <w:lvlText w:val=""/>
+      <w:lvlJc w:val="left"/>
+      <w:pPr>
+        <w:ind w:left="4887" w:hanging="360"/>
+      </w:pPr>
+      <w:rPr>
+        <w:rFonts w:ascii="Wingdings" w:hAnsi="Wingdings" w:hint="default"/>
+      </w:rPr>
+    </w:lvl>
+    <w:lvl w:ilvl="6" w:tplc="40090001" w:tentative="1">
+      <w:start w:val="1"/>
+      <w:numFmt w:val="bullet"/>
+      <w:lvlText w:val=""/>
+      <w:lvlJc w:val="left"/>
+      <w:pPr>
+        <w:ind w:left="5607" w:hanging="360"/>
+      </w:pPr>
+      <w:rPr>
+        <w:rFonts w:ascii="Symbol" w:hAnsi="Symbol" w:hint="default"/>
+      </w:rPr>
+    </w:lvl>
+    <w:lvl w:ilvl="7" w:tplc="40090003" w:tentative="1">
+      <w:start w:val="1"/>
+      <w:numFmt w:val="bullet"/>
+      <w:lvlText w:val="o"/>
+      <w:lvlJc w:val="left"/>
+      <w:pPr>
+        <w:ind w:left="6327" w:hanging="360"/>
+      </w:pPr>
+      <w:rPr>
+        <w:rFonts w:ascii="Courier New" w:hAnsi="Courier New" w:cs="Courier New" w:hint="default"/>
+      </w:rPr>
+    </w:lvl>
+    <w:lvl w:ilvl="8" w:tplc="40090005" w:tentative="1">
+      <w:start w:val="1"/>
+      <w:numFmt w:val="bullet"/>
+      <w:lvlText w:val=""/>
+      <w:lvlJc w:val="left"/>
+      <w:pPr>
+        <w:ind w:left="7047" w:hanging="360"/>
+      </w:pPr>
+      <w:rPr>
+        <w:rFonts w:ascii="Wingdings" w:hAnsi="Wingdings" w:hint="default"/>
+      </w:rPr>
+    </w:lvl>
+  </w:abstractNum>
+  <w:abstractNum w:abstractNumId="21" w15:restartNumberingAfterBreak="0">
+    <w:nsid w:val="5A7500F3"/>
+    <w:multiLevelType w:val="hybridMultilevel"/>
+    <w:tmpl w:val="49E08E5A"/>
+    <w:lvl w:ilvl="0" w:tplc="40090001">
+      <w:start w:val="1"/>
+      <w:numFmt w:val="bullet"/>
+      <w:lvlText w:val=""/>
+      <w:lvlJc w:val="left"/>
+      <w:pPr>
+        <w:ind w:left="1287" w:hanging="360"/>
+      </w:pPr>
+      <w:rPr>
+        <w:rFonts w:ascii="Symbol" w:hAnsi="Symbol" w:hint="default"/>
+      </w:rPr>
+    </w:lvl>
+    <w:lvl w:ilvl="1" w:tplc="40090003" w:tentative="1">
+      <w:start w:val="1"/>
+      <w:numFmt w:val="bullet"/>
+      <w:lvlText w:val="o"/>
+      <w:lvlJc w:val="left"/>
+      <w:pPr>
+        <w:ind w:left="2007" w:hanging="360"/>
+      </w:pPr>
+      <w:rPr>
+        <w:rFonts w:ascii="Courier New" w:hAnsi="Courier New" w:cs="Courier New" w:hint="default"/>
+      </w:rPr>
+    </w:lvl>
+    <w:lvl w:ilvl="2" w:tplc="40090005" w:tentative="1">
+      <w:start w:val="1"/>
+      <w:numFmt w:val="bullet"/>
+      <w:lvlText w:val=""/>
+      <w:lvlJc w:val="left"/>
+      <w:pPr>
+        <w:ind w:left="2727" w:hanging="360"/>
+      </w:pPr>
+      <w:rPr>
+        <w:rFonts w:ascii="Wingdings" w:hAnsi="Wingdings" w:hint="default"/>
+      </w:rPr>
+    </w:lvl>
+    <w:lvl w:ilvl="3" w:tplc="40090001" w:tentative="1">
+      <w:start w:val="1"/>
+      <w:numFmt w:val="bullet"/>
+      <w:lvlText w:val=""/>
+      <w:lvlJc w:val="left"/>
+      <w:pPr>
+        <w:ind w:left="3447" w:hanging="360"/>
+      </w:pPr>
+      <w:rPr>
+        <w:rFonts w:ascii="Symbol" w:hAnsi="Symbol" w:hint="default"/>
+      </w:rPr>
+    </w:lvl>
+    <w:lvl w:ilvl="4" w:tplc="40090003" w:tentative="1">
+      <w:start w:val="1"/>
+      <w:numFmt w:val="bullet"/>
+      <w:lvlText w:val="o"/>
+      <w:lvlJc w:val="left"/>
+      <w:pPr>
+        <w:ind w:left="4167" w:hanging="360"/>
+      </w:pPr>
+      <w:rPr>
+        <w:rFonts w:ascii="Courier New" w:hAnsi="Courier New" w:cs="Courier New" w:hint="default"/>
+      </w:rPr>
+    </w:lvl>
+    <w:lvl w:ilvl="5" w:tplc="40090005" w:tentative="1">
+      <w:start w:val="1"/>
+      <w:numFmt w:val="bullet"/>
+      <w:lvlText w:val=""/>
+      <w:lvlJc w:val="left"/>
+      <w:pPr>
+        <w:ind w:left="4887" w:hanging="360"/>
+      </w:pPr>
+      <w:rPr>
+        <w:rFonts w:ascii="Wingdings" w:hAnsi="Wingdings" w:hint="default"/>
+      </w:rPr>
+    </w:lvl>
+    <w:lvl w:ilvl="6" w:tplc="40090001" w:tentative="1">
+      <w:start w:val="1"/>
+      <w:numFmt w:val="bullet"/>
+      <w:lvlText w:val=""/>
+      <w:lvlJc w:val="left"/>
+      <w:pPr>
+        <w:ind w:left="5607" w:hanging="360"/>
+      </w:pPr>
+      <w:rPr>
+        <w:rFonts w:ascii="Symbol" w:hAnsi="Symbol" w:hint="default"/>
+      </w:rPr>
+    </w:lvl>
+    <w:lvl w:ilvl="7" w:tplc="40090003" w:tentative="1">
+      <w:start w:val="1"/>
+      <w:numFmt w:val="bullet"/>
+      <w:lvlText w:val="o"/>
+      <w:lvlJc w:val="left"/>
+      <w:pPr>
+        <w:ind w:left="6327" w:hanging="360"/>
+      </w:pPr>
+      <w:rPr>
+        <w:rFonts w:ascii="Courier New" w:hAnsi="Courier New" w:cs="Courier New" w:hint="default"/>
+      </w:rPr>
+    </w:lvl>
+    <w:lvl w:ilvl="8" w:tplc="40090005" w:tentative="1">
+      <w:start w:val="1"/>
+      <w:numFmt w:val="bullet"/>
+      <w:lvlText w:val=""/>
+      <w:lvlJc w:val="left"/>
+      <w:pPr>
+        <w:ind w:left="7047" w:hanging="360"/>
+      </w:pPr>
+      <w:rPr>
+        <w:rFonts w:ascii="Wingdings" w:hAnsi="Wingdings" w:hint="default"/>
+      </w:rPr>
+    </w:lvl>
+  </w:abstractNum>
+  <w:abstractNum w:abstractNumId="22" w15:restartNumberingAfterBreak="0">
+    <w:nsid w:val="60B66124"/>
+    <w:multiLevelType w:val="hybridMultilevel"/>
+    <w:tmpl w:val="DA102FDE"/>
+    <w:lvl w:ilvl="0" w:tplc="B21C7362">
+      <w:start w:val="1"/>
+      <w:numFmt w:val="decimal"/>
+      <w:lvlText w:val="%1)"/>
+      <w:lvlJc w:val="left"/>
+      <w:pPr>
+        <w:ind w:left="720" w:hanging="360"/>
+      </w:pPr>
+      <w:rPr>
+        <w:rFonts w:hint="default"/>
+        <w:sz w:val="28"/>
+        <w:szCs w:val="28"/>
+      </w:rPr>
+    </w:lvl>
+    <w:lvl w:ilvl="1" w:tplc="40090019" w:tentative="1">
+      <w:start w:val="1"/>
+      <w:numFmt w:val="lowerLetter"/>
+      <w:lvlText w:val="%2."/>
+      <w:lvlJc w:val="left"/>
+      <w:pPr>
+        <w:ind w:left="1440" w:hanging="360"/>
+      </w:pPr>
+    </w:lvl>
+    <w:lvl w:ilvl="2" w:tplc="4009001B" w:tentative="1">
+      <w:start w:val="1"/>
+      <w:numFmt w:val="lowerRoman"/>
+      <w:lvlText w:val="%3."/>
+      <w:lvlJc w:val="right"/>
+      <w:pPr>
+        <w:ind w:left="2160" w:hanging="180"/>
+      </w:pPr>
+    </w:lvl>
+    <w:lvl w:ilvl="3" w:tplc="4009000F" w:tentative="1">
+      <w:start w:val="1"/>
+      <w:numFmt w:val="decimal"/>
+      <w:lvlText w:val="%4."/>
+      <w:lvlJc w:val="left"/>
+      <w:pPr>
+        <w:ind w:left="2880" w:hanging="360"/>
+      </w:pPr>
+    </w:lvl>
+    <w:lvl w:ilvl="4" w:tplc="40090019" w:tentative="1">
+      <w:start w:val="1"/>
+      <w:numFmt w:val="lowerLetter"/>
+      <w:lvlText w:val="%5."/>
+      <w:lvlJc w:val="left"/>
+      <w:pPr>
+        <w:ind w:left="3600" w:hanging="360"/>
+      </w:pPr>
+    </w:lvl>
+    <w:lvl w:ilvl="5" w:tplc="4009001B" w:tentative="1">
+      <w:start w:val="1"/>
+      <w:numFmt w:val="lowerRoman"/>
+      <w:lvlText w:val="%6."/>
+      <w:lvlJc w:val="right"/>
+      <w:pPr>
+        <w:ind w:left="4320" w:hanging="180"/>
+      </w:pPr>
+    </w:lvl>
+    <w:lvl w:ilvl="6" w:tplc="4009000F" w:tentative="1">
+      <w:start w:val="1"/>
+      <w:numFmt w:val="decimal"/>
+      <w:lvlText w:val="%7."/>
+      <w:lvlJc w:val="left"/>
+      <w:pPr>
+        <w:ind w:left="5040" w:hanging="360"/>
+      </w:pPr>
+    </w:lvl>
+    <w:lvl w:ilvl="7" w:tplc="40090019" w:tentative="1">
+      <w:start w:val="1"/>
+      <w:numFmt w:val="lowerLetter"/>
+      <w:lvlText w:val="%8."/>
+      <w:lvlJc w:val="left"/>
+      <w:pPr>
+        <w:ind w:left="5760" w:hanging="360"/>
+      </w:pPr>
+    </w:lvl>
+    <w:lvl w:ilvl="8" w:tplc="4009001B" w:tentative="1">
+      <w:start w:val="1"/>
+      <w:numFmt w:val="lowerRoman"/>
+      <w:lvlText w:val="%9."/>
+      <w:lvlJc w:val="right"/>
+      <w:pPr>
+        <w:ind w:left="6480" w:hanging="180"/>
+      </w:pPr>
+    </w:lvl>
+  </w:abstractNum>
+  <w:abstractNum w:abstractNumId="23" w15:restartNumberingAfterBreak="0">
     <w:nsid w:val="649150A6"/>
     <w:multiLevelType w:val="hybridMultilevel"/>
     <w:tmpl w:val="DA102FDE"/>
@@ -3275,7 +5815,7 @@
       </w:pPr>
     </w:lvl>
   </w:abstractNum>
-  <w:abstractNum w:abstractNumId="14" w15:restartNumberingAfterBreak="0">
+  <w:abstractNum w:abstractNumId="24" w15:restartNumberingAfterBreak="0">
     <w:nsid w:val="75EA61F5"/>
     <w:multiLevelType w:val="hybridMultilevel"/>
     <w:tmpl w:val="785A902E"/>
@@ -3388,7 +5928,7 @@
       </w:rPr>
     </w:lvl>
   </w:abstractNum>
-  <w:abstractNum w:abstractNumId="15" w15:restartNumberingAfterBreak="0">
+  <w:abstractNum w:abstractNumId="25" w15:restartNumberingAfterBreak="0">
     <w:nsid w:val="79767E01"/>
     <w:multiLevelType w:val="hybridMultilevel"/>
     <w:tmpl w:val="61CE7252"/>
@@ -3502,52 +6042,82 @@
     </w:lvl>
   </w:abstractNum>
   <w:num w:numId="1">
+    <w:abstractNumId w:val="1"/>
+  </w:num>
+  <w:num w:numId="2">
+    <w:abstractNumId w:val="25"/>
+  </w:num>
+  <w:num w:numId="3">
+    <w:abstractNumId w:val="24"/>
+  </w:num>
+  <w:num w:numId="4">
+    <w:abstractNumId w:val="18"/>
+  </w:num>
+  <w:num w:numId="5">
+    <w:abstractNumId w:val="14"/>
+  </w:num>
+  <w:num w:numId="6">
+    <w:abstractNumId w:val="3"/>
+  </w:num>
+  <w:num w:numId="7">
+    <w:abstractNumId w:val="8"/>
+  </w:num>
+  <w:num w:numId="8">
+    <w:abstractNumId w:val="5"/>
+  </w:num>
+  <w:num w:numId="9">
+    <w:abstractNumId w:val="9"/>
+  </w:num>
+  <w:num w:numId="10">
+    <w:abstractNumId w:val="23"/>
+  </w:num>
+  <w:num w:numId="11">
+    <w:abstractNumId w:val="11"/>
+  </w:num>
+  <w:num w:numId="12">
+    <w:abstractNumId w:val="19"/>
+  </w:num>
+  <w:num w:numId="13">
+    <w:abstractNumId w:val="6"/>
+  </w:num>
+  <w:num w:numId="14">
+    <w:abstractNumId w:val="10"/>
+  </w:num>
+  <w:num w:numId="15">
+    <w:abstractNumId w:val="16"/>
+  </w:num>
+  <w:num w:numId="16">
+    <w:abstractNumId w:val="7"/>
+  </w:num>
+  <w:num w:numId="17">
+    <w:abstractNumId w:val="4"/>
+  </w:num>
+  <w:num w:numId="18">
+    <w:abstractNumId w:val="12"/>
+  </w:num>
+  <w:num w:numId="19">
+    <w:abstractNumId w:val="2"/>
+  </w:num>
+  <w:num w:numId="20">
     <w:abstractNumId w:val="0"/>
   </w:num>
-  <w:num w:numId="2">
+  <w:num w:numId="21">
     <w:abstractNumId w:val="15"/>
   </w:num>
-  <w:num w:numId="3">
-    <w:abstractNumId w:val="14"/>
+  <w:num w:numId="22">
+    <w:abstractNumId w:val="20"/>
   </w:num>
-  <w:num w:numId="4">
-    <w:abstractNumId w:val="11"/>
+  <w:num w:numId="23">
+    <w:abstractNumId w:val="17"/>
   </w:num>
-  <w:num w:numId="5">
-    <w:abstractNumId w:val="9"/>
+  <w:num w:numId="24">
+    <w:abstractNumId w:val="22"/>
   </w:num>
-  <w:num w:numId="6">
-    <w:abstractNumId w:val="1"/>
-  </w:num>
-  <w:num w:numId="7">
-    <w:abstractNumId w:val="5"/>
-  </w:num>
-  <w:num w:numId="8">
-    <w:abstractNumId w:val="2"/>
-  </w:num>
-  <w:num w:numId="9">
-    <w:abstractNumId w:val="6"/>
-  </w:num>
-  <w:num w:numId="10">
+  <w:num w:numId="25">
     <w:abstractNumId w:val="13"/>
   </w:num>
-  <w:num w:numId="11">
-    <w:abstractNumId w:val="8"/>
-  </w:num>
-  <w:num w:numId="12">
-    <w:abstractNumId w:val="12"/>
-  </w:num>
-  <w:num w:numId="13">
-    <w:abstractNumId w:val="3"/>
-  </w:num>
-  <w:num w:numId="14">
-    <w:abstractNumId w:val="7"/>
-  </w:num>
-  <w:num w:numId="15">
-    <w:abstractNumId w:val="10"/>
-  </w:num>
-  <w:num w:numId="16">
-    <w:abstractNumId w:val="4"/>
+  <w:num w:numId="26">
+    <w:abstractNumId w:val="21"/>
   </w:num>
 </w:numbering>
 </file>
